--- a/target/Marco intreu.docx
+++ b/target/Marco intreu.docx
@@ -24,7 +24,7 @@
           <w:szCs w:val="27"/>
           <w:lang w:eastAsia="it-IT"/>
         </w:rPr>
-        <w:t xml:space="preserve">4</w:t>
+        <w:t xml:space="preserve">Marco</w:t>
       </w:r>
     </w:p>
     <w:p>
@@ -153,47 +153,47 @@
           <w:lang w:eastAsia="it-IT"/>
         </w:rPr>
         <w:br/>
-        <w:t xml:space="preserve">aderetzai is àndalas suas,</w:t>
-      </w:r>
-      <w:r>
-        <w:rPr>
-          <w:rFonts w:ascii="Times New Roman" w:eastAsia="Times New Roman" w:hAnsi="Times New Roman" w:cs="Times New Roman"/>
-          <w:sz w:val="24"/>
-          <w:szCs w:val="24"/>
-          <w:lang w:eastAsia="it-IT"/>
-        </w:rPr>
-        <w:br/>
-      </w:r>
-      <w:r>
-        <w:rPr>
-          <w:rFonts w:ascii="Times New Roman" w:eastAsia="Times New Roman" w:hAnsi="Times New Roman" w:cs="Times New Roman"/>
-          <w:b/>
-          <w:bCs/>
-          <w:sz w:val="24"/>
-          <w:szCs w:val="24"/>
-          <w:lang w:eastAsia="it-IT"/>
-        </w:rPr>
-        <w:t xml:space="preserve">Giuanni su Batista fiat in su desertu predichendi unu batiari de cunversioni po su perdonu de is pecaus. Acudiat a innui fiat issu totu sa regioni de sa Giudea e totu is de Gerusalemmi,  e issu ddus batiàt in s'arriu Giordanu, comenti cunfessànt is pecaus insoru. Giuanni fiat a besti de pilu de camellu, cun una cintroxa de peddi in lumbus, papàt pibitziri e meli aresti. E predicàt: "Infatu miu at a bènniri su chi est prus poderosu de mei, a chini no seu dìnniu mancu de m'incrubai po ndi ddi scapiai is corrias de is sàndulus. Deu bosi apu batiau cun àcua, ma issu bosi at a batiai cun su Spìridu Santu.</w:t>
-      </w:r>
-      <w:r>
-        <w:rPr>
-          <w:rFonts w:ascii="Times New Roman" w:eastAsia="Times New Roman" w:hAnsi="Times New Roman" w:cs="Times New Roman"/>
-          <w:sz w:val="24"/>
-          <w:szCs w:val="24"/>
-          <w:lang w:eastAsia="it-IT"/>
-        </w:rPr>
-        <w:br/>
-      </w:r>
-      <w:r>
-        <w:rPr>
-          <w:rFonts w:ascii="Times New Roman" w:eastAsia="Times New Roman" w:hAnsi="Times New Roman" w:cs="Times New Roman"/>
-          <w:b/>
-          <w:bCs/>
-          <w:sz w:val="24"/>
-          <w:szCs w:val="24"/>
-          <w:lang w:eastAsia="it-IT"/>
-        </w:rPr>
-        <w:t xml:space="preserve">In cuddas diis Gesùs fiat bènniu de Nazaret de Galilea e Giuanni dd'iat batiau in su Giordanu. E, essendi·ndi de s'àcua, iat bistu is celus aberendi·sì e su Spìridu abascendi asuba de issu comenti a una columba. E una boxi si fiat intèndia de is celus: "Tui ses su Fillu miu prus stimau, e de tui mi cumpraxu". </w:t>
+        <w:t xml:space="preserve">aderetzai is àndalas suas. </w:t>
+      </w:r>
+      <w:r>
+        <w:rPr>
+          <w:rFonts w:ascii="Times New Roman" w:eastAsia="Times New Roman" w:hAnsi="Times New Roman" w:cs="Times New Roman"/>
+          <w:sz w:val="24"/>
+          <w:szCs w:val="24"/>
+          <w:lang w:eastAsia="it-IT"/>
+        </w:rPr>
+        <w:br/>
+      </w:r>
+      <w:r>
+        <w:rPr>
+          <w:rFonts w:ascii="Times New Roman" w:eastAsia="Times New Roman" w:hAnsi="Times New Roman" w:cs="Times New Roman"/>
+          <w:b/>
+          <w:bCs/>
+          <w:sz w:val="24"/>
+          <w:szCs w:val="24"/>
+          <w:lang w:eastAsia="it-IT"/>
+        </w:rPr>
+        <w:t xml:space="preserve">Giuanni su Batista fiat in su desertu predichendi unu batiari de cunversioni po su perdonu de is pecaus. Acudiat a innui fiat issu totu sa regioni de sa Giudea e totu is de Gerusalemmi,  e issu ddus batiàt in s'arriu Giordanu, cumenti cunfessànt is pecaus insoru. Giuanni fiat a besti de pilu de camellu, cun una cintroxa de peddi in lumbus, papàt pibitziri e meli aresti. E predicàt: «Infatu miu at a bènniri su chi est prus poderosu de mei, a chini no seu dìnniu mancu de m'incrubai po ndi ddi scapiai is corrias de is sàndulus. Deu bosi apu batiau cun àcua, ma issu bosi at a batiai cun su Spìridu Santu.</w:t>
+      </w:r>
+      <w:r>
+        <w:rPr>
+          <w:rFonts w:ascii="Times New Roman" w:eastAsia="Times New Roman" w:hAnsi="Times New Roman" w:cs="Times New Roman"/>
+          <w:sz w:val="24"/>
+          <w:szCs w:val="24"/>
+          <w:lang w:eastAsia="it-IT"/>
+        </w:rPr>
+        <w:br/>
+      </w:r>
+      <w:r>
+        <w:rPr>
+          <w:rFonts w:ascii="Times New Roman" w:eastAsia="Times New Roman" w:hAnsi="Times New Roman" w:cs="Times New Roman"/>
+          <w:b/>
+          <w:bCs/>
+          <w:sz w:val="24"/>
+          <w:szCs w:val="24"/>
+          <w:lang w:eastAsia="it-IT"/>
+        </w:rPr>
+        <w:t xml:space="preserve">In cuddas diis Gesùs fiat bènniu de Nazaret de Galilea e Giuanni dd'iat batiau in su Giordanu. E, essendi·ndi de s'àcua, iat bistu is celus aberendi·sì e su Spìridu abascendi asuba de issu cumenti a una columba. E una boxi si fiat intèndia de is celus: «Tui ses su Fillu miu prus stimau, e de tui mi cumpraxu». </w:t>
       </w:r>
       <w:r>
         <w:rPr>
@@ -233,47 +233,47 @@
           <w:szCs w:val="24"/>
           <w:lang w:eastAsia="it-IT"/>
         </w:rPr>
-        <w:t xml:space="preserve">A pustis chi iant tentu a Giuanni, Gesùs fiat andau a Galilea predichendi s'evangèliu de Deus, narendi: "Su tempus est cumpriu e su rennu de Deus est acanta; cunvertei·sì e ponei fidi in s'evangèliu"</w:t>
-      </w:r>
-      <w:r>
-        <w:rPr>
-          <w:rFonts w:ascii="Times New Roman" w:eastAsia="Times New Roman" w:hAnsi="Times New Roman" w:cs="Times New Roman"/>
-          <w:sz w:val="24"/>
-          <w:szCs w:val="24"/>
-          <w:lang w:eastAsia="it-IT"/>
-        </w:rPr>
-        <w:br/>
-      </w:r>
-      <w:r>
-        <w:rPr>
-          <w:rFonts w:ascii="Times New Roman" w:eastAsia="Times New Roman" w:hAnsi="Times New Roman" w:cs="Times New Roman"/>
-          <w:b/>
-          <w:bCs/>
-          <w:sz w:val="24"/>
-          <w:szCs w:val="24"/>
-          <w:lang w:eastAsia="it-IT"/>
-        </w:rPr>
-        <w:t xml:space="preserve">Passendi oru·oru de  su mari de sa Galilea, iat bistu a Simoni e a Andria, fradi de Simoni, ghetendi arretzas a mari ca fiant  piscadoris. Gesùs ddis iat narau: "Sighei·mì, e bosi apu a fàiri a piscadoris de òminis". E in deretura, lassadas is arretzas, dd'iant postu infatu. Andendi prus ainnantis, iat bistu in sa barca fintzas a Giacu de Zebedeu e a Giuanni su fradi, assetiendi is arretzas. Ddus iat tzèrriaus. E issus, lassau su babbu Zebedeu in sa barca cun is giorronaderis, dd'iant postu infatu. </w:t>
-      </w:r>
-      <w:r>
-        <w:rPr>
-          <w:rFonts w:ascii="Times New Roman" w:eastAsia="Times New Roman" w:hAnsi="Times New Roman" w:cs="Times New Roman"/>
-          <w:sz w:val="24"/>
-          <w:szCs w:val="24"/>
-          <w:lang w:eastAsia="it-IT"/>
-        </w:rPr>
-        <w:br/>
-      </w:r>
-      <w:r>
-        <w:rPr>
-          <w:rFonts w:ascii="Times New Roman" w:eastAsia="Times New Roman" w:hAnsi="Times New Roman" w:cs="Times New Roman"/>
-          <w:b/>
-          <w:bCs/>
-          <w:sz w:val="24"/>
-          <w:szCs w:val="24"/>
-          <w:lang w:eastAsia="it-IT"/>
-        </w:rPr>
-        <w:t xml:space="preserve">Fiant andaus a Cafàrnau e intrau su sàbudu etotu in sa sinagoga, Gesùs si fiat postu a donai imparu. E fiant spantaus de sa dotrina sua, poita ca ddis imparàt comenti a chini tenit autoridadi e no comenti a is scribas. Tandus un'òmini chi fiat in sa sinagoga, possidiu de unu spìridu malu, si fiat postu a aboxinai narendi: "Ita ses circhendi·sì, Gesùs Nazarenu?   A si spèrdiri ses bènniu? Deu ddu sciu chini ses tui: su Santu de Deus". E Gesùs dd'iat certau narendi: "Abarra a sa muda e essindi de cuss'òmini! E su spìridu malu, trumentedi·ddu e aboxinendi a forti ndi fiat essiu a foras. Fiant totus intimorigiaus, tantis chi si pregontànt apari: " Ita cosa est custa? Una dotrina noa imparada cun autoridadi. Cumandat  fintzas a is spìridus malus e ddi ponint menti!". E sa nomea sua si fiat spainada in deretura in totu sa Galilea e a ingìriu.  
+        <w:t xml:space="preserve">A pustis chi iant tentu a Giuanni, Gesùs fiat andau a Galilea predichendi s'evangèliu de Deus, narendi: «Su tempus est cumpriu e su rennu de Deus est acanta; cunvertei·sì e ponei fidi in s'evangèliu».</w:t>
+      </w:r>
+      <w:r>
+        <w:rPr>
+          <w:rFonts w:ascii="Times New Roman" w:eastAsia="Times New Roman" w:hAnsi="Times New Roman" w:cs="Times New Roman"/>
+          <w:sz w:val="24"/>
+          <w:szCs w:val="24"/>
+          <w:lang w:eastAsia="it-IT"/>
+        </w:rPr>
+        <w:br/>
+      </w:r>
+      <w:r>
+        <w:rPr>
+          <w:rFonts w:ascii="Times New Roman" w:eastAsia="Times New Roman" w:hAnsi="Times New Roman" w:cs="Times New Roman"/>
+          <w:b/>
+          <w:bCs/>
+          <w:sz w:val="24"/>
+          <w:szCs w:val="24"/>
+          <w:lang w:eastAsia="it-IT"/>
+        </w:rPr>
+        <w:t xml:space="preserve">Passendi oru·oru de  su mari de sa Galilea, iat bistu a Simoni e a Andria, fradi de Simoni, ghetendi arretzas a mari ca fiant  piscadoris. Gesùs ddis iat narau: «Sighei·mì, e bosi apu a fàiri a piscadoris de òminis». E in deretura, lassadas is arretzas, dd'iant postu infatu. Andendi prus ainnantis, iat bistu in sa barca fintzas a Giacu de Zebedeu e a Giuanni su fradi, assetiendi is arretzas. Ddus iat tzèrriaus. E issus, lassau su babbu Zebedeu in sa barca cun is giorronaderis, dd'iant postu infatu. </w:t>
+      </w:r>
+      <w:r>
+        <w:rPr>
+          <w:rFonts w:ascii="Times New Roman" w:eastAsia="Times New Roman" w:hAnsi="Times New Roman" w:cs="Times New Roman"/>
+          <w:sz w:val="24"/>
+          <w:szCs w:val="24"/>
+          <w:lang w:eastAsia="it-IT"/>
+        </w:rPr>
+        <w:br/>
+      </w:r>
+      <w:r>
+        <w:rPr>
+          <w:rFonts w:ascii="Times New Roman" w:eastAsia="Times New Roman" w:hAnsi="Times New Roman" w:cs="Times New Roman"/>
+          <w:b/>
+          <w:bCs/>
+          <w:sz w:val="24"/>
+          <w:szCs w:val="24"/>
+          <w:lang w:eastAsia="it-IT"/>
+        </w:rPr>
+        <w:t xml:space="preserve">Fiant andaus a Cafàrnau e intrau su sàbudu etotu in sa sinagoga, Gesùs si fiat postu a donai imparu. E fiant spantaus de sa dotrina sua, poita ca ddis imparàt cumenti a chini tenit autoridadi e no cumenti a is scribas. Tandus un'òmini chi fiat in sa sinagoga, possidiu de unu spìridu malu, si fiat postu a aboxinai narendi: «Ita ses circhendi·sì, Gesùs Nazarenu?   A si spèrdiri ses bènniu? Deu ddu sciu chini ses tui: su Santu de Deus». E Gesùs dd'iat certau narendi: «Abarra a sa muda e essindi de cuss'òmini!».  E su spìridu malu, trumentedi·ddu e aboxinendi a forti ndi fiat essiu a foras. Fiant totus intimorigiaus, tantis chi si pregontànt apari: «Ita cosa est custa? Una dotrina noa imparada cun autoridadi. Cumandat fintzas a is spìridus malus e ddi ponint menti!». E sa nomea sua si fiat spainada in deretura in totu sa Galilea e a ingìriu.  
 </w:t>
       </w:r>
       <w:r>
@@ -314,47 +314,47 @@
           <w:szCs w:val="24"/>
           <w:lang w:eastAsia="it-IT"/>
         </w:rPr>
-        <w:t xml:space="preserve">32 Lòmpiu chi fiat su merì, e su soli nci fiat intrau, nci dd’iant portau totu is malàdius e is spiridaus. 33 Totu sa citadi fiat atrumada ananti de sa genna. 34 Nd’iat sanau medas chi patiant maladias de ònnia genia e nci iat bogau dimònius meda; ma a is dimònius no ddus lassàt fueddai, poita ca iant connotu chini fiat.</w:t>
-      </w:r>
-      <w:r>
-        <w:rPr>
-          <w:rFonts w:ascii="Times New Roman" w:eastAsia="Times New Roman" w:hAnsi="Times New Roman" w:cs="Times New Roman"/>
-          <w:sz w:val="24"/>
-          <w:szCs w:val="24"/>
-          <w:lang w:eastAsia="it-IT"/>
-        </w:rPr>
-        <w:br/>
-      </w:r>
-      <w:r>
-        <w:rPr>
-          <w:rFonts w:ascii="Times New Roman" w:eastAsia="Times New Roman" w:hAnsi="Times New Roman" w:cs="Times New Roman"/>
-          <w:b/>
-          <w:bCs/>
-          <w:sz w:val="24"/>
-          <w:szCs w:val="24"/>
-          <w:lang w:eastAsia="it-IT"/>
-        </w:rPr>
-        <w:t xml:space="preserve">A mengianu chitzi si ndi fiat pesau, candu fiat ancora scuriu, nci fiat essiu de domu, si ndi fiat andau a unu logu desertu e innia si fiat postu a pregai. Ma Simoni e is chi fiant cun issu dd'iant circau e agatendi·ddu, dd'iant narau: "Totus funt circhendi·tì!" E issu ddis iat arrespustu:" "Andeus a is biddas acanta, predicai innia puru; ca est po custu seu bènniu!" E fiat andau  peri totu sa Galilea, predichendi in is sinagogas insoru e boghendi·nci is dimònius. </w:t>
-      </w:r>
-      <w:r>
-        <w:rPr>
-          <w:rFonts w:ascii="Times New Roman" w:eastAsia="Times New Roman" w:hAnsi="Times New Roman" w:cs="Times New Roman"/>
-          <w:sz w:val="24"/>
-          <w:szCs w:val="24"/>
-          <w:lang w:eastAsia="it-IT"/>
-        </w:rPr>
-        <w:br/>
-      </w:r>
-      <w:r>
-        <w:rPr>
-          <w:rFonts w:ascii="Times New Roman" w:eastAsia="Times New Roman" w:hAnsi="Times New Roman" w:cs="Times New Roman"/>
-          <w:b/>
-          <w:bCs/>
-          <w:sz w:val="24"/>
-          <w:szCs w:val="24"/>
-          <w:lang w:eastAsia="it-IT"/>
-        </w:rPr>
-        <w:t xml:space="preserve">Tandus acudit anca fiat issu unu lebrosu chi ddu impetràt narendi: "Si bolis, mi podis sanai!". E a Gesùs ndi ddi fiat partu làstima, iat allonghiau sa manu, dd'iat tocau e dd'iat narau: "Gei bollu, sana!". E deretu a cuddu sa lebra ddi fiat passada e fiat sanau. E ammonestendi·ddu de mala manera nci dd'iat bogau narendi: "Mira de no  narai nudda a nemus ma bai e presenta·tì  a su sacerdotu,  ammosta·ddi sa purificatzioni tua e oferri·dda  a testimonia po issus comenti iat cumandau Mosè". Cuddu perou, andau chi si ndi fiat, iat cumentzau a ddu narai a totus e  a spainai sa nova, tantis chi Gesùs  no podiat prus intrai a craru in citadi peruna e si ndi abarràt in foras, in logus desertus  e mancai aici sighiant andendi anca fiat issu de ònnia logu.  </w:t>
+        <w:t xml:space="preserve">32 Lòmpiu chi fiat su merì, e su soli nci fiat intrau, nci dd’iant portau totu is malàdius e is spiridaus. 33 Totu sa citadi fiat atrumada ananti de sa genna. 34 Nd’iat sanau medas chi patiant maladias de ònnia genia e nci iat bogau dimònius meda; ma a is dimònius no ddus lassàt fueddai, poita ca iant connotu chini fiat. </w:t>
+      </w:r>
+      <w:r>
+        <w:rPr>
+          <w:rFonts w:ascii="Times New Roman" w:eastAsia="Times New Roman" w:hAnsi="Times New Roman" w:cs="Times New Roman"/>
+          <w:sz w:val="24"/>
+          <w:szCs w:val="24"/>
+          <w:lang w:eastAsia="it-IT"/>
+        </w:rPr>
+        <w:br/>
+      </w:r>
+      <w:r>
+        <w:rPr>
+          <w:rFonts w:ascii="Times New Roman" w:eastAsia="Times New Roman" w:hAnsi="Times New Roman" w:cs="Times New Roman"/>
+          <w:b/>
+          <w:bCs/>
+          <w:sz w:val="24"/>
+          <w:szCs w:val="24"/>
+          <w:lang w:eastAsia="it-IT"/>
+        </w:rPr>
+        <w:t xml:space="preserve">A mengianu chitzi si ndi fiat pesau, candu fiat ancora scuriu, nci fiat essiu de domu, si ndi fiat andau a unu logu desertu e innia si fiat postu a pregai. Ma Simoni e is chi fiant cun issu dd'iant circau e agatendide·ddu, dd'iant narau: «Totus funt circhendi·tì!». E issu ddis iat arrespustu: «Andeus a is biddas acanta, predicai innia puru; ca est po custu chi seu bènniu!». E fiat andau  peri totu sa Galilea, predichendi in is sinagogas insoru e boghendi·nci is dimònius. </w:t>
+      </w:r>
+      <w:r>
+        <w:rPr>
+          <w:rFonts w:ascii="Times New Roman" w:eastAsia="Times New Roman" w:hAnsi="Times New Roman" w:cs="Times New Roman"/>
+          <w:sz w:val="24"/>
+          <w:szCs w:val="24"/>
+          <w:lang w:eastAsia="it-IT"/>
+        </w:rPr>
+        <w:br/>
+      </w:r>
+      <w:r>
+        <w:rPr>
+          <w:rFonts w:ascii="Times New Roman" w:eastAsia="Times New Roman" w:hAnsi="Times New Roman" w:cs="Times New Roman"/>
+          <w:b/>
+          <w:bCs/>
+          <w:sz w:val="24"/>
+          <w:szCs w:val="24"/>
+          <w:lang w:eastAsia="it-IT"/>
+        </w:rPr>
+        <w:t xml:space="preserve">Tandus acudit anca fiat issu unu lebrosu chi ddu impetràt narendi: ·«Si bolis, mi podis sanai!». E a Gesùs ndi ddi fiat partu làstima, iat allonghiau sa manu, dd'iat tocau e dd'iat narau: «Gei bollu, sana!». E deretu a cuddu sa lebra ddi fiat passada e fiat sanau. E ammonestendide·ddu de mala manera nci dd'iat bogau narendi: «Mira de no  narai nudda a nemus ma bai e presenta·tì  a su sacerdotu,  ammosta·ddi sa purificatzioni tua e oferri·dda  a testimonia po issus cumenti iat cumandau Mosè». Cuddu perou, andau chi si ndi fiat, iat cumentzau a ddu narai a totus e  a spainai sa nova, tantis chi Gesùs  no podiat prus intrai a craru in citadi peruna e si ndi abarràt in foras, in logus desertus  e mancai aici sighiant andendi anca fiat issu de ònnia logu.  </w:t>
       </w:r>
     </w:p>
     <w:p>
@@ -376,87 +376,87 @@
           <w:szCs w:val="24"/>
           <w:lang w:eastAsia="it-IT"/>
         </w:rPr>
-        <w:t xml:space="preserve">2 E a pustis de unas cantu diis Gesùs fiat torrau a intrai a Cafàrnau. E fiat essia sa boxi ca fiat in domu  e in deretura personis meda si fiant pinnigadas apari, de manera chi no cabiant mancu ananti de sa genna, e issu ddis annuntziàt sa paràula..</w:t>
-      </w:r>
-      <w:r>
-        <w:rPr>
-          <w:rFonts w:ascii="Times New Roman" w:eastAsia="Times New Roman" w:hAnsi="Times New Roman" w:cs="Times New Roman"/>
-          <w:sz w:val="24"/>
-          <w:szCs w:val="24"/>
-          <w:lang w:eastAsia="it-IT"/>
-        </w:rPr>
-        <w:br/>
-      </w:r>
-      <w:r>
-        <w:rPr>
-          <w:rFonts w:ascii="Times New Roman" w:eastAsia="Times New Roman" w:hAnsi="Times New Roman" w:cs="Times New Roman"/>
-          <w:b/>
-          <w:bCs/>
-          <w:sz w:val="24"/>
-          <w:szCs w:val="24"/>
-          <w:lang w:eastAsia="it-IT"/>
-        </w:rPr>
-        <w:t xml:space="preserve">E fiat arribada genti cun unu màrturu, portau de cuatru personis. 4 Sigomenti no nci ddu podiant acostiai a Gesùs, po mori de totu sa genti chi ddoi fiat, nd'iant scovecau sa crobetura innui fiat issu e obertu una trapa e nci iant calau sa stoja cun su màrturu. 5 Gesùs, biendi sa fidi insoru, iat narau a su màrturu: "Fillu miu, is pecaus tuus ti funt perdonaus".</w:t>
-      </w:r>
-      <w:r>
-        <w:rPr>
-          <w:rFonts w:ascii="Times New Roman" w:eastAsia="Times New Roman" w:hAnsi="Times New Roman" w:cs="Times New Roman"/>
-          <w:sz w:val="24"/>
-          <w:szCs w:val="24"/>
-          <w:lang w:eastAsia="it-IT"/>
-        </w:rPr>
-        <w:br/>
-      </w:r>
-      <w:r>
-        <w:rPr>
-          <w:rFonts w:ascii="Times New Roman" w:eastAsia="Times New Roman" w:hAnsi="Times New Roman" w:cs="Times New Roman"/>
-          <w:b/>
-          <w:bCs/>
-          <w:sz w:val="24"/>
-          <w:szCs w:val="24"/>
-          <w:lang w:eastAsia="it-IT"/>
-        </w:rPr>
-        <w:t xml:space="preserve">6 Sètzius innia ddoi fiant unus cantu scribas chi in coru insoru megànt de pensai: 7 "Poita chistionat aici custu?  Est frastimendi! E chini podit perdonai is pecaus chi no Deus sceti?".</w:t>
-      </w:r>
-      <w:r>
-        <w:rPr>
-          <w:rFonts w:ascii="Times New Roman" w:eastAsia="Times New Roman" w:hAnsi="Times New Roman" w:cs="Times New Roman"/>
-          <w:sz w:val="24"/>
-          <w:szCs w:val="24"/>
-          <w:lang w:eastAsia="it-IT"/>
-        </w:rPr>
-        <w:br/>
-      </w:r>
-      <w:r>
-        <w:rPr>
-          <w:rFonts w:ascii="Times New Roman" w:eastAsia="Times New Roman" w:hAnsi="Times New Roman" w:cs="Times New Roman"/>
-          <w:b/>
-          <w:bCs/>
-          <w:sz w:val="24"/>
-          <w:szCs w:val="24"/>
-          <w:lang w:eastAsia="it-IT"/>
-        </w:rPr>
-        <w:t xml:space="preserve">8 Ma Gesùs, si ndi fiat sapiu de su chi fiant pensendi e iat narau: "Poita est chi in coru de bosàterus pensais aici? 9 Ita est prus simpri: a narai a su màrturu: Is pecaus ti funt perdonaus o a ddi narai: Pesa·ti·ndi, piga sa stoja e camina? 10 Insaras, po chi scipiais ca su Fillu de s'òmini tenit su poderi de perdonai is pecaus in sa terra, 11 deu ti cumandu - iat narau a su màrturu - pesa·ti·ndi, piga sa stoja e bai·ti·ndi a domu tua". 12 Cuddu si ndi fiat pesau, iat pigau sa stoja e ananti a totus si ndi fiat andau, tantis chi totus ndi fiant spantaus e alabantzànt a Deus narendi: "Unu spantu aici no dd'iaus bistu mai!".</w:t>
-      </w:r>
-      <w:r>
-        <w:rPr>
-          <w:rFonts w:ascii="Times New Roman" w:eastAsia="Times New Roman" w:hAnsi="Times New Roman" w:cs="Times New Roman"/>
-          <w:sz w:val="24"/>
-          <w:szCs w:val="24"/>
-          <w:lang w:eastAsia="it-IT"/>
-        </w:rPr>
-        <w:br/>
-      </w:r>
-      <w:r>
-        <w:rPr>
-          <w:rFonts w:ascii="Times New Roman" w:eastAsia="Times New Roman" w:hAnsi="Times New Roman" w:cs="Times New Roman"/>
-          <w:b/>
-          <w:bCs/>
-          <w:sz w:val="24"/>
-          <w:szCs w:val="24"/>
-          <w:lang w:eastAsia="it-IT"/>
-        </w:rPr>
-        <w:t xml:space="preserve">13  Gesùs nci fiat torrau a essiri a oru de mari; totus andànt anca fiat issu e issu ddis donàt s'imparu. 14 E passendi iat bistu a Levi, fillu de Alfeu, sètziu in su bangu de is tributus, e dd'iat narau: "Beni cun megus". </w:t>
+        <w:t xml:space="preserve">2 E a pustis de unas cantu diis Gesùs fiat torrau a intrai a Cafàrnau. E fiat essia sa boxi ca fiat in domu e in deretura personis meda si fiant pinnigadas apari, de manera chi no cabiant mancu ananti de sa genna, e issu ddis annuntziàt sa paràula.</w:t>
+      </w:r>
+      <w:r>
+        <w:rPr>
+          <w:rFonts w:ascii="Times New Roman" w:eastAsia="Times New Roman" w:hAnsi="Times New Roman" w:cs="Times New Roman"/>
+          <w:sz w:val="24"/>
+          <w:szCs w:val="24"/>
+          <w:lang w:eastAsia="it-IT"/>
+        </w:rPr>
+        <w:br/>
+      </w:r>
+      <w:r>
+        <w:rPr>
+          <w:rFonts w:ascii="Times New Roman" w:eastAsia="Times New Roman" w:hAnsi="Times New Roman" w:cs="Times New Roman"/>
+          <w:b/>
+          <w:bCs/>
+          <w:sz w:val="24"/>
+          <w:szCs w:val="24"/>
+          <w:lang w:eastAsia="it-IT"/>
+        </w:rPr>
+        <w:t xml:space="preserve">E fiat arribada genti cun unu màrturu, portau de cuatru personis. 4 Sigomenti no nci ddu podiant acostiai a Gesùs, po mori de totu sa genti chi ddoi fiat, nd'iant scovecau sa crobetura innui fiat issu e obertu una trapa e nci iant calau sa stoja cun su màrturu. 5 Gesùs, biendi sa fidi insoru, iat narau a su màrturu: «Fillu miu, is pecaus tuus ti funt perdonaus».</w:t>
+      </w:r>
+      <w:r>
+        <w:rPr>
+          <w:rFonts w:ascii="Times New Roman" w:eastAsia="Times New Roman" w:hAnsi="Times New Roman" w:cs="Times New Roman"/>
+          <w:sz w:val="24"/>
+          <w:szCs w:val="24"/>
+          <w:lang w:eastAsia="it-IT"/>
+        </w:rPr>
+        <w:br/>
+      </w:r>
+      <w:r>
+        <w:rPr>
+          <w:rFonts w:ascii="Times New Roman" w:eastAsia="Times New Roman" w:hAnsi="Times New Roman" w:cs="Times New Roman"/>
+          <w:b/>
+          <w:bCs/>
+          <w:sz w:val="24"/>
+          <w:szCs w:val="24"/>
+          <w:lang w:eastAsia="it-IT"/>
+        </w:rPr>
+        <w:t xml:space="preserve">6 Sètzius innia ddoi fiant unus cantu scribas chi in coru insoru megànt de pensai: 7 «Poita chistionat aici custu  Est frastimendi! E chini podit perdonai is pecaus si no Deus sceti?».</w:t>
+      </w:r>
+      <w:r>
+        <w:rPr>
+          <w:rFonts w:ascii="Times New Roman" w:eastAsia="Times New Roman" w:hAnsi="Times New Roman" w:cs="Times New Roman"/>
+          <w:sz w:val="24"/>
+          <w:szCs w:val="24"/>
+          <w:lang w:eastAsia="it-IT"/>
+        </w:rPr>
+        <w:br/>
+      </w:r>
+      <w:r>
+        <w:rPr>
+          <w:rFonts w:ascii="Times New Roman" w:eastAsia="Times New Roman" w:hAnsi="Times New Roman" w:cs="Times New Roman"/>
+          <w:b/>
+          <w:bCs/>
+          <w:sz w:val="24"/>
+          <w:szCs w:val="24"/>
+          <w:lang w:eastAsia="it-IT"/>
+        </w:rPr>
+        <w:t xml:space="preserve">8 Ma Gesùs, si ndi fiat sapiu de su chi fiant pensendi e iat narau: «Poita est chi in coru de bosàterus pensais aici? 9 Ita est prus simpri: a narai a su màrturu: Is pecaus ti funt perdonaus o a ddi narai: Pesa·ti·ndi, piga sa stoja e camina? 10 Insaras, po chi scipiais ca su Fillu de s'òmini tenit su poderi de perdonai is pecaus in sa terra, 11 deu ti cumandu - iat narau a su màrturu - pesa·ti·ndi, piga sa stoja e bai·ti·ndi a domu tua». 12 Cuddu si ndi fiat pesau, iat pigau sa stoja e ananti a totus si ndi fiat andau, tantis chi totus ndi fiant spantaus e alabantzànt a Deus narendi: «Unu spantu aici no dd'iaus bistu mai!».</w:t>
+      </w:r>
+      <w:r>
+        <w:rPr>
+          <w:rFonts w:ascii="Times New Roman" w:eastAsia="Times New Roman" w:hAnsi="Times New Roman" w:cs="Times New Roman"/>
+          <w:sz w:val="24"/>
+          <w:szCs w:val="24"/>
+          <w:lang w:eastAsia="it-IT"/>
+        </w:rPr>
+        <w:br/>
+      </w:r>
+      <w:r>
+        <w:rPr>
+          <w:rFonts w:ascii="Times New Roman" w:eastAsia="Times New Roman" w:hAnsi="Times New Roman" w:cs="Times New Roman"/>
+          <w:b/>
+          <w:bCs/>
+          <w:sz w:val="24"/>
+          <w:szCs w:val="24"/>
+          <w:lang w:eastAsia="it-IT"/>
+        </w:rPr>
+        <w:t xml:space="preserve">13  Gesùs nci fiat torrau a essiri a oru de mari; totus andànt anca fiat issu e issu ddis donàt s'imparu. 14 E passendi iat bistu a Levi, fillu de Alfeu, sètziu in su bangu de is tributus, e dd'iat narau: «Beni cun megus». </w:t>
       </w:r>
       <w:r>
         <w:rPr>
@@ -486,47 +486,47 @@
           <w:szCs w:val="24"/>
           <w:lang w:eastAsia="it-IT"/>
         </w:rPr>
-        <w:t xml:space="preserve">Tandus fiat acontèssiu ca Gesùs fiat in sa mesa de domu de Levi impari a is discìpulus suus e a publicanus e a pecadoris meda; ca fiant medas difatis is chi ddu sighiant e ca is scribas de is fariseus biendi·ddu papendi  cun pecadoris e publicanus narànt a is discìpulus suus:  16 " Ita cosa ca est papendi impari a publicanus e a pecadoris?". 17 E Gesùs ca iat intèndiu ddis iat narau: "No funt is sanus chi tenint abbisòngiu de mèigu funt is malàdius;  no seu bènniu a circai giustus ma pecadoris".</w:t>
-      </w:r>
-      <w:r>
-        <w:rPr>
-          <w:rFonts w:ascii="Times New Roman" w:eastAsia="Times New Roman" w:hAnsi="Times New Roman" w:cs="Times New Roman"/>
-          <w:sz w:val="24"/>
-          <w:szCs w:val="24"/>
-          <w:lang w:eastAsia="it-IT"/>
-        </w:rPr>
-        <w:br/>
-      </w:r>
-      <w:r>
-        <w:rPr>
-          <w:rFonts w:ascii="Times New Roman" w:eastAsia="Times New Roman" w:hAnsi="Times New Roman" w:cs="Times New Roman"/>
-          <w:b/>
-          <w:bCs/>
-          <w:sz w:val="24"/>
-          <w:szCs w:val="24"/>
-          <w:lang w:eastAsia="it-IT"/>
-        </w:rPr>
-        <w:t xml:space="preserve">18 Tandus is discìpulus de Giuanni e is fariseus megànt de giaunai. Unus cantu fiant andaus anca fiat Gesùs e ddi narant: "Poita is discìpulus de Giuanni e de is fariseus funt giaunendi e is tuus no?". 19 Gesùs ddis iat narau: "Is cumbidaus a una coja, si su sposu est cun issus, giaunai podint?  Fintzas a candu su sposu est cun issus no podint giaunai. 20 Ant a bènniri diis candu su sposu ndi dd'ant a leai e tandus ant a giaunai. 21 Nemus arràngiat unu bistiri bèciu cun unu tzàpulu nou, ca deghinò su tzàpulu nou tirat su bèciu e su scòrriu  essit  peus.22 Aici etotu nemus prenit udris bècius de binu nou ca desinuncas s'udri si crepat e nci perdit binu e udri; su binu nou tocat a ddu ghetai a udris nous".  </w:t>
-      </w:r>
-      <w:r>
-        <w:rPr>
-          <w:rFonts w:ascii="Times New Roman" w:eastAsia="Times New Roman" w:hAnsi="Times New Roman" w:cs="Times New Roman"/>
-          <w:sz w:val="24"/>
-          <w:szCs w:val="24"/>
-          <w:lang w:eastAsia="it-IT"/>
-        </w:rPr>
-        <w:br/>
-      </w:r>
-      <w:r>
-        <w:rPr>
-          <w:rFonts w:ascii="Times New Roman" w:eastAsia="Times New Roman" w:hAnsi="Times New Roman" w:cs="Times New Roman"/>
-          <w:b/>
-          <w:bCs/>
-          <w:sz w:val="24"/>
-          <w:szCs w:val="24"/>
-          <w:lang w:eastAsia="it-IT"/>
-        </w:rPr>
-        <w:t xml:space="preserve">litzizu23 Acuntessiat chi unu sàbudu Gesùs fiat traessendi is trigus e is discìpulus in caminu iant cumentzau a boddiri spiga. 24 E is fariseus iant narau: "Biendi·ddus ses, poita est chi funt fendi in dii de sàbudu su chi no est lìcitu?" 25  Issu perou iat narau; "Seis ancora a ddu lìgiri su chi iat fatu Dàvidi candu si fiat agatau in su bisòngiu e iat tentu fàmini, issu e is cumpàngius suus?  26  De comenti nci fiat intrau a sa domu de Deus, sendi Abiatàr sacerdotu majori, e s’iat papau is panis de s'oferta chi is sacerdotus sceti podint papai e ndi iat donau fintzas a is cumpàngius suus?". 27 E ddis iat narau: "Su sàbudu est fatu po s'òmini e no s'òmini po su sàbudu! 28 Po custu su Fillu de s'òmini est sennori fintzas de su sàbudu".</w:t>
+        <w:t xml:space="preserve">Tandus fiat acontèssiu ca Gesùs fiat in sa mesa de domu de Levi impari a is discìpulus suus e a publicanus e a pecadoris meda; ca fiant medas difatis is chi ddu sighiant e ca is scribas de is fariseus biendide·ddu papendi  cun pecadoris e publicanus narànt a is discìpulus suus:  16 «Ita cosa ca est papendi impari a publicanus e a pecadoris?». 17 E Gesùs ca iat intèndiu ddis iat narau: «No funt is sanus chi tenint abbisòngiu de mèigu funt is malàdius; no seu bènniu a circai giustus ma pecadoris».</w:t>
+      </w:r>
+      <w:r>
+        <w:rPr>
+          <w:rFonts w:ascii="Times New Roman" w:eastAsia="Times New Roman" w:hAnsi="Times New Roman" w:cs="Times New Roman"/>
+          <w:sz w:val="24"/>
+          <w:szCs w:val="24"/>
+          <w:lang w:eastAsia="it-IT"/>
+        </w:rPr>
+        <w:br/>
+      </w:r>
+      <w:r>
+        <w:rPr>
+          <w:rFonts w:ascii="Times New Roman" w:eastAsia="Times New Roman" w:hAnsi="Times New Roman" w:cs="Times New Roman"/>
+          <w:b/>
+          <w:bCs/>
+          <w:sz w:val="24"/>
+          <w:szCs w:val="24"/>
+          <w:lang w:eastAsia="it-IT"/>
+        </w:rPr>
+        <w:t xml:space="preserve">18 Tandus is discìpulus de Giuanni e is fariseus megànt de giaunai. Unus cantu fiant andaus anca fiat Gesùs e ddi narant: «Poita is discìpulus de Giuanni e de is fariseus funt giaunendi e is tuus no?». 19 Gesùs ddis iat narau: «Is cumbidaus a una coja, si su sposu est cun issus, giaunai podint? Fintzas a candu su sposu est cun issus no podint giaunai. 20 Ant a bènniri diis candu su sposu ndi dd'ant a leai e tandus ant a giaunai. 21 Nemus arràngiat unu bestiri bèciu cun unu tzàpulu nou, ca deghinò su tzàpulu nou tirat su bèciu e su scòrriu essit  peus.22 Aici etotu nemus prenit udris bècius de binu nou ca desinuncas s'udri si crepat e nci perdit binu e udri; su binu nou tocat a ddu ghetai a udris nous». </w:t>
+      </w:r>
+      <w:r>
+        <w:rPr>
+          <w:rFonts w:ascii="Times New Roman" w:eastAsia="Times New Roman" w:hAnsi="Times New Roman" w:cs="Times New Roman"/>
+          <w:sz w:val="24"/>
+          <w:szCs w:val="24"/>
+          <w:lang w:eastAsia="it-IT"/>
+        </w:rPr>
+        <w:br/>
+      </w:r>
+      <w:r>
+        <w:rPr>
+          <w:rFonts w:ascii="Times New Roman" w:eastAsia="Times New Roman" w:hAnsi="Times New Roman" w:cs="Times New Roman"/>
+          <w:b/>
+          <w:bCs/>
+          <w:sz w:val="24"/>
+          <w:szCs w:val="24"/>
+          <w:lang w:eastAsia="it-IT"/>
+        </w:rPr>
+        <w:t xml:space="preserve">23 Acuntessiat chi unu sàbudu Gesùs fiat traessendi is trigus e is discìpulus in caminu iant cumentzau a boddiri spiga. 24 E is fariseus iant narau: «Biendide·ddus ses, poita est chi funt fendi in dii de sàbudu su chi no est lìcitu?» 25  Issu perou iat narau; «Seis ancora a ddu lìgiri su chi iat fatu Dàvidi candu si fiat agatau in su bisòngiu e iat tentu fàmini, issu e is cumpàngius suus?  26  De cumenti nci fiat intrau a sa domu de Deus, sendi Abiatàr sacerdotu majori, e s’iat papau is panis de s'oferta chi is sacerdotus sceti podint papai e ndi iat donau fintzas a is cumpàngius suus?». 27 E ddis iat narau: «Su sàbudu est fatu po s'òmini e no s'òmini po su sàbudu! 28 Po custu su Fillu de s'òmini est sennori fintzas de su sàbudu».</w:t>
       </w:r>
     </w:p>
     <w:p>
@@ -557,7 +557,7 @@
           <w:szCs w:val="24"/>
           <w:lang w:eastAsia="it-IT"/>
         </w:rPr>
-        <w:t xml:space="preserve"> Un’àtera borta Gesùs fiat torrau a intrai a sa sinagoga. Ddoi fiat un'òmini chi portàt una manu cancarada e ddi poniant su càstiu po biri si ddu sanàt in dii de sàbudu, po ddu pòdiri incurpai. 3 Issu iat narau a s'òmini a manu cancarada: «Poni·tì in mesu a totu custa truma!».  4 Luegus ddis iat narau: «In dii de sàbudu a fàiri su beni in logu de su mali, a sarvai una vida intamis de dda spèrdiri, lìcitu est?»Issus perou abarrànt citius.  E castiendi·sì a ingiriu  cun arrennegu, intristiu de su pagu bonu coru insoru, iat narau a cudd'òmini: "Allònghia sa manu!".   S'òmini iat allonghiau sa manu e si dd'iat sanada. E is Fariseus essius chi nci fiant, iant cumentzau a ordimingiai cun is erodianus contras a Gesùs, po comenti ddu spèrdiri.</w:t>
+        <w:t xml:space="preserve"> Un’àtera borta Gesùs fiat torrau a intrai a sa sinagoga. Ddoi fiat un'òmini chi portàt una manu cancarada e ddi poniant su càstiu po biri si ddu sanàt in dii de sàbudu, po ddu pòdiri incurpai. 3 Issu iat narau a s'òmini a manu cancarada: «Poni·tì in mesu a totu custa truma!».  4 Luegus ddis iat narau: «In dii de sàbudu a fàiri su beni in logu de su mali, a sarvai una vida intamis de dda spèrdiri, lìcitu est?» Issus perou abarrànt citius.  E castiendi·sì a ingiriu  cun arrennegu, intristiu de su pagu bonu coru insoru, iat narau a cudd'òmini: «Allònghia sa manu!».   S'òmini iat allonghiau sa manu e si dd'iat sanada. E is Fariseus essius chi nci fiant, iant cumentzau a ordimingiai cun is erodianus contras a Gesùs, po cumenti ddu spèrdiri.</w:t>
       </w:r>
       <w:r>
         <w:rPr>
@@ -578,27 +578,27 @@
           <w:lang w:eastAsia="it-IT"/>
         </w:rPr>
         <w:lastRenderedPageBreak/>
-        <w:t xml:space="preserve">Insaras Gesùs si nci fiat stesiau conca a mari cun is discìpulus suus e  una truma de genti lòmpia a chini de  Galilea  8  e de Giudea, a chini de Gerusalemmi e de Idumea, a chini prus addei de su Giordanu e a chi a curtzu de Tiru e Sidoni, un truma de personis chi intendendi totu su chi faiat, acudiat anca fiat issu.</w:t>
-      </w:r>
-      <w:r>
-        <w:rPr>
-          <w:rFonts w:ascii="Times New Roman" w:eastAsia="Times New Roman" w:hAnsi="Times New Roman" w:cs="Times New Roman"/>
-          <w:sz w:val="24"/>
-          <w:szCs w:val="24"/>
-          <w:lang w:eastAsia="it-IT"/>
-        </w:rPr>
-        <w:br/>
-      </w:r>
-      <w:r>
-        <w:rPr>
-          <w:rFonts w:ascii="Times New Roman" w:eastAsia="Times New Roman" w:hAnsi="Times New Roman" w:cs="Times New Roman"/>
-          <w:b/>
-          <w:bCs/>
-          <w:sz w:val="24"/>
-          <w:szCs w:val="24"/>
-          <w:lang w:eastAsia="it-IT"/>
-        </w:rPr>
-        <w:t xml:space="preserve">9 Tandus  issu iat narau a is discìpulus suus a ddi pònniri a disponimentu una barca, po no dd'apetigai sa genti. Ca nd'iat sanau medas, e aici is chi patiant calincunu mali si nci ddi ghetànt asuba po ddu tocai. Is spìridus malus, comenti ddu biant s'incrubànt a peis suus aboxinendi: "Tui ses su Fillu de Deus!". Ma issu ddus certàt meda ca no boliat a scoviai chini fiat. </w:t>
+        <w:t xml:space="preserve">Insaras Gesùs si nci fiat stesiau conca a mari cun is discìpulus suus e  una truma de genti lòmpia a chini de  Galilea  8  e de Giudea, a chini de Gerusalemmi e de Idumea, a chini prus addei de su Giordanu e a chini a curtzu de Tiru e Sidoni, un truma de personis chi intendendi totu su chi faiat, acudiat anca fiat issu.</w:t>
+      </w:r>
+      <w:r>
+        <w:rPr>
+          <w:rFonts w:ascii="Times New Roman" w:eastAsia="Times New Roman" w:hAnsi="Times New Roman" w:cs="Times New Roman"/>
+          <w:sz w:val="24"/>
+          <w:szCs w:val="24"/>
+          <w:lang w:eastAsia="it-IT"/>
+        </w:rPr>
+        <w:br/>
+      </w:r>
+      <w:r>
+        <w:rPr>
+          <w:rFonts w:ascii="Times New Roman" w:eastAsia="Times New Roman" w:hAnsi="Times New Roman" w:cs="Times New Roman"/>
+          <w:b/>
+          <w:bCs/>
+          <w:sz w:val="24"/>
+          <w:szCs w:val="24"/>
+          <w:lang w:eastAsia="it-IT"/>
+        </w:rPr>
+        <w:t xml:space="preserve">9 Tandus  issu iat narau a is discìpulus suus a ddi pònniri a disponimentu una barca, po no dd'apetigai sa genti. Ca nd'iat sanau medas, e aici is chi patiant calincunu mali si nci ddi ghetànt asuba po ddu tocai. Is spìridus malus, cumenti ddu biant s'incrubànt a peis suus aboxinendi: «Tui ses su Fillu de Deus!». Ma issu ddus certàt meda ca no boliat a scoviai chini fiat. </w:t>
       </w:r>
       <w:r>
         <w:rPr>
@@ -638,47 +638,47 @@
           <w:szCs w:val="24"/>
           <w:lang w:eastAsia="it-IT"/>
         </w:rPr>
-        <w:t xml:space="preserve">Iat nominau, duncas, is Doxi: a Simoni dd'iat postu a nòmini Pedru; 17 a pustis a Giacu de Zebedeu e a Giuanni fradi de Giacu ddis iat postu a nòmini  Boanèrghes, est a narai  fillus de su tronu; 18 e Andria, Filipu, Bartumeu, Mateu, Tomasu, Giacu de Alfeu, Taddeu, Simoni su Cananeu, Giudas Iscariota, su chi a pustis dd'at a traìxiri</w:t>
-      </w:r>
-      <w:r>
-        <w:rPr>
-          <w:rFonts w:ascii="Times New Roman" w:eastAsia="Times New Roman" w:hAnsi="Times New Roman" w:cs="Times New Roman"/>
-          <w:sz w:val="24"/>
-          <w:szCs w:val="24"/>
-          <w:lang w:eastAsia="it-IT"/>
-        </w:rPr>
-        <w:br/>
-      </w:r>
-      <w:r>
-        <w:rPr>
-          <w:rFonts w:ascii="Times New Roman" w:eastAsia="Times New Roman" w:hAnsi="Times New Roman" w:cs="Times New Roman"/>
-          <w:b/>
-          <w:bCs/>
-          <w:sz w:val="24"/>
-          <w:szCs w:val="24"/>
-          <w:lang w:eastAsia="it-IT"/>
-        </w:rPr>
-        <w:t xml:space="preserve">Fiat torrau a una domu innui si ddoi torràt a stibbiri genti meda, tantis chi no podiant mancu papai unu mùssiu de pani. Tandus is de sa famìlia sua, scìpiu chi iant custu, nci fiant essius po andai a ndi ddu pigai; ca narànt: "Est foras de sei".</w:t>
-      </w:r>
-      <w:r>
-        <w:rPr>
-          <w:rFonts w:ascii="Times New Roman" w:eastAsia="Times New Roman" w:hAnsi="Times New Roman" w:cs="Times New Roman"/>
-          <w:sz w:val="24"/>
-          <w:szCs w:val="24"/>
-          <w:lang w:eastAsia="it-IT"/>
-        </w:rPr>
-        <w:br/>
-      </w:r>
-      <w:r>
-        <w:rPr>
-          <w:rFonts w:ascii="Times New Roman" w:eastAsia="Times New Roman" w:hAnsi="Times New Roman" w:cs="Times New Roman"/>
-          <w:b/>
-          <w:bCs/>
-          <w:sz w:val="24"/>
-          <w:szCs w:val="24"/>
-          <w:lang w:eastAsia="it-IT"/>
-        </w:rPr>
-        <w:t xml:space="preserve">22 Ma is scribas, chi ndi fiant abasciaus de Gerusalemmi, narànt: "Custu est possidiu de Beelzebù e nci bogat is dimònius cun s'agiudu de su prìncipi de is dimònius”. 23 Ma issu ddus iat tzerriaus acanta sua e cun paràbulas ddis naràt: "Comenti fait sàtana a nci bogai a sàtana? 24 Si unu rennu est partziu aintru de sei etotu, cussu rennu no podit durai; 25 e si una domu est partzia aintru de sei etotu no podit durai.  A sa pròpriu manera, 26 si sàtana si furriat  contras a issu etotu e si partzit, no podit durai ma est lòmpia sa fini sua. 27 Nemus podit intrai a domu de un'òmini forti a ndi ddi furai sa cosa sua, si innantis a s'òmini forti no dd'at acapiau; insaras dd'at a sdorrobbai sa domu.  28 In beridadi bosi·naru: totu is pecaus ant a èssiri perdonaus a is fillus de is òminis e fintzas calisisiat frastimu chi ant a ghetai; 29 ma chini frastimat contras a su Spìridu santu no at a otènniri perdonu perunu: e abarrat in su pecau in eternu". Giai ca narànt: "Unu spìridu malu ddu possidit".
+        <w:t xml:space="preserve">Iat nominau, duncas, is Doxi: a Simoni dd'iat postu a nòmini Pedru; 17 a pustis a Giacu de Zebedeu e a Giuanni fradi de Giacu ddis iat postu a nòmini  Boanèrghes, est a narai  fillus de su tronu; 18 e Andria, Filipu, Bartumeu, Mateu, Tomasu, Giacu de Alfeu, Taddeu, Simoni su Cananeu, Giudas Iscariota, su chi a pustis dd'at a traìxiri. </w:t>
+      </w:r>
+      <w:r>
+        <w:rPr>
+          <w:rFonts w:ascii="Times New Roman" w:eastAsia="Times New Roman" w:hAnsi="Times New Roman" w:cs="Times New Roman"/>
+          <w:sz w:val="24"/>
+          <w:szCs w:val="24"/>
+          <w:lang w:eastAsia="it-IT"/>
+        </w:rPr>
+        <w:br/>
+      </w:r>
+      <w:r>
+        <w:rPr>
+          <w:rFonts w:ascii="Times New Roman" w:eastAsia="Times New Roman" w:hAnsi="Times New Roman" w:cs="Times New Roman"/>
+          <w:b/>
+          <w:bCs/>
+          <w:sz w:val="24"/>
+          <w:szCs w:val="24"/>
+          <w:lang w:eastAsia="it-IT"/>
+        </w:rPr>
+        <w:t xml:space="preserve">Fiat torrau a una domu innui si ddoi torràt a stibbiri genti meda, tantis chi no podiant mancu papai unu mùssiu de pani. Tandus is de sa famìlia sua, scìpiu chi iant custu, nci fiant essius po andai a ndi ddu pigai; ca narànt: «Est foras de sei».</w:t>
+      </w:r>
+      <w:r>
+        <w:rPr>
+          <w:rFonts w:ascii="Times New Roman" w:eastAsia="Times New Roman" w:hAnsi="Times New Roman" w:cs="Times New Roman"/>
+          <w:sz w:val="24"/>
+          <w:szCs w:val="24"/>
+          <w:lang w:eastAsia="it-IT"/>
+        </w:rPr>
+        <w:br/>
+      </w:r>
+      <w:r>
+        <w:rPr>
+          <w:rFonts w:ascii="Times New Roman" w:eastAsia="Times New Roman" w:hAnsi="Times New Roman" w:cs="Times New Roman"/>
+          <w:b/>
+          <w:bCs/>
+          <w:sz w:val="24"/>
+          <w:szCs w:val="24"/>
+          <w:lang w:eastAsia="it-IT"/>
+        </w:rPr>
+        <w:t xml:space="preserve">22 Ma is scribas, chi ndi fiant abasciaus de Gerusalemmi, narànt: «Custu est possidiu de Beelzebù e nci bogat is dimònius cun s'agiudu de su prìncipi de is dimònius». 23 Ma issu ddus iat tzerriaus acanta sua e cun paràbulas ddis naràt: «Comenti fait sàtana a nci bogai a sàtana?». 24 Si unu rennu est partziu aintru de sei etotu, cussu rennu no podit durai; 25 e si una domu est partzia aintru de sei etotu no podit durai.  A sa pròpriu manera, 26 si sàtana si furriat  contras a issu etotu e si partzit, no podit durai ma est lòmpia sa fini sua. 27 Nemus podit intrai a domu de un'òmini forti a ndi ddi furai sa cosa sua, si innantis a s'òmini forti no dd'at acapiau; insaras dd'at a sdorrobbai sa domu.  28 In beridadi bosi·naru: totu is pecaus ant a èssiri perdonaus a is fillus de is òminis e fintzas calisisiat frastimu chi ant a ghetai; 29 ma chini frastimat contras a su Spìridu santu no at a otènniri perdonu perunu: e abarrat in su pecau in eternu». Giai ca narànt: «Unu spìridu malu ddu possidit».
 </w:t>
       </w:r>
       <w:r>
@@ -699,7 +699,7 @@
           <w:szCs w:val="24"/>
           <w:lang w:eastAsia="it-IT"/>
         </w:rPr>
-        <w:t xml:space="preserve">31  Fiant lòmpius sa mama e is fradis e de in foras iant mandau a ddu circai.  32 Totu a ingiriu fiat sètzia sa genti e dd'iant narau: "Mi' ca mama tua, fradis tuus e sorris tuas  funt in foras e ti circant". 33 Issu ddis iat arrespustu: "E chini est mama mia e chini funt fradis mius?" 34 Castiendi a is chi portàt sètzius a fùrriu, iat narau: "La' a mama mia e a fradis mius! 35 Ca chini fait sa voluntadi de Deus, issu m'est fradi, sorri e mama".</w:t>
+        <w:t xml:space="preserve">31  Fiant lòmpius sa mama e is fradis e de in foras iant mandau a ddu circai.  32 Totu a ingiriu fiat sètzia sa genti e dd'iant narau: «Mi' ca mama tua, fradis tuus e sorris tuas  funt in foras e ti circant». 33 Issu ddis iat arrespustu: «E chini est mama mia e chini funt fradis mius?». 34 Castiendi a is chi portàt sètzius a fùrriu, iat narau: «La' a mama mia e a fradis mius! 35 Ca chini fait sa voluntadi de Deus, issu m'est fradi, sorri e mama».</w:t>
       </w:r>
     </w:p>
     <w:p>
@@ -721,7 +721,7 @@
           <w:szCs w:val="24"/>
           <w:lang w:eastAsia="it-IT"/>
         </w:rPr>
-        <w:t xml:space="preserve">4 Gèsus si fiat torrau a imparai in s’oru de mari. E si fiat arregorta a fùrriu suu una truma manna de genti, tantis chi issu nci fiat pesau a una barca e si ddoi fiat sètziu, issu in mari e totu sa genti fiat in terra cara a mari.· 2 Ddis imparàt cun paràbbulas cosa meda e in s’imparu suu naràt:  3 «Ascurtai!  Unu seminadori fiat essiu a seminai. 4 In s’ora chi fiat seminendi unu pagu de sèmini nci fiat arrutu oru·oru de su caminu, is pillonis fiant andaus e si dd'iant papau. 5 Un’àteru pagu nci fiat arrutu in mesu de sa pedra innui no ddoi fiat terra meda e luegus iat intzeurrau ca fiat pagu funguda; 6 candu perou su soli fiat essiu, sigomenti no teniat arreìxinis, dd’iat sicau. 7 Àteru sèmini nci fiat arruta intremesu de sa spina e comenti sa spina fiat crèscia dd’iat allupau e no iat bogau frutu. E un'àteru pagu nci fiat arrutu in sa terra bona, e iat pigau e iat bogau frutu, crescendi e drimpendi e iat torrau chini trinta bortas tanti, chini sessanta e chini centu». E iat narau: « Ascurtit chini portat origas po ascurtai!».  ì</w:t>
+        <w:t xml:space="preserve">4 Gèsus fiat torrau a imparai in s’oru de mari. E si fiat arregorta a fùrriu suu una truma manna de genti, tantis chi issu nci fiat pesau a una barca e si ddoi fiat sètziu, issu in mari e totu sa genti fiat in terra cara a mari.· 2 Ddis imparàt cun paràbulas cosa meda e in s’imparu suu naràt:  3 «Ascurtai!  Unu seminadori fiat essiu a seminai. 4 In s’ora chi fiat seminendi unu pagu de sèmini nci fiat arrutu oru·oru de su caminu, is pillonis fiant andaus e si dd'iant papau. 5 Un’àteru pagu nci fiat arrutu in mesu de sa pedra innui no ddoi fiat terra meda e luegus iat intzeurrau ca fiat pagu funguda; 6 candu perou su soli fiat essiu, sigomenti no teniat arreìxinis, dd’iat sicau. 7 Àteru sèmini nci fiat arrutu intremesu de sa spina e cumenti sa spina fiat crèscia dd’iat allupau e no iat bogau frutu. E un'àteru pagu nci fiat arrutu in sa terra bona, e iat pigau e iat bogau frutu, crescendi e drimpendi e iat torrau chini trinta bortas tanti, chini sessanta e chini centu». E iat narau: «Ascurtit chini portat origas po ascurtai!».  </w:t>
       </w:r>
       <w:r>
         <w:rPr>
@@ -761,7 +761,7 @@
           <w:szCs w:val="24"/>
           <w:lang w:eastAsia="it-IT"/>
         </w:rPr>
-        <w:t xml:space="preserve">12 aici chi: a castiai càstiint e no biiant; a ascurtai ascurtiint e no cumprendant,».
+        <w:t xml:space="preserve">12 aici chi: a castiai càstiint e no biiant; a ascurtai ascurtiint e no cumprendant,.
 </w:t>
       </w:r>
       <w:r>
@@ -794,127 +794,127 @@
           <w:szCs w:val="24"/>
           <w:lang w:eastAsia="it-IT"/>
         </w:rPr>
-        <w:t xml:space="preserve">13 E iat sighiu narendi·ddis: «No cumprendeis custa paràbula e totu is àteras paràbulas comenti ddas eis a cumprèndiri? 14 Su seminadori sèminat sa paràula 15 Is de s'oru de su caminu funt cuddus innui ant seminau sa paràula; ma comenti dd’ant ascurtada ddoi andat deretu sàtana e si ndi pigat sa paràula seminada in issus. E aici etotu is chi arricint su sèmini in logu de pedra funt is chi candu ascurtant sa paràula dd’arricint cun gosu; 17 ma no portant arreìxinis e no durant e insaras, comenti lòmpint  tribbulia o  trumentus ocasionaus de sa paràula, si storrant deretu. 18 Àterus funt is chi funt seminaus in logu de spina: funt is chi ant ascurtau sa paràula; 19 lòmpint perou is pensamentus mundanus, is trampas de s'arrichesa e totu is àterus spèddius chi  intrant e allupant sa paràula chi no bogat frutu. 20 E is chi arricint su sèmini in sa terra bona, funt is chi ascurtant sa paràula, dd’arricint e bogant frutu a chini trinta bortas tanti, a chini sessanta, a chini centu.» </w:t>
-      </w:r>
-      <w:r>
-        <w:rPr>
-          <w:rFonts w:ascii="Times New Roman" w:eastAsia="Times New Roman" w:hAnsi="Times New Roman" w:cs="Times New Roman"/>
-          <w:sz w:val="24"/>
-          <w:szCs w:val="24"/>
-          <w:lang w:eastAsia="it-IT"/>
-        </w:rPr>
-        <w:br/>
-      </w:r>
-      <w:r>
-        <w:rPr>
-          <w:rFonts w:ascii="Times New Roman" w:eastAsia="Times New Roman" w:hAnsi="Times New Roman" w:cs="Times New Roman"/>
-          <w:b/>
-          <w:bCs/>
-          <w:sz w:val="24"/>
-          <w:szCs w:val="24"/>
-          <w:lang w:eastAsia="it-IT"/>
-        </w:rPr>
-        <w:t xml:space="preserve">E issu ddis naràt: «Sa làntia serbit po dda pònniri asuta de s'imbudu o asuta de su letu?   O prusaprestus po dda pònniri in su candelobru? 22 Ca no ddoi at nudda chi est cuau si no po èssiri bogau a craru e nudda chi est secretu si no po èssiri scoviau. 23 Si unu portat origas po ascurtai chi ascurtit!»</w:t>
-      </w:r>
-      <w:r>
-        <w:rPr>
-          <w:rFonts w:ascii="Times New Roman" w:eastAsia="Times New Roman" w:hAnsi="Times New Roman" w:cs="Times New Roman"/>
-          <w:sz w:val="24"/>
-          <w:szCs w:val="24"/>
-          <w:lang w:eastAsia="it-IT"/>
-        </w:rPr>
-        <w:br/>
-      </w:r>
-      <w:r>
-        <w:rPr>
-          <w:rFonts w:ascii="Times New Roman" w:eastAsia="Times New Roman" w:hAnsi="Times New Roman" w:cs="Times New Roman"/>
-          <w:b/>
-          <w:bCs/>
-          <w:sz w:val="24"/>
-          <w:szCs w:val="24"/>
-          <w:lang w:eastAsia="it-IT"/>
-        </w:rPr>
-        <w:t xml:space="preserve">24 E ddis naràt puru: «Ponei atentzioni a su chi intendeis: «Ponei atentzioni a su chi intendeis: cun sa matessi medida chi mesurais, s’ant a mesurai; e si nd’ant fintzas a aciùngiri de prus.  25 Ca a chini ndi tenit ant a aciùngiri e a chini no ndi tenit, ndi dd’ant a pigai fintzas su chi tenit». </w:t>
-      </w:r>
-      <w:r>
-        <w:rPr>
-          <w:rFonts w:ascii="Times New Roman" w:eastAsia="Times New Roman" w:hAnsi="Times New Roman" w:cs="Times New Roman"/>
-          <w:sz w:val="24"/>
-          <w:szCs w:val="24"/>
-          <w:lang w:eastAsia="it-IT"/>
-        </w:rPr>
-        <w:br/>
-      </w:r>
-      <w:r>
-        <w:rPr>
-          <w:rFonts w:ascii="Times New Roman" w:eastAsia="Times New Roman" w:hAnsi="Times New Roman" w:cs="Times New Roman"/>
-          <w:b/>
-          <w:bCs/>
-          <w:sz w:val="24"/>
-          <w:szCs w:val="24"/>
-          <w:lang w:eastAsia="it-IT"/>
-        </w:rPr>
-        <w:t xml:space="preserve">E naràt: «Su rennu de Deus est comenti a un'òmini chi nci ghetat su sèmini in sa terra; chi dromat o  pesit, a de noti o a de dii, su sèmini in s’interis bogat e crescit sena chi issu scìpiat comenti..Ca sa terra bogàt frutu cunforma a su naturali suu, a innantis sa canna, a pustis sa spiga, e su granu prenu in sa spiga.  E candu su trigu est drimpiu, ddi ghetat manu a sa fraci, ca est tempus de messai» </w:t>
-      </w:r>
-      <w:r>
-        <w:rPr>
-          <w:rFonts w:ascii="Times New Roman" w:eastAsia="Times New Roman" w:hAnsi="Times New Roman" w:cs="Times New Roman"/>
-          <w:sz w:val="24"/>
-          <w:szCs w:val="24"/>
-          <w:lang w:eastAsia="it-IT"/>
-        </w:rPr>
-        <w:br/>
-      </w:r>
-      <w:r>
-        <w:rPr>
-          <w:rFonts w:ascii="Times New Roman" w:eastAsia="Times New Roman" w:hAnsi="Times New Roman" w:cs="Times New Roman"/>
-          <w:b/>
-          <w:bCs/>
-          <w:sz w:val="24"/>
-          <w:szCs w:val="24"/>
-          <w:lang w:eastAsia="it-IT"/>
-        </w:rPr>
-        <w:t xml:space="preserve"> 30 E naràt: «A ita podeus cumparai su rennu de Deus o cali est sa paràbula chi podeus imperai po ddu arrapresentai? 31 Issu est comenti a unu granu de alaussa chi, candu ddu seminant in terra, est su prus piticu de totu is sèminis de sa terra; 32 ma comenti est seminau crescit e fait prus mannu de totu s’ortalìtzia e fait cambus aici mannus chi is pillonis de su celu podint fàiri niu in s'umbra sua»</w:t>
-      </w:r>
-      <w:r>
-        <w:rPr>
-          <w:rFonts w:ascii="Times New Roman" w:eastAsia="Times New Roman" w:hAnsi="Times New Roman" w:cs="Times New Roman"/>
-          <w:sz w:val="24"/>
-          <w:szCs w:val="24"/>
-          <w:lang w:eastAsia="it-IT"/>
-        </w:rPr>
-        <w:br/>
-      </w:r>
-      <w:r>
-        <w:rPr>
-          <w:rFonts w:ascii="Times New Roman" w:eastAsia="Times New Roman" w:hAnsi="Times New Roman" w:cs="Times New Roman"/>
-          <w:b/>
-          <w:bCs/>
-          <w:sz w:val="24"/>
-          <w:szCs w:val="24"/>
-          <w:lang w:eastAsia="it-IT"/>
-        </w:rPr>
-        <w:t xml:space="preserve">Cun paràbulas che custa ddis annuntziàt sa paràula cunforma a su chi podiant cumprèndiri. Sena de paràbulas no ddis chistionàt ma candu fa banda, a is discìpulus suus, ddis spricàt totu..</w:t>
-      </w:r>
-      <w:r>
-        <w:rPr>
-          <w:rFonts w:ascii="Times New Roman" w:eastAsia="Times New Roman" w:hAnsi="Times New Roman" w:cs="Times New Roman"/>
-          <w:sz w:val="24"/>
-          <w:szCs w:val="24"/>
-          <w:lang w:eastAsia="it-IT"/>
-        </w:rPr>
-        <w:br/>
-      </w:r>
-      <w:r>
-        <w:rPr>
-          <w:rFonts w:ascii="Times New Roman" w:eastAsia="Times New Roman" w:hAnsi="Times New Roman" w:cs="Times New Roman"/>
-          <w:b/>
-          <w:bCs/>
-          <w:sz w:val="24"/>
-          <w:szCs w:val="24"/>
-          <w:lang w:eastAsia="it-IT"/>
-        </w:rPr>
-        <w:t xml:space="preserve">35 E sa dii etotu, a meri, Gesùs ddis iat narau «Passeus a s'àteru oru (de mari)». E lassendi sa truma de genti, ndi dd’iant pigau cun issus, aici comenti fiat, in sa barca. Dd'acumpangiànt àteras barcas. Si fiat pesada insaras una  traschia de bentu chi nci ghetàt is undas a sa barca, tantis chi sa barca fiat agiumai.  Issu fiat in pupa, asuba de unu cabitzali, dromiu. Insaras ndi dd’iant scidau e dd'iant narau: «Su Maistu, no ti ndi importat chi si moreus?  Issu si ndi fiat pesau, iat certau su bentu e dd'iat narau a su mari: «Asselia·tì e citi·tì a sa muda!». Su bentu si fiat firmau e fiat lòmpia una grandu bonantza. Luegus ddis iat narau «Poit’est chi seis aici timi·timi? No ndi teneis ancora fidi?».E ddis iat pigau una timoria manna e si narànt de pari a pari «E chini est custu, chi fintzas su bentu e su mari ddi poninti in menti?».</w:t>
+        <w:t xml:space="preserve">13 E iat sighiu narendide·ddis: «No cumprendeis custa paràbula e totu is àteras paràbulas cumenti ddas eis a cumprèndiri? 14 Su seminadori sèminat sa paràula 15 Is de s'oru de su caminu funt cuddus innui ant seminau sa paràula; ma cumenti dd’ant ascurtada ddoi andat deretu sàtana e si ndi pigat sa paràula seminada in issus. E aici etotu is chi arricint su sèmini in logu de pedra funt is chi candu ascurtant sa paràula dd’arricint cun gosu; 17 ma no portant arreìxinis e no durant e insaras, cumenti lòmpint  tribbulia o  trumentus ocasionaus de sa paràula, si storrant deretu. 18 Àterus funt is chi funt seminaus in logu de spina: funt is chi ant ascurtau sa paràula; 19 lòmpint perou is pentzamentus mundanus, is trampas de s'arrichesa e totu is àterus spèddius chi  intrant e allupant sa paràula chi no bogat frutu. 20 E is chi arricint su sèmini in sa terra bona, funt is chi ascurtant sa paràula, dd’arricint e bogant frutu a chini trinta bortas tanti, a chini sessanta, a chini centu».</w:t>
+      </w:r>
+      <w:r>
+        <w:rPr>
+          <w:rFonts w:ascii="Times New Roman" w:eastAsia="Times New Roman" w:hAnsi="Times New Roman" w:cs="Times New Roman"/>
+          <w:sz w:val="24"/>
+          <w:szCs w:val="24"/>
+          <w:lang w:eastAsia="it-IT"/>
+        </w:rPr>
+        <w:br/>
+      </w:r>
+      <w:r>
+        <w:rPr>
+          <w:rFonts w:ascii="Times New Roman" w:eastAsia="Times New Roman" w:hAnsi="Times New Roman" w:cs="Times New Roman"/>
+          <w:b/>
+          <w:bCs/>
+          <w:sz w:val="24"/>
+          <w:szCs w:val="24"/>
+          <w:lang w:eastAsia="it-IT"/>
+        </w:rPr>
+        <w:t xml:space="preserve">E issu ddis naràt: «Sa làntia serbit po dda pònniri asuta de s'imbudu o asuta de su letu?   O prusaprestu po dda pònniri in su candelobru? 22 Ca no ddoi at nudda chi est cuau si no po èssiri bogau a craru e nudda chi est secretu si no po èssiri scoviau. 23 Si unu portat origas po ascurtai chi ascurtit!».</w:t>
+      </w:r>
+      <w:r>
+        <w:rPr>
+          <w:rFonts w:ascii="Times New Roman" w:eastAsia="Times New Roman" w:hAnsi="Times New Roman" w:cs="Times New Roman"/>
+          <w:sz w:val="24"/>
+          <w:szCs w:val="24"/>
+          <w:lang w:eastAsia="it-IT"/>
+        </w:rPr>
+        <w:br/>
+      </w:r>
+      <w:r>
+        <w:rPr>
+          <w:rFonts w:ascii="Times New Roman" w:eastAsia="Times New Roman" w:hAnsi="Times New Roman" w:cs="Times New Roman"/>
+          <w:b/>
+          <w:bCs/>
+          <w:sz w:val="24"/>
+          <w:szCs w:val="24"/>
+          <w:lang w:eastAsia="it-IT"/>
+        </w:rPr>
+        <w:t xml:space="preserve">24 E ddis naràt puru: «Ponei atentzioni a su chi intendeis: cun sa matessi medida chi mesurais, s’ant a mesurai; e si nd’ant fintzas a aciùngiri de prus.  25 Ca a chini ndi tenit ant a aciùngiri e a chini no ndi tenit, ndi dd’ant a pigai fintzas su chi tenit». </w:t>
+      </w:r>
+      <w:r>
+        <w:rPr>
+          <w:rFonts w:ascii="Times New Roman" w:eastAsia="Times New Roman" w:hAnsi="Times New Roman" w:cs="Times New Roman"/>
+          <w:sz w:val="24"/>
+          <w:szCs w:val="24"/>
+          <w:lang w:eastAsia="it-IT"/>
+        </w:rPr>
+        <w:br/>
+      </w:r>
+      <w:r>
+        <w:rPr>
+          <w:rFonts w:ascii="Times New Roman" w:eastAsia="Times New Roman" w:hAnsi="Times New Roman" w:cs="Times New Roman"/>
+          <w:b/>
+          <w:bCs/>
+          <w:sz w:val="24"/>
+          <w:szCs w:val="24"/>
+          <w:lang w:eastAsia="it-IT"/>
+        </w:rPr>
+        <w:t xml:space="preserve">E naràt: «Su rennu de Deus est cumenti a un'òmini chi nci ghetat su sèmini in sa terra; chi dromat o  pesit, a de noti o a de dii, su sèmini in s’interis bogat e crescit chene sciri cumenti. Ca sa terra bogàt frutu cunforma a su naturali suu, a innantis sa canna, a pustis sa spiga, e su granu prenu in sa spiga.  E candu su trigu est drimpiu, ddi ghetat manu a sa fraci, ca est tempus de messai». </w:t>
+      </w:r>
+      <w:r>
+        <w:rPr>
+          <w:rFonts w:ascii="Times New Roman" w:eastAsia="Times New Roman" w:hAnsi="Times New Roman" w:cs="Times New Roman"/>
+          <w:sz w:val="24"/>
+          <w:szCs w:val="24"/>
+          <w:lang w:eastAsia="it-IT"/>
+        </w:rPr>
+        <w:br/>
+      </w:r>
+      <w:r>
+        <w:rPr>
+          <w:rFonts w:ascii="Times New Roman" w:eastAsia="Times New Roman" w:hAnsi="Times New Roman" w:cs="Times New Roman"/>
+          <w:b/>
+          <w:bCs/>
+          <w:sz w:val="24"/>
+          <w:szCs w:val="24"/>
+          <w:lang w:eastAsia="it-IT"/>
+        </w:rPr>
+        <w:t xml:space="preserve"> 30 E naràt: «A ita podeus cumparai su rennu de Deus o cali est sa paràbula chi podeus imperai po ddu arrapresentai? 31 Issu est cumenti a unu granu de alaussa chi, candu ddu seminant in terra, est su prus piticu de totu is sèminis de sa terra; 32 ma cumenti est seminau crescit e fait prus mannu de totu s’ortalìtzia e fait cambus aici mannus chi is pillonis de su celu podint fàiri niu in s'umbra sua».</w:t>
+      </w:r>
+      <w:r>
+        <w:rPr>
+          <w:rFonts w:ascii="Times New Roman" w:eastAsia="Times New Roman" w:hAnsi="Times New Roman" w:cs="Times New Roman"/>
+          <w:sz w:val="24"/>
+          <w:szCs w:val="24"/>
+          <w:lang w:eastAsia="it-IT"/>
+        </w:rPr>
+        <w:br/>
+      </w:r>
+      <w:r>
+        <w:rPr>
+          <w:rFonts w:ascii="Times New Roman" w:eastAsia="Times New Roman" w:hAnsi="Times New Roman" w:cs="Times New Roman"/>
+          <w:b/>
+          <w:bCs/>
+          <w:sz w:val="24"/>
+          <w:szCs w:val="24"/>
+          <w:lang w:eastAsia="it-IT"/>
+        </w:rPr>
+        <w:t xml:space="preserve">Cun paràbulas che custa ddis annuntziàt sa paràula cunforma a su chi podiant cumprèndiri. Chene paràbulas no ddis chistionàt ma a banda, a is discìpulus suus, ddis spricàt totu.</w:t>
+      </w:r>
+      <w:r>
+        <w:rPr>
+          <w:rFonts w:ascii="Times New Roman" w:eastAsia="Times New Roman" w:hAnsi="Times New Roman" w:cs="Times New Roman"/>
+          <w:sz w:val="24"/>
+          <w:szCs w:val="24"/>
+          <w:lang w:eastAsia="it-IT"/>
+        </w:rPr>
+        <w:br/>
+      </w:r>
+      <w:r>
+        <w:rPr>
+          <w:rFonts w:ascii="Times New Roman" w:eastAsia="Times New Roman" w:hAnsi="Times New Roman" w:cs="Times New Roman"/>
+          <w:b/>
+          <w:bCs/>
+          <w:sz w:val="24"/>
+          <w:szCs w:val="24"/>
+          <w:lang w:eastAsia="it-IT"/>
+        </w:rPr>
+        <w:t xml:space="preserve">35 E sa dii etotu, a meri, Gesùs ddis iat narau «Passeus a s'àteru oru (de mari)». E lassendi sa truma de genti, ndi dd’iant pigau cun issus, aici cumenti fiat, in sa barca. Dd'acumpangiànt àteras barcas. Si fiat pesada insaras una  traschia de bentu chi nci ghetàt is undas a sa barca, tantis chi sa barca fiat agiumai prena.  Issu fiat in pupa, asuba de unu cabitzali, dromiu. Insaras ndi dd’iant scidau e dd'iant narau: «Su Maistu, no ti ndi importat chi si moreus? Issu si ndi fiat pesau, iat certau su bentu e dd'iat narau a su mari: «Asselia·tì e citi·tì a sa muda!». Su bentu si fiat firmau e fiat lòmpia una grandu bonantza. Luegus ddis iat narau «Poit’est chi seis aici timi·timi? No ndi teneis ancora fidi?». E ddis iat pigau una timoria manna e si narànt de pari a pari: «E chini est custu, chi fintzas su bentu e su mari ddi ponint in menti?».</w:t>
       </w:r>
     </w:p>
     <w:p>
@@ -936,7 +936,7 @@
           <w:szCs w:val="24"/>
           <w:lang w:eastAsia="it-IT"/>
         </w:rPr>
-        <w:t xml:space="preserve">5,1 Fiant lòmpius, duncas, a s'àteru oru de mari, me in sa regioni de is Gerasenus. 2 Comenti Gesùs ndi fiat calau de sa barca, iat atobiau, benendi de is tumbas, un'òmini cun unu spìridu malu.3 Issu biviat in mesu a is tumbas e nemus arrennesciat prus a dd’aguantai acapiau mancu a cadena; 4 ca prus bortas dd’iant acapiau a trabas e a cadenas, ma iat sempri segau is cadenas e truncau is trabas, e nemus ddu podiat ammasedai. 5 E fiat a totu dii e a totu noti, peri is tumbas e peri is montis, aboxinendi e ferendi·sì a perda. 6 Candu de atesu iat bistu a Gesùs, iat atacau a cùrriri e si ddi fiat ingenugau ananti  7 e aboxinendi a tzèrrius iat narau: «Lassa·mì in paxi o Gesùs, Fillu de su Deus totu poderosu,  Ti ddu pedu in nòmini de Deus, no mi trumentis!». 8 Ca Gesùs ddi naràt: « Essi·ndi  a foras de cust’òmini spìridu malu!».  9 E dd'iat preguntau: «Ita ti narant?»  9 E cuddu dd’iat arrespustu « Legioni mi narant ca seus in medas».  10 E dd’iat pregau meda a no nci ddus bogai de cussa regioni.
+        <w:t xml:space="preserve">5,1 Fiant lòmpius, duncas, a s'àteru oru de mari, me in sa regioni de is Gerasenus. 2 Comenti Gesùs ndi fiat calau de sa barca, iat atobiau, benendi de is tumbas, un'òmini cun unu spìridu malu.3 Issu biviat in mesu a is tumbas e nemus arrennesciat prus a dd’aguantai acapiau mancu a cadena; 4 ca prus bortas dd’iant acapiau a trabas e a cadenas, ma iat sempri segau is cadenas e truncau is trabas, e nemus ddu podiat ammasedai. 5 E fiat a totu dii e a totu noti, peri is tumbas e peri is montis, aboxinendi e ferendi·sì a perda. 6 Candu de atesu iat bistu a Gesùs, iat atacau a cùrriri e si ddi fiat ingenugau ananti  7 e aboxinendi a tzèrrius iat narau: «Lassa·mì in paxi o Gesùs, Fillu de su Deus totu poderosu,  Ti ddu pedu in nòmini de Deus, no mi trumentis!». 8 Ca Gesùs ddi naràt: « Essi·ndi  a foras de cust’òmini spìridu malu!».  9 E dd'iat preguntau: «Ita ti narant?».  9 E cuddu dd’iat arrespustu: « Legioni mi narant ca seus in medas».  10 E dd’iat pregau meda a no nci ddus bogai de cussa regioni.
 </w:t>
       </w:r>
       <w:r>
@@ -957,7 +957,7 @@
           <w:szCs w:val="24"/>
           <w:lang w:eastAsia="it-IT"/>
         </w:rPr>
-        <w:t xml:space="preserve">11 Tandus pascendi innia, in su monti, ddoi iat unu tallu mannu de procus.  12 E is spìridus malus dd'iant impetrau narendi: «Manda·si·nci anca funt cuddus procus po chi nci ddis intrai aintru». 13 E si ddus iat permìtiu.  13 E is spìridus malus ndi fiant essius e nci fiant intraus a is procus, e su tallu, iant a èssiri unus duamilla, nci fiat spentumau a mari e si fiat allupau.  14 Is procaxus insaras si fiant fuius e iant contau sa nova in citadi e in su sartu; e sa genti andàt a biri su chi ddoi fiat acontèssiu.
+        <w:t xml:space="preserve">11 Tandus pascendi innia, in su monti, ddoi iat unu tallu mannu de procus.  12 E is spìridus malus dd'iant impetrau narendi: «Manda·si·nci anca funt cuddus procus po nci ddis intrai aintru». 13 E si ddus iat permìtiu.  13 E is spìridus malus ndi fiant essius e nci fiant intraus a is procus, e su tallu, iant a èssiri unus duamilla, nci fiat spentumau a mari e si fiat allupau.  14 Is procaxus insaras si fiant fuius e iant contau sa nova in citadi e in su sartu; e sa genti andàt a biri su chi ddoi fiat acontèssiu.
 </w:t>
       </w:r>
       <w:r>
@@ -978,7 +978,7 @@
           <w:szCs w:val="24"/>
           <w:lang w:eastAsia="it-IT"/>
         </w:rPr>
-        <w:t xml:space="preserve">15  Lòmpius anca fiat Gesùs, iant bistu su spiridau sètziu, bestiu e in sentidu, cuddu chi fiat possidiu de sa Legioni, e iant tìmiu.  16 Is chi iant bistu totu, ddis iant contau ita fiat acontèssiu a su spiridau e a is procus.  17 E issus iant incumentzau a pregai  a Gesùs a si nci stesiai de is làcanas insoru. 18  In s’interis chi nci torràt a pesai a sa barca, su chi antis fiat spiridau megàt de ddu impetrai a ndi ddu pigai cun issu.  19 No dd’iat permìtiu, ma dd’iat narau: «Bai a domu tua, anca est sa famìlia tua e torra·ddis a contai su chi su Sennori at fatu po tui e comenti nd’at tentu làstima de tui». ». 20 E issu andau chi si ndi fiat si fiat postu a annuntziai in sa Decàpoli su chi Gesùs dd’iat fatu, e totus nd’abarrànt spantaus.
+        <w:t xml:space="preserve">15  Lòmpius anca fiat Gesùs, iant bistu su spiridau sètziu, bestiu e in sentidu, cuddu chi fiat possidiu de sa Legioni, e iant tìmiu.  16 Is chi iant bistu totu, ddis iant contau ita fiat acontèssiu a su spiridau e a is procus.  17 E issus iant incumentzau a pregai  a Gesùs a si nci stesiai de is làcanas insoru. 18  In s’interis chi nci torràt a pesai a sa barca, su chi antis fiat spiridau megàt de ddu impetrai a ndi ddu pigai cun issu.  19 No dd’iat permìtiu, ma dd’iat narau: «Bai a domu tua, anca est sa famìlia tua e torra·ddis a contai su chi su Sennori at fatu po tui e cumenti nd’at tentu làstima de tui». 20 E issu andau chi si ndi fiat si fiat postu a annuntziai in sa Decàpoli su chi Gesùs dd’iat fatu, e totus nd’abarrànt spantaus.
 </w:t>
       </w:r>
       <w:r>
@@ -999,7 +999,7 @@
           <w:szCs w:val="24"/>
           <w:lang w:eastAsia="it-IT"/>
         </w:rPr>
-        <w:t xml:space="preserve">21 Gesùs iat atraessau cun sa barca a s'àteru oru de mari e una truma manna de genti si ddoi fiat arregorta a fùrriu, e issu fiat in s’oru de mari.  22 Fiat arribbau insaras unu de is capus de sa sinagoga, ddi narànt a nòmini Giàiru, chi biendi·ddu, si nci ddi fiat ghetau a peis 23 impetrendi e narendi: «Fillixedda mia est acanta de si mòrriri; beni a ddi impònniri is manus tuas po dda sanai e po chi abarrit bia». 
+        <w:t xml:space="preserve">21 Gesùs iat atraessau cun sa barca a s'àteru oru de mari e una truma manna de genti si ddoi fiat arregorta a fùrriu, e issu fiat in s’oru de mari.  22 Fiat arribbau insaras unu de is capus de sa sinagoga, ddi narànt a nòmini Giàiru, chi biendide·ddu, si nci ddi fiat ghetau a peis 23 impetrendi e narendi: «Fillixedda mia est acanta de si mòrriri; beni a ddi impònniri is manus tuas po dda sanai e po chi abarrit bia». 
 24 Gesùs si ndi fiat andau impari cun issu   e una truma manna de genti ddu sighiat e si ddi stringiat a fùrriu. </w:t>
       </w:r>
       <w:r>
@@ -1020,48 +1020,48 @@
           <w:szCs w:val="24"/>
           <w:lang w:eastAsia="it-IT"/>
         </w:rPr>
-        <w:t xml:space="preserve">25 Una fèmina, chi fiat dox’annus perdendi sànguni, 26 chi iat patiu meda po mori de is dotoris e iat spaciau totu su chi teniat chena de perunu profetu, andendi de mali in peus, 27 candu iat intèndiu chistionendi de Gesùs iat postu in fatu a sa truma e lòmpia a palas de issu dd’iat tocau su manteddu; ca pensàt: 28 «Chi ddi tocu assumancu su manteddu apu a sanai». 29 E deretu si ddi fiat firmada sa pèrdida de sànguni e issa iat cumprèndiu ca su corpus suu fiat sanau de su mali chi patiat.</w:t>
-      </w:r>
-      <w:r>
-        <w:rPr>
-          <w:rFonts w:ascii="Times New Roman" w:eastAsia="Times New Roman" w:hAnsi="Times New Roman" w:cs="Times New Roman"/>
-          <w:sz w:val="24"/>
-          <w:szCs w:val="24"/>
-          <w:lang w:eastAsia="it-IT"/>
-        </w:rPr>
-        <w:br/>
-      </w:r>
-      <w:r>
-        <w:rPr>
-          <w:rFonts w:ascii="Times New Roman" w:eastAsia="Times New Roman" w:hAnsi="Times New Roman" w:cs="Times New Roman"/>
-          <w:b/>
-          <w:bCs/>
-          <w:sz w:val="24"/>
-          <w:szCs w:val="24"/>
-          <w:lang w:eastAsia="it-IT"/>
-        </w:rPr>
-        <w:t xml:space="preserve">30 Ma Gesùs, luegus, tenendi cuscèntzia de sa fortza chi ndi ddi fiat essia de corpus, si fiat furriau cara a sa truma narendi : «Chini est chi m'at tocau su manteddu?». 31 E is discìpulus suus dd’iant narau: «E ita no ddu biis sa truma chi tenis a fùrriu, e chini t’at a àiri tocau?». 32 E issu si castiàt a ingìriu, po biri chini dd’iat tocau. 33 E sa fèmina timendi e tremendi, ca iat cumprèndiu su chi ddi fiat acontèssiu, si nci ddi fiat ghetada a is peis e dd’iat contau totu sa beridadi. 34 E Gesùs dd'iat narau: «Filla mia, sa fidi tua t'at sanau.   Bai in paxi e sias sanada de su mali tuu».</w:t>
-      </w:r>
-      <w:r>
-        <w:rPr>
-          <w:rFonts w:ascii="Times New Roman" w:eastAsia="Times New Roman" w:hAnsi="Times New Roman" w:cs="Times New Roman"/>
-          <w:sz w:val="24"/>
-          <w:szCs w:val="24"/>
-          <w:lang w:eastAsia="it-IT"/>
-        </w:rPr>
-        <w:br/>
-      </w:r>
-      <w:r>
-        <w:rPr>
-          <w:rFonts w:ascii="Times New Roman" w:eastAsia="Times New Roman" w:hAnsi="Times New Roman" w:cs="Times New Roman"/>
-          <w:b/>
-          <w:bCs/>
-          <w:sz w:val="24"/>
-          <w:szCs w:val="24"/>
-          <w:lang w:eastAsia="it-IT"/>
-        </w:rPr>
-        <w:t xml:space="preserve">35 In s’interis chi fiat chistionendi, de domu de su capu de sa sinagoga fiant bènnius a ddi narai: «Filla tua s’est morta . Poita est chi sighis strobbendi a su Maistu?». 
-36 Ma Gesùs, chena de fàiri contu de cussus fueddus iat narau a su capu de sa sinagoga: «No timas, sighi sceti a tènniri fidi!». 37 E no iat permìtiu a nemus a andai cun issu foras de Pedru, Giacu e Giuanni, fradi de Giacu. 38 Lòmpius a domu de su capu de sa sinagoga ddoi iat bistu unu grandu avolotu e sa genti totu prangendi e atitendi. 39 E intrendi ddis iat narau: «Poita totu custu avolotu e custu prantu?,, Mi' ca sa pipia no est morta, est dromia». 40 E issus si ndi faiant befa de issu.  Gesùs però, boghe·ndi·nci totus a foras, iat pigau a su babbu e a sa mama de sa pipia, e a is chi fiant cun issus, e fiat intrau a innui fiat sa piciochedda. 41 E dd’iat pigau sa manu narendi: «Talitha qum», est a narai: «Sa pipia, deu ti cumandu, pesa·ti·ndi!». 42 Deretu sa piciochedda si ndi fiat pesada e si fiat posta a caminai, ca teniat dox’annus. E totus ndi fiant abarraus spantaus meda. 43 Gesùs ddus iat pretzetaus chi nemus dd’essat scìpiu e iat narau a donai a papai a sa piciochedda.
+        <w:t xml:space="preserve">25 Una fèmina, chi fiat dox’annus perdendi sànguni, 26 chi iat patiu meda po mori de is dotoris e iat spaciau totu su chi teniat chene perunu profetu, andendi de mali in peus, 27 candu iat intèndiu chistionendi de Gesùs iat postu in fatu a sa truma e lòmpia a palas de issu dd’iat tocau su manteddu; ca pensàt: 28 «Chi ddi tocu assumancu su manteddu apu a sanai». 29 E deretu si ddi fiat firmada sa pèrdida de sànguni e issa iat cumprèndiu ca su corpus suu fiat sanau de su mali chi patiat.</w:t>
+      </w:r>
+      <w:r>
+        <w:rPr>
+          <w:rFonts w:ascii="Times New Roman" w:eastAsia="Times New Roman" w:hAnsi="Times New Roman" w:cs="Times New Roman"/>
+          <w:sz w:val="24"/>
+          <w:szCs w:val="24"/>
+          <w:lang w:eastAsia="it-IT"/>
+        </w:rPr>
+        <w:br/>
+      </w:r>
+      <w:r>
+        <w:rPr>
+          <w:rFonts w:ascii="Times New Roman" w:eastAsia="Times New Roman" w:hAnsi="Times New Roman" w:cs="Times New Roman"/>
+          <w:b/>
+          <w:bCs/>
+          <w:sz w:val="24"/>
+          <w:szCs w:val="24"/>
+          <w:lang w:eastAsia="it-IT"/>
+        </w:rPr>
+        <w:t xml:space="preserve">30 Ma Gesùs, luegus, tenendi cuscèntzia de sa fortza chi ndi ddi fiat essia de corpus, si fiat furriau cara a sa truma narendi: «Chini est chi m'at tocau su manteddu?». 31 E is discìpulus suus dd’iant narau: «E ita no ddu biis sa truma chi tenis a fùrriu, e chini t’at a àiri tocau?». 32 E issu si castiàt a ingìriu, po biri chini dd’iat tocau. 33 E sa fèmina timendi e tremendi, ca iat cumprèndiu su chi ddi fiat acontèssiu, si nci ddi fiat ghetada a is peis e dd’iat contau totu sa beridadi. 34 E Gesùs dd'iat narau: «Filla mia, sa fidi tua t'at sanau.   Bai in paxi e sias sanada de su mali tuu».</w:t>
+      </w:r>
+      <w:r>
+        <w:rPr>
+          <w:rFonts w:ascii="Times New Roman" w:eastAsia="Times New Roman" w:hAnsi="Times New Roman" w:cs="Times New Roman"/>
+          <w:sz w:val="24"/>
+          <w:szCs w:val="24"/>
+          <w:lang w:eastAsia="it-IT"/>
+        </w:rPr>
+        <w:br/>
+      </w:r>
+      <w:r>
+        <w:rPr>
+          <w:rFonts w:ascii="Times New Roman" w:eastAsia="Times New Roman" w:hAnsi="Times New Roman" w:cs="Times New Roman"/>
+          <w:b/>
+          <w:bCs/>
+          <w:sz w:val="24"/>
+          <w:szCs w:val="24"/>
+          <w:lang w:eastAsia="it-IT"/>
+        </w:rPr>
+        <w:t xml:space="preserve">35 In s’interis chi fiat chistionendi, de domu de su capu de sa sinagoga fiant bènnius a ddi narai: «Filla tua s’est morta. Poita est chi sighis strobbendi a su Maistu?». 
+36 Ma Gesùs, chene fàiri contu de cussus fueddus iat narau a su capu de sa sinagoga: «No timas, sighi sceti a tènniri fidi!». 37 E no iat permìtiu a nemus a andai cun issu foras de Pedru, Giacu e Giuanni, fradi de Giacu. 38 Lòmpius a domu de su capu de sa sinagoga ddoi iat bistu unu grandu avolotu e sa genti totu prangendi e atitendi. 39 E intrendi ddis iat narau: «Poita totu custu avolotu e custu prantu?  Mi' ca sa pipia no est morta, est dromia». 40 E issus si ndi faiant befa de issu.  Gesùs perou, boghe·ndide·nci totus a foras, iat pigau a su babbu e a sa mama de sa pipia, e a is chi fiant cun issus, e fiat intrau a innui fiat sa piciochedda. 41 E dd’iat pigau sa manu narendi: «Talitha qum», est a narai: «Sa pipia, deu ti cumandu, pesa·ti·ndi!». 42 Deretu sa piciochedda si ndi fiat pesada e si fiat posta a caminai, ca teniat dox’annus. E totus ndi fiant abarraus spantaus meda. 43 Gesùs ddus iat pretzetaus chi nemus dd’essat scìpiu e iat narau a donai a papai a sa piciochedda.
 </w:t>
       </w:r>
     </w:p>
@@ -1084,58 +1084,58 @@
           <w:szCs w:val="24"/>
           <w:lang w:eastAsia="it-IT"/>
         </w:rPr>
-        <w:t xml:space="preserve">6,1 Tandu Gesùs essiu de innia si ndi fiat andau a sa citadi anca fiat nàsciu e is discìpulus iant postu in fatu. 2 E arribbau su sàbudu, si fiat postu a donai imparu in sa sinagoga.  In medas ascurtànt e abarrànt spantaus e narànt: «De innui ddi benint custas cosas?   E ita arratza de sabiduria est sa chi dd’ant donau?  E custus miràculus fatus de is manus suas? 3 Custu no est su maistu de linna, su fillu de Maria, su fradi de Giacu, de Ioses, de Giudas e de Simoni??  E is sorris no funt innoi cun nosu?   E ndi teniant scàndulu de issu. 4 Ma  Gesùs ddis iat narau: «No nci at profeta minuspretziau comenti in logu suu, in mesu de  is parentis suus e in domu sua».5 E innia no ddoi iat pòtziu fàiri perunu miràculu, iat sceti sanau unus cantu malàdius cun is manus suas. 6 E fiat spantau de sa pagu fidi chi teniant.</w:t>
-      </w:r>
-      <w:r>
-        <w:rPr>
-          <w:rFonts w:ascii="Times New Roman" w:eastAsia="Times New Roman" w:hAnsi="Times New Roman" w:cs="Times New Roman"/>
-          <w:sz w:val="24"/>
-          <w:szCs w:val="24"/>
-          <w:lang w:eastAsia="it-IT"/>
-        </w:rPr>
-        <w:br/>
-        <w:t xml:space="preserve">7 E Gesùs andàt peri is biddas de acanta donendi imparu.
- .</w:t>
-      </w:r>
-      <w:r>
-        <w:rPr>
-          <w:rFonts w:ascii="Times New Roman" w:eastAsia="Times New Roman" w:hAnsi="Times New Roman" w:cs="Times New Roman"/>
-          <w:sz w:val="24"/>
-          <w:szCs w:val="24"/>
-          <w:lang w:eastAsia="it-IT"/>
-        </w:rPr>
-        <w:br/>
-      </w:r>
-      <w:r>
-        <w:rPr>
-          <w:rFonts w:ascii="Times New Roman" w:eastAsia="Times New Roman" w:hAnsi="Times New Roman" w:cs="Times New Roman"/>
-          <w:b/>
-          <w:bCs/>
-          <w:sz w:val="24"/>
-          <w:szCs w:val="24"/>
-          <w:lang w:eastAsia="it-IT"/>
-        </w:rPr>
-        <w:t xml:space="preserve">Tandus iat tzerriau is Doxi e iat incumentzau a ddus mandai a duus a duus e ddis iat donau autoridadi contras a is spìridus malus. 8 E ddis iat cumandau a no ingolliri nudda po su viàgiu: ni pani, ni bèrtula, ni dinai in bussa, foras de unu bàculu ; 9 ma a si cratzai is sàndulus e a no si bestiri cun duas tùnicas. 10 E ddis naràt: «In calisisiat domu  intreis abarrai·ddoi fintzas a candu no si ndi eis a andai de cussu logu. 11 Si in calincunu logu no bos'ant a arriciri e no bos’ant a ascurtai, baxei si·ndi e scutulai·sì su prùini de asuta de is peis, a testimonia po issus». 12 E partius chi fiant, predicànt a sa genti a si cunvertiri; 13 e nci bogànt spìridus malus meda, e ungiant cun ollu a malàdius meda e ddus sanànt.</w:t>
-      </w:r>
-      <w:r>
-        <w:rPr>
-          <w:rFonts w:ascii="Times New Roman" w:eastAsia="Times New Roman" w:hAnsi="Times New Roman" w:cs="Times New Roman"/>
-          <w:sz w:val="24"/>
-          <w:szCs w:val="24"/>
-          <w:lang w:eastAsia="it-IT"/>
-        </w:rPr>
-        <w:br/>
-      </w:r>
-      <w:r>
-        <w:rPr>
-          <w:rFonts w:ascii="Times New Roman" w:eastAsia="Times New Roman" w:hAnsi="Times New Roman" w:cs="Times New Roman"/>
-          <w:b/>
-          <w:bCs/>
-          <w:sz w:val="24"/>
-          <w:szCs w:val="24"/>
-          <w:lang w:eastAsia="it-IT"/>
-        </w:rPr>
-        <w:t xml:space="preserve"> 14 Su rei Erodi iat intèndiu chistionai de Gesùs, ca sa fama de su nòmini suu si fiat spainada. E narànt: «Giuanni su Batista est arresuscitau de mesu a is mortus e po custu  tenit su poderi de fàiri miràculus». 15 Intamis chi àterus narànt: «Est Elias »; e àterus ancora narànt: «Est unu profeta, che a unu de is profetas». 16 Ma Erodi, chi ndi iat intèndiu chistionai, naràt: «Cuddu Giuanni  chi apu fatu degollai, est torrau biu!».</w:t>
+        <w:t xml:space="preserve">6,1 Tandu Gesùs essiu de innia si ndi fiat andau a sa citadi anca fiat nàsciu e is discìpulus iant postu in fatu. 2 E arribbau su sàbudu, si fiat postu a donai imparu in sa sinagoga.  In medas ascurtànt e abarrànt spantaus e narànt: «De innui ddi benint custas cosas?   E ita arratza de sabiduria est sa chi dd’ant donau?  E custus miràculus fatus de is manus suas? 3 Custu no est su maistu de linna, su fillu de Maria, su fradi de Giacu, de Ioses, de Giudas e de Simoni?   E is sorris no funt innoi cun nosu?».  E ndi teniant scàndulu de issu. 4 Ma  Gesùs ddis iat narau: «No nci at profeta minuspretziau cumenti in logu suu, in mesu de  is parentis suus e in domu sua».5 E innia no ddoi iat pòtziu fàiri perunu miràculu, iat sceti sanau unus cantu malàdius cun is manus suas. 6 E fiat spantau de sa pagu fidi chi teniant.</w:t>
+      </w:r>
+      <w:r>
+        <w:rPr>
+          <w:rFonts w:ascii="Times New Roman" w:eastAsia="Times New Roman" w:hAnsi="Times New Roman" w:cs="Times New Roman"/>
+          <w:sz w:val="24"/>
+          <w:szCs w:val="24"/>
+          <w:lang w:eastAsia="it-IT"/>
+        </w:rPr>
+        <w:br/>
+        <w:t xml:space="preserve">7 E Gesùs andàt peri is biddas de acanta donendi imparu. </w:t>
+      </w:r>
+      <w:r>
+        <w:rPr>
+          <w:rFonts w:ascii="Times New Roman" w:eastAsia="Times New Roman" w:hAnsi="Times New Roman" w:cs="Times New Roman"/>
+          <w:sz w:val="24"/>
+          <w:szCs w:val="24"/>
+          <w:lang w:eastAsia="it-IT"/>
+        </w:rPr>
+        <w:br/>
+      </w:r>
+      <w:r>
+        <w:rPr>
+          <w:rFonts w:ascii="Times New Roman" w:eastAsia="Times New Roman" w:hAnsi="Times New Roman" w:cs="Times New Roman"/>
+          <w:b/>
+          <w:bCs/>
+          <w:sz w:val="24"/>
+          <w:szCs w:val="24"/>
+          <w:lang w:eastAsia="it-IT"/>
+        </w:rPr>
+        <w:t xml:space="preserve">E a pustis de dd’averiguai dd’iant narau: «Cincu panis e duus piscis». 39 E insaras ddis iat cumandau a si sètziri totus, a trupas a trupas, in s’erba birdi. 40 E totus si fiant stèrrius a trupas de centu e de cincuanta. 41 E Gesùs iat pigau is cincu panis e is duus piscis, iat artziau is ogus a celu, iat beneixu e ddus iat partzius e donaus a is discìpulus po ddus spartziri e aici etotu iat partziu is duus piscis intre totus. 42 Totus iant papau e si fiant pràndius 43 e ndi iant pigau doxi cadinus prenus de su pani e de su pisci chi fiat coillau. 44 E de cussu pani nd’iant papau cincumilla personis.
+.</w:t>
+      </w:r>
+      <w:r>
+        <w:rPr>
+          <w:rFonts w:ascii="Times New Roman" w:eastAsia="Times New Roman" w:hAnsi="Times New Roman" w:cs="Times New Roman"/>
+          <w:sz w:val="24"/>
+          <w:szCs w:val="24"/>
+          <w:lang w:eastAsia="it-IT"/>
+        </w:rPr>
+        <w:br/>
+      </w:r>
+      <w:r>
+        <w:rPr>
+          <w:rFonts w:ascii="Times New Roman" w:eastAsia="Times New Roman" w:hAnsi="Times New Roman" w:cs="Times New Roman"/>
+          <w:b/>
+          <w:bCs/>
+          <w:sz w:val="24"/>
+          <w:szCs w:val="24"/>
+          <w:lang w:eastAsia="it-IT"/>
+        </w:rPr>
+        <w:t xml:space="preserve"> 14 Su rei Erodi iat intèndiu chistionai de Gesùs, ca sa fama de su nòmini suu si fiat spainada. E narànt: «Giuanni su Batista est arresuscitau de mesu a is mortus e po custu  tenit su poderi de fàiri miràculus». 15 Intamis chi àterus narànt: «Est Elias»; e àterus ancora narànt: «Est unu profeta, che a unu de is profetas». 16 Ma Erodi, chi ndi iat intèndiu chistionai, naràt: «Cuddu Giuanni chi apu fatu degollai, est torrau biu!». </w:t>
       </w:r>
       <w:r>
         <w:rPr>
@@ -1156,7 +1156,7 @@
           <w:lang w:eastAsia="it-IT"/>
         </w:rPr>
         <w:lastRenderedPageBreak/>
-        <w:t xml:space="preserve">17 Erodi, de fatu, iat fatu tènniri a Giuanni e dd’iant postu in presoni po mori de Erodìadi,  mulleri de Filipu su fradi, chi Erodi etotu si dd’iat cojada.18 Giuanni naràt a Erodi: «No t’est lìtzitu a ti pigai sa mulleri de fradi tuu». 19 Po cussu Erodìadi ddu teniat in tìrria e dd’iat a àiri bòfiu mortu, però no faiat, 20  ca Erodi ddu timiat a Giuanni, connoscendi·ddu po giustu e santu e ddu portat a càstiu, e mancai ascurtendi·ddu abarressit dudosu meda, dd’ascurtàt cun praxeri.
+        <w:t xml:space="preserve">17 Erodi, de fatu, iat fatu tènniri a Giuanni e dd’iant postu in presoni po mori de Erodìadi, mulleri de Filipu su fradi, chi Erodi etotu si dd’iat cojada.18 Giuanni naràt a Erodi: «No t’est lìcitu a ti pigai sa mulleri de fradi tuu». 19 Po cussu Erodìadi ddu teniat in tìrria e dd’iat a àiri bòfiu mortu, perou no faiat, 20  ca Erodi ddu timiat a Giuanni, connoscendide·ddu po giustu e santu e ddu portat a càstiu, e mancai ascurtendide·ddu abarressit dudosu meda, dd’ascurtàt cun praxeri.
 </w:t>
       </w:r>
       <w:r>
@@ -1218,7 +1218,7 @@
           <w:szCs w:val="24"/>
           <w:lang w:eastAsia="it-IT"/>
         </w:rPr>
-        <w:t xml:space="preserve"> 33 In medas perou ddus iant bistus movendi e iant cumprèndiu, e de totu is citadis, iant cumentzau a aprobiai a innia currendi a pei e fiant arribbaus innantis de issus. 34  E abascendi de sa barca, iat bistu una truma manna de genti e a Gesùs ndi ddi fiat partu làstima ca fiant che pegus chena de pastori, e ddis iat imparau cosa meda. 35 Sendi ca fiat giai trigadiu, is discìpulus si ddi fiant acostiaus e dd’iant narau: «Custu est unu logu spèrdiu e est giai tardu. 36 Dispidi·ddus aici chi andint peri su sartu e is biddas de acanta, a si comporai cosa de papai». 37 Ma issu iat arrespustu: «Donai·ddis a papai bosàterus etotu». E issus dd’iant preguntau: «Nosu depeus andai a comporai duxentus soddus de pani po ddis donai a papai?». 38 Gesùs perou iat narau: «De pani cantu ndi teneis?  Baxei a biri». E a pustis de dd’averiguai dd’iant narau: «Cincu panis e duus piscis». 39 E insaras ddis iat cumandau a si sètziri totus, a trupas a trupas, in s’erba birdi. 40 E totus si fiant stèrrius a trupas de centu e de cincuanta. 41 E Gesùs iat pigau is cincu panis e is duus piscis, iat artziau is ogus a celu, iat beneixu e ddus iat partzius e donaus a is discìpulus po ddus spartziri e aici etotu iat partziu is duus piscis intre totus. 42 Totus iant papau e si fiant pràndius 43 e ndi iant pigau doxi cadinus prenus de su pani e de su pisci chi fiat coillau. 44 E de cussu pani nd’iant papau cincumilla personis.
+        <w:t xml:space="preserve"> 33 In medas perou ddus iant bistus movendi e iant cumprèndiu, e de totu is citadis, iant cumentzau a aprobiai a innia currendi a pei e fiant arribbaus innantis de issus. 34  E abascendi de sa barca, iat bistu una truma manna de genti e a Gesùs ndi ddi fiat partu làstima ca fiant che pegus chene pastori, e ddis iat imparau cosa meda. 35 Sendi ca fiat giai trigadiu, is discìpulus si ddi fiant acostiaus e dd’iant narau: «Custu est unu logu spèrdiu e est giai tardu. 36 Dispidi·ddus aici chi andint peri su sartu e is biddas de acanta, a si comporai cosa de papai». 37 Ma issu iat arrespustu: «Donaide·ddis a papai bosàterus etotu». E issus dd’iant preguntau: «Nosu depeus andai a comporai duxentus soddus de pani po ddis donai a papai?». 38 Gesùs perou iat narau: «De pani cantu ndi teneis?  Baxei a biri». E a pustis de dd’averiguai dd’iant narau: «Cincu panis e duus piscis». 39 E insaras ddis iat cumandau a si sètziri totus, a trupas a trupas, in s’erba birdi. 40 E totus si fiant stèrrius a trupas de centu e de cincuanta. 41 E Gesùs iat pigau is cincu panis e is duus piscis, iat artziau is ogus a celu, iat beneixu e ddus iat partzius e donaus a is discìpulus po ddus spartziri e aici etotu iat partziu is duus piscis intre totus. 42 Totus iant papau e si fiant pràndius 43 e ndi iant pigau doxi cadinus prenus de su pani e de su pisci chi fiat coillau. 44 E de cussu pani nd’iant papau cincumilla personis.
 .</w:t>
       </w:r>
       <w:r>
@@ -1282,7 +1282,7 @@
           <w:szCs w:val="24"/>
           <w:lang w:eastAsia="it-IT"/>
         </w:rPr>
-        <w:t xml:space="preserve">7,1 Insaras is fariseus e unus cantu scribas lòmpius de Gerusalemmi si fiant atobiaus anca fiat issu. 2  E biendi chi unus cantu discìpulus de Gesùs pigànt sa cosa de papai cun is manus brutas, est a narai chena de si dd’as àiri sciacuadas,3 ca is fariseus e totu is Giudeus no papànt chena de si sciacuai is manus fintzas a su cùidu, cunforma a su chi narat su connotu de is mannus insoru, e furriendi de su mercau no papant antis de si purificai cun s’àcua, e sighint àterus impòsitus meda de is antigus, comenti su de sciacuai is tassas, su strexu e is trastus de arràmini. 5 Cussus fariseus e scribas, duncas, ddi preguntànt: «Poit’est chi is discìpulus tuus no sighint cunforma a su connotu e papant chena de si samunai is manus?». Gesùs ddis iat arrespustu: «Isaia at profetau beni de bosàterus, ipòcritas, comenti est scritu:   </w:t>
+        <w:t xml:space="preserve">7,1 Insaras is fariseus e unus cantu scribas lòmpius de Gerusalemmi si fiant atobiaus anca fiat issu. 2  E biendi chi unus cantu discìpulus de Gesùs pigànt sa cosa de papai cun is manus brutas, est a narai chene si dd’as àiri sciacuadas,3 ca is fariseus e totu is Giudeus no papànt chene si sciacuai is manus fintzas a su cùidu, cunforma a su chi narat su connotu de is mannus insoru, e furriendi de su mercau no papant antis de si purificai cun s’àcua, e sighint àterus impòsitus meda de is antigus, cumenti su de sciacuai is tassas, su strexu e is trastus de arràmini. 5 Cussus fariseus e scribas, duncas, ddi preguntànt: «Poit’est chi is discìpulus tuus no sighint cunforma a su connotu e papant chene si sciacuai is manus?». Gesùs ddis iat arrespustu: «Isaia at profetau beni de bosàterus, ipòcritas, cumenti est scritu:   </w:t>
       </w:r>
       <w:r>
         <w:rPr>
@@ -1408,7 +1408,7 @@
           <w:szCs w:val="24"/>
           <w:lang w:eastAsia="it-IT"/>
         </w:rPr>
-        <w:t xml:space="preserve">24 De innia fiat andau a sa regioni de Tiru e Sidoni.  E intrau chi fiat a una domu no boliat a ddu sciri nemus, perou no fiat arrennèsciu a abarrai cuau. 25 In deretura una fèmina chi teniat a sa fillixedda chi portat unu spìridu malu aintru, comenti dd’iat scìpiu, fiat andada a si nci ddi fiat ghetada a peis. 26 Sa fèmina chi ddu impetràt a nci bogai su dimòniu a foras de sa filla fiat arega, de genti siru-fenìcia. 27 E issu dd'iat narau: «Lassa prandi innantis is fillus; ca no est bonu a ndi leai su pani a is fillus po nci ddu ghetai a is calleddus». 28 Issa perou dd'iat torrau «Sissi, Sennori, fintzas is calleddus, asuta de sa mesa, si papant sa farinalla de is fillus.». 29 Insaras Gesù iat narau: «Giai ca as arrespustu aici, bai, su dimòniu nd’est essiu de filla tua». </w:t>
+        <w:t xml:space="preserve">24 De innia fiat andau a sa regioni de Tiru e Sidoni.  E intrau chi fiat a una domu no boliat a ddu sciri nemus, perou no fiat arrennèsciu a abarrai cuau. 25 In deretura una fèmina chi teniat a sa fillixedda chi portat unu spìridu malu aintru, cumenti dd’iat scìpiu, fiat andada a si nci ddi fiat ghetada a peis. 26 Sa fèmina chi ddu impetràt a nci bogai su dimòniu a foras de sa filla fiat arega, de genti siru-fenìcia. 27 E issu dd'iat narau: «Lassa prandi innantis is fillus; ca no est bonu a ndi leai su pani a is fillus po nci ddu ghetai a is calleddus». 28 Issa perou dd'iat torrau «Sissi, Sennori, fintzas is calleddus, asuta de sa mesa, si papant sa farinalla de is fillus.». 29 Insaras Gesù iat narau: «Giai ca as arrespustu aici, bai, su dimòniu nd’est essiu de filla tua». </w:t>
       </w:r>
       <w:r>
         <w:rPr>
@@ -1448,7 +1448,7 @@
           <w:szCs w:val="24"/>
           <w:lang w:eastAsia="it-IT"/>
         </w:rPr>
-        <w:t xml:space="preserve">31 Torrendi de su deTiru, fiat passau in Sidoni, e fiat arribau a su mari de Galilea, a pustis de traessai sa regioni de sa Decàpoli. 32 E nci dd’iant portau unu surdu, impetrendi·ddu a dd’impònniri sa manu. 33 E pighendi·ddu a parti atesu de sa genti, dd’iat postu is didus me is origas e cun sa salia dd’iat tocau sa lìngua; 34 e castiendi insaras conca a celu, iat torrau sùlidu e iat narau: «Efatà» est a narai «Aberitì!». 35 E in deretura si ddi fiant obertas is origas, sa lìngua si ddi fiat scapiada e chistionàt beni. 36 E ddus iat pretzetaus a no narai nudda a nemus Perou prus issu  ddus pretzetat e prus issus ndi chistionànt 37  E prenus de spantu narànt: «Totu at fatu beni: a is surdus ddus fait intèndiri e a is mudus ddus fait chistionai! »</w:t>
+        <w:t xml:space="preserve">31 Torrendi de su deTiru, fiat passau in Sidoni, e fiat arribau a su mari de Galilea, a pustis de traessai sa regioni de sa Decàpoli. 32 E nci dd’iant portau unu surdu, impetrendide·ddu a dd’impònniri sa manu. 33 E pighendide·ddu a parti atesu de sa genti, dd’iat postu is didus me is origas e cun sa salia dd’iat tocau sa lìngua; 34 e castiendi insaras conca a celu, iat torrau sùlidu e iat narau: «Efatà» est a narai «Aberi·tì!». 35 E in deretura si ddi fiant obertas is origas, sa lìngua si ddi fiat scapiada e chistionàt beni. 36 E ddus iat pretzetaus a no narai nudda a nemus.  Perou prus issu  ddus pretzetat e prus issus ndi chistionànt 37  E prenus de spantu narànt: «Totu at fatu beni: a is surdus ddus fait intèndiri e a is mudus ddus fait chistionai! »</w:t>
       </w:r>
     </w:p>
     <w:p>
@@ -1570,47 +1570,47 @@
           <w:szCs w:val="24"/>
           <w:lang w:eastAsia="it-IT"/>
         </w:rPr>
-        <w:t xml:space="preserve">27 Tandu Gesùs fiat partiu cun is discìpulus suus conca a is biddas a fùrriu de Cesarea de Filipu; e in caminu preguntendi a is discìpulus suus naràt: «Sa genti e chini narat ca seu deu? ». 28 E issus ddi iant arrespustu: «Ca ses Giuanni su Batista, e àterus ca ses Elia, e àterus ca ses unu de is profetas». 29  E issu sighiat a ddis preguntai: «E bosàterus e chini narais ca seu deu?». E Pedru dd’arrespundit: «Tu ses su Cristu». 30 E ddis cumandat a no fueddai de issu cun nemus.</w:t>
-      </w:r>
-      <w:r>
-        <w:rPr>
-          <w:rFonts w:ascii="Times New Roman" w:eastAsia="Times New Roman" w:hAnsi="Times New Roman" w:cs="Times New Roman"/>
-          <w:sz w:val="24"/>
-          <w:szCs w:val="24"/>
-          <w:lang w:eastAsia="it-IT"/>
-        </w:rPr>
-        <w:br/>
-      </w:r>
-      <w:r>
-        <w:rPr>
-          <w:rFonts w:ascii="Times New Roman" w:eastAsia="Times New Roman" w:hAnsi="Times New Roman" w:cs="Times New Roman"/>
-          <w:b/>
-          <w:bCs/>
-          <w:sz w:val="24"/>
-          <w:szCs w:val="24"/>
-          <w:lang w:eastAsia="it-IT"/>
-        </w:rPr>
-        <w:t xml:space="preserve">31 E cumentzat a ddis imparai ca: “Su Fillu de s’òmini at a dèpiri patiri meda, dd’ant arrefudai is mannus, is sacerdotus majoris e is scribas, dd’ant a bociri e, a pustis de tres diis at torrai a vida/arresuscitai”; 32 Gesùs narat custus fueddus in totu craresa.  Tandus Pedru dd’iat pigau a una parti e dd’iat certau. 33 Issu perou furriendi·sì a castiai is discìpulus, iat ammonestau a Pedru e dd’iat narau: «Stesia·ti·nci de assoru miu sàtana. Ca tui ses pensendi comenti a is òminis e no comenti a Deus».</w:t>
-      </w:r>
-      <w:r>
-        <w:rPr>
-          <w:rFonts w:ascii="Times New Roman" w:eastAsia="Times New Roman" w:hAnsi="Times New Roman" w:cs="Times New Roman"/>
-          <w:sz w:val="24"/>
-          <w:szCs w:val="24"/>
-          <w:lang w:eastAsia="it-IT"/>
-        </w:rPr>
-        <w:br/>
-      </w:r>
-      <w:r>
-        <w:rPr>
-          <w:rFonts w:ascii="Times New Roman" w:eastAsia="Times New Roman" w:hAnsi="Times New Roman" w:cs="Times New Roman"/>
-          <w:b/>
-          <w:bCs/>
-          <w:sz w:val="24"/>
-          <w:szCs w:val="24"/>
-          <w:lang w:eastAsia="it-IT"/>
-        </w:rPr>
-        <w:t xml:space="preserve">77  
+        <w:t xml:space="preserve">27 Tandu Gesùs fiat partiu cun is discìpulus suus conca a is biddas a fùrriu de Cesarea de Filipu; e in caminu preguntendi a is discìpulus suus naràt: «Sa genti e chini narat ca seu deu?». 28 E issus ddi iant arrespustu: «Ca ses Giuanni su Batista, e àterus ca ses Elia, e àterus ca ses unu de is profetas». 29  E issu sighiat a ddis preguntai: «E bosàterus e chini narais ca seu deu?». E Pedru dd’arrespundit: «Tu ses su Cristu». 30 E ddis cumandat a no fueddai de issu cun nemus.</w:t>
+      </w:r>
+      <w:r>
+        <w:rPr>
+          <w:rFonts w:ascii="Times New Roman" w:eastAsia="Times New Roman" w:hAnsi="Times New Roman" w:cs="Times New Roman"/>
+          <w:sz w:val="24"/>
+          <w:szCs w:val="24"/>
+          <w:lang w:eastAsia="it-IT"/>
+        </w:rPr>
+        <w:br/>
+      </w:r>
+      <w:r>
+        <w:rPr>
+          <w:rFonts w:ascii="Times New Roman" w:eastAsia="Times New Roman" w:hAnsi="Times New Roman" w:cs="Times New Roman"/>
+          <w:b/>
+          <w:bCs/>
+          <w:sz w:val="24"/>
+          <w:szCs w:val="24"/>
+          <w:lang w:eastAsia="it-IT"/>
+        </w:rPr>
+        <w:t xml:space="preserve">31 E cumentzat a ddis imparai ca: “Su Fillu de s’òmini at a dèpiri patiri meda, dd’ant arrefudai is mannus, is sacerdotus majoris e is scribas, dd’ant a bociri e, a pustis de tres diis at torrai a vida/arresuscitai”; 32 Gesùs narat custus fueddus in totu craresa.  Tandus Pedru dd’iat pigau a una parti e dd’iat certau. 33 Issu perou furriendi·sì a castiai is discìpulus, iat ammonestau a Pedru e dd’iat narau: «Stesia·ti·nci de assoru miu sàtana. Ca tui ses pensendi cumenti a is òminis e no cumenti a Deus».</w:t>
+      </w:r>
+      <w:r>
+        <w:rPr>
+          <w:rFonts w:ascii="Times New Roman" w:eastAsia="Times New Roman" w:hAnsi="Times New Roman" w:cs="Times New Roman"/>
+          <w:sz w:val="24"/>
+          <w:szCs w:val="24"/>
+          <w:lang w:eastAsia="it-IT"/>
+        </w:rPr>
+        <w:br/>
+      </w:r>
+      <w:r>
+        <w:rPr>
+          <w:rFonts w:ascii="Times New Roman" w:eastAsia="Times New Roman" w:hAnsi="Times New Roman" w:cs="Times New Roman"/>
+          <w:b/>
+          <w:bCs/>
+          <w:sz w:val="24"/>
+          <w:szCs w:val="24"/>
+          <w:lang w:eastAsia="it-IT"/>
+        </w:rPr>
+        <w:t xml:space="preserve">  
 34 E fendi andai anca fiat issu sa genti e is discìpulus suus, ddis iat narau: «Si calincunu de bosàterus bolit bènniri in fatu miu, chi denneghit a issu etotu, si càrrighit sa gruxi sua e mi sigat. 35 Ca chini at a bòlliri sarvai sa vida sua dd’at a pèrdiri, ma a chini dd’at a pèrdiri po mei e po s’evangèliu, dd’at a sarvai. 36 E ita profetu ndi tenit s’òmini a otènniri su mundu intreu si a pustis nci perdit sa vida sua? 37 E ita iat a pòdiri donai s’òmini a cuncàmbiu de sa vida sua? 38  Ca a chini at a tènniri bregùngia de mei e de is fueddus mius ananti a custa generatzioni adùltera/traitora e pecadora, fintzas a su Fillu de s’òmini ndi dd’at a pàrriri bregùngia po issu candu at a bènniri in sa glòria de su Babbu cun is àngiulus santus».</w:t>
       </w:r>
     </w:p>
@@ -1653,67 +1653,67 @@
           <w:szCs w:val="24"/>
           <w:lang w:eastAsia="it-IT"/>
         </w:rPr>
-        <w:t xml:space="preserve">2  Ses diis a pustis, Gesùs e s'iat pigau infatu a Pedru, Giacu e Giuanni e nci ddus iat portaus a unu monti artu, in unu logu assolau, issus sceti.  2 E si fiat trasfigurau ananti a issus. 3  E su bistiri suu si fiat fatu arreluxenti, biancu che nii: perunu lissieri de sa terra dd’iat àiri pòtziu torrai innidu aici.4 E ddis fiat cumpartu Elias impari a Mosè e fiant arrexonendi cun Gesùs. 5 Tandus Pedru iat narau a Gesùs: «Rabbì, po nosu est una cosa bona a èssiri innoi; feus tres barracas, una po tui, una po Mosé e una po Elias!». 6 No sciiat difatis ita narai, ca ddis fiat pigada sa timoria. 7 E  fiat arribada una nui chi ddus iat imboddiaus cun s'umbra sua e de sa nui ndi fiat essia una boxi: «Custu est su Fillu miu prus stimau, ascurtai·ddu!». 8 E totuinduna castiendi·si a fùrriu, no iant bistu prus a nemus, sceti a Gesùs a solu cun issus.</w:t>
-      </w:r>
-      <w:r>
-        <w:rPr>
-          <w:rFonts w:ascii="Times New Roman" w:eastAsia="Times New Roman" w:hAnsi="Times New Roman" w:cs="Times New Roman"/>
-          <w:sz w:val="24"/>
-          <w:szCs w:val="24"/>
-          <w:lang w:eastAsia="it-IT"/>
-        </w:rPr>
-        <w:br/>
-      </w:r>
-      <w:r>
-        <w:rPr>
-          <w:rFonts w:ascii="Times New Roman" w:eastAsia="Times New Roman" w:hAnsi="Times New Roman" w:cs="Times New Roman"/>
-          <w:b/>
-          <w:bCs/>
-          <w:sz w:val="24"/>
-          <w:szCs w:val="24"/>
-          <w:lang w:eastAsia="it-IT"/>
-        </w:rPr>
-        <w:t xml:space="preserve">9 Comenti nd’abasciànt de monti ddus iat pretzetaus a no contai nudda a nemus de su chi iant bistu, si no a pustis de arresuscitai su Fillu de s’òmini de mesu de is mortus. 10 E issus iant postu menti, preguntendi·sì perou ita iat a bòlliri narai a arresuscitai de mesu de is mortus. 11 E dd’iant preguntau: «Poit’est chi is scribas narant ca innantis depit bènniri Elias?». 12 E Gesùs ddis iat arrespustu: «Eja, a innantis benit Elias e torrat totu a sètiu. E poita est chi ddoi est scritu ca su Fillu de s’òmini depit patiri meda e èssiri dispretziau?  13 Duncas deu si naru ca Elias est giai bènniu e dd’ant fatu su chi ant bòfiu, pròpiu comenti narant is scritus».</w:t>
-      </w:r>
-      <w:r>
-        <w:rPr>
-          <w:rFonts w:ascii="Times New Roman" w:eastAsia="Times New Roman" w:hAnsi="Times New Roman" w:cs="Times New Roman"/>
-          <w:sz w:val="24"/>
-          <w:szCs w:val="24"/>
-          <w:lang w:eastAsia="it-IT"/>
-        </w:rPr>
-        <w:br/>
-      </w:r>
-      <w:r>
-        <w:rPr>
-          <w:rFonts w:ascii="Times New Roman" w:eastAsia="Times New Roman" w:hAnsi="Times New Roman" w:cs="Times New Roman"/>
-          <w:b/>
-          <w:bCs/>
-          <w:sz w:val="24"/>
-          <w:szCs w:val="24"/>
-          <w:lang w:eastAsia="it-IT"/>
-        </w:rPr>
-        <w:t xml:space="preserve">14 E lòmpius anca fiant is discìpulus, ddus iant bistus ingiriaus de una truma manna de genti e de scribas arrexonendi cun issus. 15  Totu sa genti biendi a Gesùs, fiat abarrada spantada e iat curtu a ddu saludai. 16 E issu ddis iat preguntau: «De ita seis arrexonendi impari a issus?». 17 E unu in mesu de sa genti dd’iat arrespustu: «Su Maistu, t’apu betiu a fillu miu, ca portat unu spìridu mudu. 18  E candu dd’aferrat, nci ddu scudit a terra e issu bogat spuma de sa buca, tzichìrriat is dentis e s’acìrdinat.  Apu pediu a is discìpulus tuus a nci ddu bogai ma no nci funt arrennèscius». 19 Issu insaras ddis arrespundit: «O generatzioni scrètia! Fintzas a candu apu a abarrai cun bosàterus?  Fintzas a candu s’apu a dèpiri baliai? Betei mi·nde·ddu a innoi». 20 E nci dd’iant portau su piciocheddu.   Comenti iat bistu a Gesùs su spìridu iat cumentzau a scutulai su piciocheddu e issu si fiat giogau, trotoxendi·si in terra e boghendi spuma. 21 E Gesùs iat preguntau a su babbu: «De candu est chi est pighendi·ddi aici?».  E issu iat arrespustu: «De candu fiat pipiu; 22  e fatu·fatu nci dd’at ghetau fintzas a su fogu e a s’àcua po ddu bociri. Ma chi podis fàiri calincuna cosa, tenindi piedadi de nosu e agiuda·sì». 23 Gesùs iat sighiu: «Si tui podis! Totu dd'est dàbbili a chini creit». 24 E su babbu de su piciocheddu a boxi manna dd’iat arrespustu: «Giai creu, agiuda·mì in su pagu chi creu/agiuda sa pagu fidi mia». 25 E Gesùs, biendi ca una truma de genti fiat acostiendi, iat ammeletzau su spìridu malu narendi: «Spìridu mudu e surdu, deu ti ddu cumandu, essindi a foras de issu e no ddoi torris a intrai prus». 26 E aboxinendi e scutulendi·ddu/santzinendi·ddu a forti su, ndi ddi fiat essiu.  E su piciocheddu fiat comenti mortu, aici chi medas narànt: «S’est mortu». 27 Ma Gesùs, pighendi·ddu a sa manu, ndi dd’iat pesau e issu fiat abarrau strantaxa</w:t>
-      </w:r>
-      <w:r>
-        <w:rPr>
-          <w:rFonts w:ascii="Times New Roman" w:eastAsia="Times New Roman" w:hAnsi="Times New Roman" w:cs="Times New Roman"/>
-          <w:sz w:val="24"/>
-          <w:szCs w:val="24"/>
-          <w:lang w:eastAsia="it-IT"/>
-        </w:rPr>
-        <w:br/>
-      </w:r>
-      <w:r>
-        <w:rPr>
-          <w:rFonts w:ascii="Times New Roman" w:eastAsia="Times New Roman" w:hAnsi="Times New Roman" w:cs="Times New Roman"/>
-          <w:b/>
-          <w:bCs/>
-          <w:sz w:val="24"/>
-          <w:szCs w:val="24"/>
-          <w:lang w:eastAsia="it-IT"/>
-        </w:rPr>
-        <w:t xml:space="preserve">28 E intrau a pustis a domu is discìpulus dd’iant preguntau a una parti: «Poit’est chi nosu no nci dd’eus pòtziu bogai?». 29 E issu ddis iat narau: «Custa genia de dimònius no fait a nci dda bogai de peruna manera si no cun is pregadorias/sceti preghendi ».</w:t>
+        <w:t xml:space="preserve">2  Ses diis a pustis, Gesùs e s'iat pigau infatu a Pedru, Giacu e Giuanni e nci ddus iat portaus a unu monti artu, in unu logu assolau, issus sceti.  2 E si fiat trasfigurau ananti a issus. 3  E su bestiri suu si fiat fatu arreluxenti, biancu che nii: perunu lissieri de sa terra dd’iat àiri pòtziu torrai innidu aici.4 E ddis fiat cumpartu Elias impari a Mosè e fiant arrexonendi cun Gesùs. 5 Tandus Pedru iat narau a Gesùs: «Rabbì, po nosu est una cosa bona a èssiri innoi; feus tres barracas, una po tui, una po Mosé e una po Elias!». 6 No sciiat difatis ita narai, ca ddis fiat pigada sa timoria. 7 E  fiat arribada una nui chi ddus iat imboddiaus cun s'umbra sua e de sa nui ndi fiat essia una boxi: «Custu est su Fillu miu prus stimau, ascurtaide·ddu!». 8 E totuinduna castiendi·si a fùrriu, no iant bistu prus a nemus, sceti a Gesùs a solu cun issus.</w:t>
+      </w:r>
+      <w:r>
+        <w:rPr>
+          <w:rFonts w:ascii="Times New Roman" w:eastAsia="Times New Roman" w:hAnsi="Times New Roman" w:cs="Times New Roman"/>
+          <w:sz w:val="24"/>
+          <w:szCs w:val="24"/>
+          <w:lang w:eastAsia="it-IT"/>
+        </w:rPr>
+        <w:br/>
+      </w:r>
+      <w:r>
+        <w:rPr>
+          <w:rFonts w:ascii="Times New Roman" w:eastAsia="Times New Roman" w:hAnsi="Times New Roman" w:cs="Times New Roman"/>
+          <w:b/>
+          <w:bCs/>
+          <w:sz w:val="24"/>
+          <w:szCs w:val="24"/>
+          <w:lang w:eastAsia="it-IT"/>
+        </w:rPr>
+        <w:t xml:space="preserve">9 Comenti nd’abasciànt de monti ddus iat pretzetaus a no contai nudda a nemus de su chi iant bistu, si no a pustis de arresuscitai su Fillu de s’òmini de mesu de is mortus. 10 E issus iant postu menti, preguntendi·sì perou ita iat a bòlliri narai a arresuscitai de mesu de is mortus. 11 E dd’iant preguntau: «Poit’est chi is scribas narant ca innantis depit bènniri Elias?». 12 E Gesùs ddis iat arrespustu: «Eja, a innantis benit Elias e torrat totu a sètiu. E poita est chi ddoi est scritu ca su Fillu de s’òmini depit patiri meda e èssiri dispretziau?  13 Duncas deu si naru ca Elias est giai bènniu e dd’ant fatu su chi ant bòfiu, pròpiu cumenti narant is scritus».</w:t>
+      </w:r>
+      <w:r>
+        <w:rPr>
+          <w:rFonts w:ascii="Times New Roman" w:eastAsia="Times New Roman" w:hAnsi="Times New Roman" w:cs="Times New Roman"/>
+          <w:sz w:val="24"/>
+          <w:szCs w:val="24"/>
+          <w:lang w:eastAsia="it-IT"/>
+        </w:rPr>
+        <w:br/>
+      </w:r>
+      <w:r>
+        <w:rPr>
+          <w:rFonts w:ascii="Times New Roman" w:eastAsia="Times New Roman" w:hAnsi="Times New Roman" w:cs="Times New Roman"/>
+          <w:b/>
+          <w:bCs/>
+          <w:sz w:val="24"/>
+          <w:szCs w:val="24"/>
+          <w:lang w:eastAsia="it-IT"/>
+        </w:rPr>
+        <w:t xml:space="preserve">14 E lòmpius anca fiant is discìpulus, ddus iant bistus ingiriaus de una truma manna de genti e de scribas arrexonendi cun issus. 15  Totu sa genti biendi a Gesùs, fiat abarrada spantada e iat curtu a ddu saludai. 16 E issu ddis iat preguntau: «De ita seis arrexonendi impari a issus?». 17 E unu in mesu de sa genti dd’iat arrespustu: «Su Maistu, t’apu betiu a fillu miu, ca portat unu spìridu mudu. 18  E candu dd’aferrat, nci ddu scudit a terra e issu bogat spuma de sa buca, tzichìrriat is dentis e s’acìrdinat.  Apu pediu a is discìpulus tuus a nci ddu bogai ma no nci funt arrennèscius». Fintzas a candu apu a èssiri cun bosàterus?  Fintzas a candu bos’apu a baliai? Betei mi·nde·ddu a innoi». 20 E nci dd’iant portau su piciocheddu.   Comenti iat bistu a Gesùs su spìridu iat cumentzau a scutulai su piciocheddu e issu si fiat giogau, trotoxendi·si in terra e boghendi spuma. 21 E Gesùs iat preguntau a su babbu: «De candu est chi est pighendi·ddi aici?».  E issu iat arrespustu: «De candu fiat pipiu; 22  e fatu·fatu nci dd’at ghetau fintzas a su fogu e a s’àcua po ddu bociri. Ma chi podis fàiri calincuna cosa, tenindi piedadi de nosu e agiuda·sì». 23 Gesùs iat sighiu: «Si tui podis! Totu dd'est dàbbili a chini creit». 24 E su babbu de su piciocheddu a boxi manna dd’iat arrespustu: «Giai creu, agiuda·mì in su pagu chi creu/agiuda sa pagu fidi mia». 25 E Gesùs, biendi ca una truma de genti fiat acostiendi, iat ammeletzau su spìridu malu narendi: «Spìridu mudu e surdu, deu ti ddu cumandu, essindi a foras de issu e no ddoi torris a intrai prus». 26 E aboxinendi e scutulendide·ddu/santzainendide·ddu a forti su, ndi ddi fiat essiu.  E su piciocheddu fiat cumenti mortu, aici chi medas narànt: «S’est mortu». 27 Ma Gesùs, pighendide·ddu a sa manu, ndi dd’iat pesau e issu fiat abarrau strantaxu. </w:t>
+      </w:r>
+      <w:r>
+        <w:rPr>
+          <w:rFonts w:ascii="Times New Roman" w:eastAsia="Times New Roman" w:hAnsi="Times New Roman" w:cs="Times New Roman"/>
+          <w:sz w:val="24"/>
+          <w:szCs w:val="24"/>
+          <w:lang w:eastAsia="it-IT"/>
+        </w:rPr>
+        <w:br/>
+      </w:r>
+      <w:r>
+        <w:rPr>
+          <w:rFonts w:ascii="Times New Roman" w:eastAsia="Times New Roman" w:hAnsi="Times New Roman" w:cs="Times New Roman"/>
+          <w:b/>
+          <w:bCs/>
+          <w:sz w:val="24"/>
+          <w:szCs w:val="24"/>
+          <w:lang w:eastAsia="it-IT"/>
+        </w:rPr>
+        <w:t xml:space="preserve">28 E intrau a pustis a domu is discìpulus dd’iant preguntau a una parti: «Poit’est chi nosu no nci dd’eus pòtziu bogai?». 29 E issu ddis iat narau: «Custa genia de dimònius no fait a nci dda bogai de peruna manera si no cun is pregadorias/sceti preghendi».</w:t>
       </w:r>
       <w:r>
         <w:rPr>
@@ -1753,7 +1753,7 @@
           <w:szCs w:val="24"/>
           <w:lang w:eastAsia="it-IT"/>
         </w:rPr>
-        <w:t xml:space="preserve">33 Po tantis fiant lòmpius a Cafarnau  e comenti nci fiant intraus a domu, Gesùs ddis iat preguntau: «De ita est chi fiais arrexonendi in caminu?».34 E issus abarrànt citius.  Ca in caminu iant difatis arrexonau asuba de chini intre issus fessit su prus mannu. 35 E setzendi·sì iat tzèrriau a is Doxi e ddis iat narau: «Si unu bolit èssiri su primu, at a èssiri s’ùrtimu e su serbidori de totus». 36 A pustis, pigau unu pipiu, dd’iat postu in mesu a issus e imprassendi·ddu ddis iat narau: </w:t>
+        <w:t xml:space="preserve">33 Po tantis fiant lòmpius a Cafarnau  e cumenti nci fiant intraus a domu, Gesùs ddis iat preguntau: «De ita est chi fiais arrexonendi in caminu?».34 E issus abarrànt citius.  Ca in caminu iant difatis arrexonau asuba de chini intre issus fessit su prus mannu. 35 E setzendi·sì iat tzèrriau a is Doxi e ddis iat narau: «Si unu bolit èssiri su primu, at a èssiri s’ùrtimu e su serbidori de totus». 36 A pustis, pigau unu pipiu, dd’iat postu in mesu a issus e imprassendide·ddu ddis iat narau: </w:t>
       </w:r>
       <w:r>
         <w:rPr>
@@ -1833,7 +1833,7 @@
           <w:szCs w:val="24"/>
           <w:lang w:eastAsia="it-IT"/>
         </w:rPr>
-        <w:t xml:space="preserve">42 Chini fait scàndulu a unu de custus piticus chi creint a mei, mellus est po issu a ddi pònniri una mola de molenti a tzugu e a nci ddu ghetai a mari. 43 Chi sa manu tua ti fait scàndulu, segati·nde·dda: mellus est po tui a intrai a sa vida smanau chi no a nci intrai cun duas manus a sa Geenna, a su fogu fitianu. (44)  45 Chi su pei tuu ti fait scàndulu, segati·nde·ddu: mellus est a intrai a sa vida tzopu chi no a ti nci ghetai a Geenna cun totu a is duus peis. 46 (…) 47 Chi s’ogu tuu ti fait scàndulu, bogati·nde·ddu, mellus est a intrai a su rennu de Deus bisogu chi no a ti nci ghetai cun duus ogus a sa Geenna, 48 innui su brèmini insoru no si morit e su fogu no si ndi studat.49 Ca a ònniunu at a èssiri cunsacrau a fogu. 50 Su sali est cosa bona, si perou su sali si furriat bambu, cun ita est chi dd’eis a cundiri? su sali circai de ddu portai in bosàterus etotu e a bìviri in paxi is unus cun is àterus».</w:t>
+        <w:t xml:space="preserve">42 Chini fait scàndulu a unu de custus piticus chi creint a mei, mellus est po issu a ddi pònniri una mola de molenti a tzugu e a nci ddu ghetai a mari. 43 Chi sa manu tua ti fait scàndulu, segati·nde·dda: mellus est po tui a intrai in sa vida smanau chi no a nci intrai cun duas manus a sa Geenna, a su fogu fitianu. (44)  45 Chi su pei tuu ti fait scàndulu, segati·nde·ddu: mellus est a intrai in sa vida tzopu chi no a ti nci ghetai a Geenna cun totu a is duus peis. 46 (…) 47 Chi s’ogu tuu ti fait scàndulu, bogati·nde·ddu, mellus est a intrai in su rennu de Deus bisogu chi no a ti nci ghetai cun duus ogus in sa Geenna, 48 innui su brèmini insoru no si morit e su fogu no si ndi studat.49 Ca a ònniunu at a èssiri cunsacrau a fogu. 50 Su sali est cosa bona, si perou su sali si furriat bambu, cun ita est chi dd’eis a cundiri? su sali circai de ddu portai in bosàterus etotu e a bìviri in paxi is unus cun is àterus».</w:t>
       </w:r>
     </w:p>
     <w:p>
@@ -1856,27 +1856,27 @@
           <w:lang w:eastAsia="it-IT"/>
         </w:rPr>
         <w:lastRenderedPageBreak/>
-        <w:t xml:space="preserve">10,1 Partiu de innia, fiat andau a su terriòriu de sa Giudea e a s’àtera ala de su Giordanu.   E si torràt a pinnigai genti meda acanta sua, e Gesus, comenti acostumàt a fàiri, ddis torrada a donai imparu. 2 E si fiant acostiaus unus cantu fariseus chi po ddu fàiri arrùiri in trampa/pònniri a prova ddi pregontànt: « Lìcitu ddi est a unu pobiddu a nci bogai a sa mulleri?». 3 Issu perou ddis iat arrespustu: « Mosè e it’est chi bosi at cumandau?». 4  E issus iant narau: «Mosè at permitiu a scriri un’àutu/paperi de arrefudu e a nci dda bogai/dispidiri». 5 Ma Gesùs ddis iat narau: «Po nexi de su coru tostau de bosàterus bosi at scritu custa norma». 6  Ma a s’incomintzu de sa creatzioni Deus ddu at fatus mascu e fèmina; 7 po cussu s’òmini at a lassai su babbu e sa mama e is duus ant a èssiri totuna carri. 8  Aici chi no funt prus duus ma una carri sceti. 9  S’òmini duncas no pratzat su chi Deus at crobau/auniu ». 10 Furriaus a domu, is discìpulus iant torrau a preguntai a Gesùs de custu etotu.  11 «Chini dispidit a sa pobidda e si cojat a un’àtera fait adultèriu contras a issa; 12  chi sa fèmina dispidit a su pobiddu e si cojat a un’àteru, fait adultèriu ».</w:t>
-      </w:r>
-      <w:r>
-        <w:rPr>
-          <w:rFonts w:ascii="Times New Roman" w:eastAsia="Times New Roman" w:hAnsi="Times New Roman" w:cs="Times New Roman"/>
-          <w:sz w:val="24"/>
-          <w:szCs w:val="24"/>
-          <w:lang w:eastAsia="it-IT"/>
-        </w:rPr>
-        <w:br/>
-      </w:r>
-      <w:r>
-        <w:rPr>
-          <w:rFonts w:ascii="Times New Roman" w:eastAsia="Times New Roman" w:hAnsi="Times New Roman" w:cs="Times New Roman"/>
-          <w:b/>
-          <w:bCs/>
-          <w:sz w:val="24"/>
-          <w:szCs w:val="24"/>
-          <w:lang w:eastAsia="it-IT"/>
-        </w:rPr>
-        <w:t xml:space="preserve">13  Megànt de ddi presentai unus cantu pipius po ddus tocai, is discìpulus peru ddus certànt.14 Gesùs biendi custu, si fiat arrennegau e ddis iat narau: « Is pipius lassai·ddus a s’acostai anche mimi, no si ddus priveis/proibbais ca su rennu de Deus est de is chi funt comenti a issus. 15 In beridadi bosi naru: Chini no arricit su rennu de Deus comenti a unu pipiu, no ddoi at a intrai». 16 E imprassendi·ddus, e stendiendi·ddis is manus asuba, ddus beneixiat. </w:t>
+        <w:t xml:space="preserve">10,1 Partiu de innia, fiat andau a su terriòriu de sa Giudea e a s’àtera ala de su Giordanu.   E si torràt a pinnigai genti meda acanta sua, e Gesus, cumenti acostumàt a fàiri, ddis torrada a donai imparu. 2 E si fiant acostiaus unus cantu fariseus chi po ddu fàiri arrùiri in trampa/pònniri a prova ddi pregontànt: « Lìcitu ddi est a unu pobiddu a nci bogai a sa mulleri?». 3 Issu perou ddis iat arrespustu: « Mosè e it’est chi bosi at cumandau?». 4  E issus iant narau: «Mosè at permitiu a scriri un’àutu/paperi de arrefudu e a nci dda bogai/dispidiri». 5 Ma Gesùs ddis iat narau: «Po nexi de su coru tostau de bosàterus bosi at scritu custa norma». 6  Ma a s’incomintzu de sa creatzioni Deus ddu at fatus mascu e fèmina; 7 po cussu s’òmini at a lassai su babbu e sa mama e is duus ant a èssiri totuna carri. 8  Aici chi no funt prus duus ma una carri sceti. 9  S’òmini duncas no pratzat su chi Deus at crobau/auniu ». 10 Furriaus a domu, is discìpulus iant torrau a preguntai a Gesùs de custu etotu.  11 «Chini dispidit a sa pobidda e si cojat a un’àtera fait adultèriu contras a issa; 12  chi sa fèmina dispidit a su pobiddu e si cojat a un’àteru, fait adultèriu ».</w:t>
+      </w:r>
+      <w:r>
+        <w:rPr>
+          <w:rFonts w:ascii="Times New Roman" w:eastAsia="Times New Roman" w:hAnsi="Times New Roman" w:cs="Times New Roman"/>
+          <w:sz w:val="24"/>
+          <w:szCs w:val="24"/>
+          <w:lang w:eastAsia="it-IT"/>
+        </w:rPr>
+        <w:br/>
+      </w:r>
+      <w:r>
+        <w:rPr>
+          <w:rFonts w:ascii="Times New Roman" w:eastAsia="Times New Roman" w:hAnsi="Times New Roman" w:cs="Times New Roman"/>
+          <w:b/>
+          <w:bCs/>
+          <w:sz w:val="24"/>
+          <w:szCs w:val="24"/>
+          <w:lang w:eastAsia="it-IT"/>
+        </w:rPr>
+        <w:t xml:space="preserve">13  Megànt de ddi presentai unus cantu pipius po ddus tocai, is discìpulus peru ddus certànt.14 Gesùs biendi custu, si fiat arrennegau e ddis iat narau: « Is pipius lassaide·ddus a s’acostai anche mimi, no si ddus priveis/proibbais ca su rennu de Deus est de is chi funt cumenti a issus. 15 In beridadi bosi naru: Chini no arricit su rennu de Deus cumenti a unu pipiu, no ddoi at a intrai». 16 E imprassendide·ddus, e stendiendide·ddis is manus asuba, ddus beneixiat. </w:t>
       </w:r>
       <w:r>
         <w:rPr>
@@ -1936,7 +1936,7 @@
           <w:szCs w:val="24"/>
           <w:lang w:eastAsia="it-IT"/>
         </w:rPr>
-        <w:t xml:space="preserve">23 Gesùs, castiendi·sì a fùrriu, iat narau a is discìpulus suus: «E ita difìcili at a èssiri, po is chi tenint arrichesas, a nci intrai nci a su rennu de Deus!». 24 Is discìpulus fiant abarraus spantaus meda de is fueddus suus, e Gesùs iat sighiu: «Fillus mius, ita difìcili chi est a nci intrai in su rennu de Deus! ! 25  Est prus fàcili chi unu camellu nci passit in s’ogu de un’agu, chi no un’arricu intrit a su rennu de Deus». 26 E issus ancora prus spantaus, si narànt a pari: «E insaras chini s'at a pòdiri sarvai?». 27 Ma Gesùs, castiendi·ddus a firmu, iat narau: «A is òminis no ddis est possìbili ma a Deus eja! Ca Deus podit totu!».</w:t>
+        <w:t xml:space="preserve">23 Gesùs, castiendi·sì a fùrriu, iat narau a is discìpulus suus: «E ita difìcili at a èssiri, po is chi tenint arrichesas, a nci intrai nci a su rennu de Deus!». 24 Is discìpulus fiant abarraus spantaus meda de is fueddus suus, e Gesùs iat sighiu: «Fillus mius, ita difìcili chi est a nci intrai in su rennu de Deus! ! 25  Est prus fàcili chi unu camellu nci passit in s’ogu de un’agu, chi no un’arricu intrit a su rennu de Deus». 26 E issus ancora prus spantaus, si narànt a pari: «E insaras chini s'at a pòdiri sarvai?». 27 Ma Gesùs, castiendide·ddus a firmu, iat narau: «A is òminis no ddis est possìbili ma a Deus eja! Ca Deus podit totu!».</w:t>
       </w:r>
       <w:r>
         <w:rPr>
@@ -1976,87 +1976,87 @@
           <w:szCs w:val="24"/>
           <w:lang w:eastAsia="it-IT"/>
         </w:rPr>
-        <w:t xml:space="preserve">32 Po tantis chi fiant in viàgiu conca a Gerusalemmi, Gesùs caminàt ananti de issus e issus ndi fiant spantaus e is chi andànt infatu fiant prenus de timoria E pighendi un’àtera borta a una parti is Doxi, iat incumentzau a ddis narai su chi ddis iat a èssiri acuntèssiu: 33 «Mirai, seus artziendi·nci a Gerusalemmi e a su Fillu de s’òmini dd’ant a intregai a is sacerdotus majoris e a is scribas: dd’ant a cundennai a morti, dd’ant a intregai a is paganus, 34 si nd’ant a befai, dd’ant a spudai, dd’ant a aciotai e dd’ant a bociri, a pustis de tres diis perou at a arresuscitai».</w:t>
-      </w:r>
-      <w:r>
-        <w:rPr>
-          <w:rFonts w:ascii="Times New Roman" w:eastAsia="Times New Roman" w:hAnsi="Times New Roman" w:cs="Times New Roman"/>
-          <w:sz w:val="24"/>
-          <w:szCs w:val="24"/>
-          <w:lang w:eastAsia="it-IT"/>
-        </w:rPr>
-        <w:br/>
-      </w:r>
-      <w:r>
-        <w:rPr>
-          <w:rFonts w:ascii="Times New Roman" w:eastAsia="Times New Roman" w:hAnsi="Times New Roman" w:cs="Times New Roman"/>
-          <w:b/>
-          <w:bCs/>
-          <w:sz w:val="24"/>
-          <w:szCs w:val="24"/>
-          <w:lang w:eastAsia="it-IT"/>
-        </w:rPr>
-        <w:t xml:space="preserve">35 E si fiant acostiaus anche issu Giacu e Giuanni e is fillus de Zebedèu narendi·ddi: «Su Maistu, nosu boleus chi tui fatzas po nosu su chi t’eus a pediri ». 36 E issu ddis iat narau: «E it’est chi boleis a fàiri deu po bosàterus?». E dd’iant arrespustu: 37 «Lassa·sì sètziri in sa glòria tua, unu a manu dereta e unu a manu manca». 38 Gesùs ddis iat narau: «Bosàterus no scieis su chi seis pedendi·mì.  Podeis tastai de pròpiuv càlixi chi apu a tastai deu o arriciri su pròpiu batiari miu?  E dd’iant arrespustu: «Podeus». 39 E Gesùs iat narau: «De su càlixi miu eis a bufai bosàterus puru, e bosi ant a batiai cun su matessi batiari miu. 40 Su de bosi sètziri a dereta o a manca mia perou no seu deu a dd'acansai ca est giai detzidiu chini si ddoi at a sètziri.</w:t>
-      </w:r>
-      <w:r>
-        <w:rPr>
-          <w:rFonts w:ascii="Times New Roman" w:eastAsia="Times New Roman" w:hAnsi="Times New Roman" w:cs="Times New Roman"/>
-          <w:sz w:val="24"/>
-          <w:szCs w:val="24"/>
-          <w:lang w:eastAsia="it-IT"/>
-        </w:rPr>
-        <w:br/>
-      </w:r>
-      <w:r>
-        <w:rPr>
-          <w:rFonts w:ascii="Times New Roman" w:eastAsia="Times New Roman" w:hAnsi="Times New Roman" w:cs="Times New Roman"/>
-          <w:b/>
-          <w:bCs/>
-          <w:sz w:val="24"/>
-          <w:szCs w:val="24"/>
-          <w:lang w:eastAsia="it-IT"/>
-        </w:rPr>
-        <w:t xml:space="preserve">41 Intendendi custu, is àterus Dexi iant incumentzau a certai a Giacu e a Giuanni. 42 Insaras Gesùs, tzerriendi·ddus acanta sua ddis iat narau: «Bosàterus giai ddu scieis ca is chi funt connotus cumenti guvernadoris de is natzionis si ndi faint meris, e ca is majoris, de custas natzionis, dd'as aguantant asuta de su poderi insoru. 43 In mesu de bosàterus perou no depit èssiri aici, prus a prestu at a èssiri a s’imbessi, su chi de bosàterus s’at a bòlliri fàiri primu intre bosàterus s’at a dèpiri fàiri a tzeracu bostu, 44 e a chini at a bòlliri èssiri primu intre bosàterus at a dèpiri èssiri tzeracu de totus. 45  Su Fillu de s’òmini, difatis, no est bènniu a ddu serbiri ma a serbiri e a donai sa vida sua po ndi sarvai medas».</w:t>
-      </w:r>
-      <w:r>
-        <w:rPr>
-          <w:rFonts w:ascii="Times New Roman" w:eastAsia="Times New Roman" w:hAnsi="Times New Roman" w:cs="Times New Roman"/>
-          <w:sz w:val="24"/>
-          <w:szCs w:val="24"/>
-          <w:lang w:eastAsia="it-IT"/>
-        </w:rPr>
-        <w:br/>
-      </w:r>
-      <w:r>
-        <w:rPr>
-          <w:rFonts w:ascii="Times New Roman" w:eastAsia="Times New Roman" w:hAnsi="Times New Roman" w:cs="Times New Roman"/>
-          <w:b/>
-          <w:bCs/>
-          <w:sz w:val="24"/>
-          <w:szCs w:val="24"/>
-          <w:lang w:eastAsia="it-IT"/>
-        </w:rPr>
-        <w:t xml:space="preserve">46 E fiant lòmpius a Gèricu.  E comenti fiat essendi·nci de Gèricu impari a is discìpulus e una truma manna de genti, Bartumeu, fillu de Timeu, tzurpu, fiat sètziu in s’oru de su caminu pedendi limòsina. 47 Candu custu iat intèndiu ca ddoi fiat Gesùs su Nazarenu, si fiat pesau a boxis narendi: «O su Fillu de Dàvidi, Gesùs, tenendi làstima de mei!». 48  E medas dd’iant certau a si citiri, issu perou tzerriàt prus a forti «O su Fillu de Dàvidi, tenendi làstima de mei!». </w:t>
-      </w:r>
-      <w:r>
-        <w:rPr>
-          <w:rFonts w:ascii="Times New Roman" w:eastAsia="Times New Roman" w:hAnsi="Times New Roman" w:cs="Times New Roman"/>
-          <w:sz w:val="24"/>
-          <w:szCs w:val="24"/>
-          <w:lang w:eastAsia="it-IT"/>
-        </w:rPr>
-        <w:br/>
-      </w:r>
-      <w:r>
-        <w:rPr>
-          <w:rFonts w:ascii="Times New Roman" w:eastAsia="Times New Roman" w:hAnsi="Times New Roman" w:cs="Times New Roman"/>
-          <w:b/>
-          <w:bCs/>
-          <w:sz w:val="24"/>
-          <w:szCs w:val="24"/>
-          <w:lang w:eastAsia="it-IT"/>
-        </w:rPr>
-        <w:t xml:space="preserve">49 Insaras Gesùs si fiat firmau e iat narau: «Tzerriai·ddu!». E iant tzèrriau a su tzurpu narendi·ddi: «Ajò!  Pesati·ndi ca est tzerriendi·tì!». 50 Issu, scavulendi·nci su manteddu, cun unu brìnchidu si ndi fiat strantaxau e fiat andau anca fiat Gesùs. 51 Insaras Gesùs dd’iat narau: «E ita bolis a ti fàiri deu?». E su tzurpu dd’iat arrespustu: «Rabbunì, fai·mì torrai a biri!». 52 E Gesùs dd’iat narau: «Bai, sa fidi tua t’at sarvau».  E in deretura iat torrau a biri e dd’iat postu in fatu in su caminu</w:t>
+        <w:t xml:space="preserve">32 Po tantis chi fiant in viàgiu conca a Gerusalemmi, Gesùs caminàt ananti de issus e issus ndi fiant spantaus e is chi andànt infatu fiant prenus de timoria. E pighendi un’àtera borta a una parti is Doxi, iat incumentzau a ddis narai su chi ddis iat a èssiri acuntèssiu: 33 «Mirai, seus artziendi·nci a Gerusalemmi e a su Fillu de s’òmini dd’ant a intregai a is sacerdotus majoris e a is scribas: dd’ant a cundennai a morti, dd’ant a intregai a is paganus, 34 si nd’ant a befai, dd’ant a spudai, dd’ant a aciotai e dd’ant a bociri, a pustis de tres diis perou at a arresuscitai».</w:t>
+      </w:r>
+      <w:r>
+        <w:rPr>
+          <w:rFonts w:ascii="Times New Roman" w:eastAsia="Times New Roman" w:hAnsi="Times New Roman" w:cs="Times New Roman"/>
+          <w:sz w:val="24"/>
+          <w:szCs w:val="24"/>
+          <w:lang w:eastAsia="it-IT"/>
+        </w:rPr>
+        <w:br/>
+      </w:r>
+      <w:r>
+        <w:rPr>
+          <w:rFonts w:ascii="Times New Roman" w:eastAsia="Times New Roman" w:hAnsi="Times New Roman" w:cs="Times New Roman"/>
+          <w:b/>
+          <w:bCs/>
+          <w:sz w:val="24"/>
+          <w:szCs w:val="24"/>
+          <w:lang w:eastAsia="it-IT"/>
+        </w:rPr>
+        <w:t xml:space="preserve">35 E si fiant acostiaus anche issu Giacu e Giuanni e is fillus de Zebedèu narendi·ddi: «Su Maistu, nosu boleus chi tui fatzas po nosu su chi t’eus a pediri ». 36 E issu ddis iat narau: «E it’est chi boleis a fàiri deu po bosàterus?». E dd’iant arrespustu: 37 «Lassa·sì sètziri in sa glòria tua, unu a manu dereta e unu a manu manca». 38 Gesùs ddis iat narau: «Bosàterus no scieis su chi seis pedendi·mì.  Podeis tastai de pròpiu càlixi chi apu a tastai deu o arriciri su pròpiu batiari miu?  E dd’iant arrespustu: «Podeus». 39 E Gesùs iat narau: «De su càlixi miu eis a bufai bosàterus puru, e bosi ant a batiai cun su matessi batiari miu. 40 Su de bosi sètziri a dereta o a manca mia perou no seu deu a dd'acansai ca est giai detzidiu chini si ddoi at a sètziri.</w:t>
+      </w:r>
+      <w:r>
+        <w:rPr>
+          <w:rFonts w:ascii="Times New Roman" w:eastAsia="Times New Roman" w:hAnsi="Times New Roman" w:cs="Times New Roman"/>
+          <w:sz w:val="24"/>
+          <w:szCs w:val="24"/>
+          <w:lang w:eastAsia="it-IT"/>
+        </w:rPr>
+        <w:br/>
+      </w:r>
+      <w:r>
+        <w:rPr>
+          <w:rFonts w:ascii="Times New Roman" w:eastAsia="Times New Roman" w:hAnsi="Times New Roman" w:cs="Times New Roman"/>
+          <w:b/>
+          <w:bCs/>
+          <w:sz w:val="24"/>
+          <w:szCs w:val="24"/>
+          <w:lang w:eastAsia="it-IT"/>
+        </w:rPr>
+        <w:t xml:space="preserve">41 Intendendi custu, is àterus Dexi iant incumentzau a certai a Giacu e a Giuanni. 42 Insaras Gesùs, tzerriendide·ddus acanta sua ddis iat narau: «Bosàterus giai ddu scieis ca is chi funt connotus cumenti guvernadoris de is natzionis si ndi faint meris, e ca is majoris, de custas natzionis, dd'as aguantant asuta de su poderi insoru. 43 In mesu de bosàterus perou no depit èssiri aici, prus a prestu at a èssiri a s’imbessi, su chi de bosàterus s’at a bòlliri fàiri primu intre bosàterus s’at a dèpiri fàiri a tzeracu bostu, 44 e a chini at a bòlliri èssiri primu intre bosàterus at a dèpiri èssiri tzeracu de totus. 45  Su Fillu de s’òmini, difatis, no est bènniu a ddu serbiri ma a serbiri e a donai sa vida sua po ndi sarvai medas».</w:t>
+      </w:r>
+      <w:r>
+        <w:rPr>
+          <w:rFonts w:ascii="Times New Roman" w:eastAsia="Times New Roman" w:hAnsi="Times New Roman" w:cs="Times New Roman"/>
+          <w:sz w:val="24"/>
+          <w:szCs w:val="24"/>
+          <w:lang w:eastAsia="it-IT"/>
+        </w:rPr>
+        <w:br/>
+      </w:r>
+      <w:r>
+        <w:rPr>
+          <w:rFonts w:ascii="Times New Roman" w:eastAsia="Times New Roman" w:hAnsi="Times New Roman" w:cs="Times New Roman"/>
+          <w:b/>
+          <w:bCs/>
+          <w:sz w:val="24"/>
+          <w:szCs w:val="24"/>
+          <w:lang w:eastAsia="it-IT"/>
+        </w:rPr>
+        <w:t xml:space="preserve">46 E fiant lòmpius a Gèricu.  E cumenti fiat essendi·nci de Gèricu impari a is discìpulus e una truma manna de genti, Bartumeu, fillu de Timeu, tzurpu, fiat sètziu in s’oru de su caminu pedendi limòsina. 47 Candu custu iat intèndiu ca ddoi fiat Gesùs su Nazarenu, si fiat pesau a boxis narendi: «O su Fillu de Dàvidi, Gesùs, tenendi làstima de mei!». 48  E medas dd’iant certau a si citiri, issu perou tzerriàt prus a forti «O su Fillu de Dàvidi, tenendi làstima de mei!». </w:t>
+      </w:r>
+      <w:r>
+        <w:rPr>
+          <w:rFonts w:ascii="Times New Roman" w:eastAsia="Times New Roman" w:hAnsi="Times New Roman" w:cs="Times New Roman"/>
+          <w:sz w:val="24"/>
+          <w:szCs w:val="24"/>
+          <w:lang w:eastAsia="it-IT"/>
+        </w:rPr>
+        <w:br/>
+      </w:r>
+      <w:r>
+        <w:rPr>
+          <w:rFonts w:ascii="Times New Roman" w:eastAsia="Times New Roman" w:hAnsi="Times New Roman" w:cs="Times New Roman"/>
+          <w:b/>
+          <w:bCs/>
+          <w:sz w:val="24"/>
+          <w:szCs w:val="24"/>
+          <w:lang w:eastAsia="it-IT"/>
+        </w:rPr>
+        <w:t xml:space="preserve">49 Insaras Gesùs si fiat firmau e iat narau: «Tzerriaide·ddu!». E iant tzèrriau a su tzurpu narendi·ddi: «Ajò!  Pesati·ndi ca est tzerriendi·tì!». 50 Issu, scavulendi·nci su manteddu, cun unu brìnchidu si ndi fiat strantaxau e fiat andau anca fiat Gesùs. 51 Insaras Gesùs dd’iat narau: «E ita bolis a ti fàiri deu?». E su tzurpu dd’iat arrespustu: «Rabbunì, fai·mì torrai a biri!». 52 E Gesùs dd’iat narau: «Bai, sa fidi tua t’at sarvau».  E in deretura iat torrau a biri e dd’iat postu in fatu in su caminu</w:t>
       </w:r>
     </w:p>
     <w:p>
@@ -2078,7 +2078,7 @@
           <w:szCs w:val="24"/>
           <w:lang w:eastAsia="it-IT"/>
         </w:rPr>
-        <w:t xml:space="preserve">11,1 Comenti fiant acostiendi a Gerusalemmi, faci a Bètfage e Betània, acanta de su Monti de is Olias, iat mandau a duus de is discìpulus suus 2 e ddis iat narau: «Baxei a sa bidda chi teneis ananti, e aintru eis a agatai unu molenteddu acapiau chi no dd’at sètziu mai nemus. Ndi ddu scapiais e ndi ddu beteis. 3 E si calincunu bosi at a narai: It’est chi seis fendi? Arrespundei: A su Sennori ddi serbit, e ndi dd’at a torrai a mandai luegus a innoi». 4 Fiant andaus e iant agatau unu molenteddu acapiau acanta a una genna, in sa bia, e ndi dd’iant scapiau. 5 E unus cantu chi fiant innia ddis iant narau: « E it’est chi seis fendi, scapiendi·ndi custu molenteddu?». 6 E issus iant arrespustu comenti ddis iat narau su Sennori.  E ddus iant lassaus a fàiri. 7 E issus nci iant portau su molenteddu anca fiat Gesùs, dd’iant ghetau asuba is manteddus insoru e issu dd’iat sètziu. 8 E medas sterriant is manteddus insoru in sa bia e àterus ddi sterriant fròngia chi iant segau in su sartu. 9 E is chi caminànt ananti e is chi sighiant infatu aboxinànt: </w:t>
+        <w:t xml:space="preserve">11,1 Comenti fiant acostiendi a Gerusalemmi, faci a Bètfage e Betània, acanta de su Monti de is Olias, iat mandau a duus de is discìpulus suus 2 e ddis iat narau: «Baxei a sa bidda chi teneis ananti, e aintru eis a agatai unu molenteddu acapiau chi no dd’at sètziu mai nemus. Ndi ddu scapiais e ndi ddu beteis. 3 E si calincunu bosi at a narai: It’est chi seis fendi? Arrespundei: A su Sennori ddi serbit, e ndi dd’at a torrai a mandai luegus a innoi». 4 Fiant andaus e iant agatau unu molenteddu acapiau acanta a una genna, in sa bia, e ndi dd’iant scapiau. 5 E unus cantu chi fiant innia ddis iant narau: « E it’est chi seis fendi, scapiendi·ndi custu molenteddu?». 6 E issus iant arrespustu cumenti ddis iat narau su Sennori.  E ddus iant lassaus a fàiri. 7 E issus nci iant portau su molenteddu anca fiat Gesùs, dd’iant ghetau asuba is manteddus insoru e issu dd’iat sètziu. 8 E medas sterriant is manteddus insoru in sa bia e àterus ddi sterriant fròngia chi iant segau in su sartu. 9 E is chi caminànt ananti e is chi sighiant infatu aboxinànt: </w:t>
       </w:r>
       <w:r>
         <w:rPr>
@@ -2190,7 +2190,7 @@
           <w:szCs w:val="24"/>
           <w:lang w:eastAsia="it-IT"/>
         </w:rPr>
-        <w:t xml:space="preserve">12 Su mengianu infatu, comenti ndi essiant de Betània, dd’iat pigau fàmini. 13 E sigomenti iat bistu de atesu una mata de figu cun folla, si ddoi fiat acostiau a biri si portat frutu; lòmpiu chi fiat asuta, perou, ddoi iat agatau sceti folla: ca no fiat tempus de figu. 14 E dd’iat narau: «Ancu mai prus nemus papit frutu de tui ».  E is discìpulus dd’iant intèndiu. </w:t>
+        <w:t xml:space="preserve">12 Su mengianu infatu, cumenti ndi essiant de Betània, dd’iat pigau fàmini. 13 E sigomenti iat bistu de atesu una mata de figu cun folla, si ddoi fiat acostiau a biri si portat frutu; lòmpiu chi fiat asuta, perou, ddoi iat agatau sceti folla: ca no fiat tempus de figu. 14 E dd’iat narau: «Ancu mai prus nemus papit frutu de tui ».  E is discìpulus dd’iant intèndiu. </w:t>
       </w:r>
       <w:r>
         <w:rPr>
@@ -2272,27 +2272,27 @@
           <w:szCs w:val="24"/>
           <w:lang w:eastAsia="it-IT"/>
         </w:rPr>
-        <w:t xml:space="preserve">18 E dd’iant intèndiu is sacerdotus majoris e is scribas chi circànt comenti ddu bociri.  Ca ddu timiant poita ca su pòpulu abarràt ammirau de s’imparu suu. 19 A scurigadroxu ndi fiant essius de sa citadi. </w:t>
-      </w:r>
-      <w:r>
-        <w:rPr>
-          <w:rFonts w:ascii="Times New Roman" w:eastAsia="Times New Roman" w:hAnsi="Times New Roman" w:cs="Times New Roman"/>
-          <w:sz w:val="24"/>
-          <w:szCs w:val="24"/>
-          <w:lang w:eastAsia="it-IT"/>
-        </w:rPr>
-        <w:br/>
-      </w:r>
-      <w:r>
-        <w:rPr>
-          <w:rFonts w:ascii="Times New Roman" w:eastAsia="Times New Roman" w:hAnsi="Times New Roman" w:cs="Times New Roman"/>
-          <w:b/>
-          <w:bCs/>
-          <w:sz w:val="24"/>
-          <w:szCs w:val="24"/>
-          <w:lang w:eastAsia="it-IT"/>
-        </w:rPr>
-        <w:t xml:space="preserve">20 E a mengianu, passendi iant bistu sa mata de sa figu totu sicada fintzas a is arrexinis. 21 Insaras Pedru, arregordendi·si·ndi dd’iat narau: «Mi su Maistu: sa mata de figu chi as maleixu s’est sicada.». 22 Gesùs insaras ddis iat narau: «Tenei fidi in Deus! 23 In beridadi bosi naru: si unu narat a custu monti: Pesati·ndi e gheta·ti·nci a mari, chene dudas in coru suu ma creendi diaderus ca su chi narat at a acontèssiri, custu at a èssiri. 24 Po cussu bosi naru: totu su chi pedeis preghendi, creei·ddu giai arriciu e dd’eis a otènniri. 25 Candu bosi poneis a pregai, si teneis calincuna cosa contras a calincunu, perdonai, po chi aici etotu su Babbu bostu chi est me is celus perdonit is curpas de bosàterus». 26  27 E fiant torraus a andai a Gerusalemmi.  E candu Gesus fiat caminendi in su tèmpiu, si fiant acostiaus a issu is sacerdotus majoris, is scribas e is mannus e dd’iant narau: 28 «Cun cali autoridadi fais totu custu?  ? O chini est chi t’at donau s’autoridadi po ddu fàiri?». 29 E Gesùs ddis iat arrespustu: «Deu, bosi apu a preguntai una cosa sceti, arresuondei·mì e gei si ddu naru deu cun cali autoridadi ddu fatzu. 30 A Giuanni dd’ant batiau is òminis o Deus? Arrespundei·mì». 31 E issus nd’arrexonànt impari narendi: «Chi arrespundeus “Deus” at a narai: E insaras poit’est chi no dd’eis crètiu? 32 Ellus e ita naraus de "is òminis?"».  Ma timiant sa genti ca totus a Giuanni ddu teniant po èssiri unu profeta diaderus. 33 E insaras iant arrespustu a Gesùs: «No ddu scieus».  E Gesùs ddis iat narau: «Mancu deu bosi naru cun cali autoridadi fatzu totu custu».</w:t>
+        <w:t xml:space="preserve">18 E dd’iant intèndiu is sacerdotus majoris e is scribas chi circànt cumenti ddu bociri.  Ca ddu timiant poita ca su pòpulu abarràt ammirau de s’imparu suu. 19 A scurigadroxu ndi fiant essius de sa citadi. </w:t>
+      </w:r>
+      <w:r>
+        <w:rPr>
+          <w:rFonts w:ascii="Times New Roman" w:eastAsia="Times New Roman" w:hAnsi="Times New Roman" w:cs="Times New Roman"/>
+          <w:sz w:val="24"/>
+          <w:szCs w:val="24"/>
+          <w:lang w:eastAsia="it-IT"/>
+        </w:rPr>
+        <w:br/>
+      </w:r>
+      <w:r>
+        <w:rPr>
+          <w:rFonts w:ascii="Times New Roman" w:eastAsia="Times New Roman" w:hAnsi="Times New Roman" w:cs="Times New Roman"/>
+          <w:b/>
+          <w:bCs/>
+          <w:sz w:val="24"/>
+          <w:szCs w:val="24"/>
+          <w:lang w:eastAsia="it-IT"/>
+        </w:rPr>
+        <w:t xml:space="preserve">20 E a mengianu, passendi iant bistu sa mata de sa figu totu sicada fintzas a is arrexinis. 21 Insaras Pedru, arregordendi·si·ndi dd’iat narau: «Mi' su Maistu: sa mata de figu chi as maleixu s’est sicada». 22 Gesùs insaras ddis iat narau: «Tenei fidi in Deus! 23 In beridadi bosi naru: si unu narat a custu monti: Pesati·ndi e gheta·ti·nci a mari, chene dudas in coru suu ma creendi diaderus ca su chi narat at a acontèssiri, custu at a èssiri. 24 Po cussu bosi naru: totu su chi pedeis preghendi, creide·ddu giai arriciu e dd’eis a otènniri. 25 Candu bosi poneis a pregai, si teneis calincuna cosa contras a calincunu, perdonai, po chi aici etotu su Babbu bostu chi est me is celus perdonit is curpas de bosàterus». 26  27 E fiant torraus a andai a Gerusalemmi.  E candu Gesus fiat caminendi in su tèmpiu, si fiant acostiaus a issu is sacerdotus majoris, is scribas e is mannus e dd’iant narau: 28 «Cun cali autoridadi fais totu custu?  O chini est chi t’at donau s’autoridadi po ddu fàiri?». 29 E Gesùs ddis iat arrespustu: «Deu, bosi apu a preguntai una cosa sceti, arrespundei·mì e gei si ddu naru deu cun cali autoridadi ddu fatzu. 30 A Giuanni dd’ant batiau is òminis o Deus? Arrespundei·mì». 31 E issus nd’arrexonànt impari narendi: «Chi arrespundeus “Deus” at a narai: E insaras poit’est chi no dd’eis crètiu? 32 Ellus e ita naraus de "is òminis?"».  Ma timiant sa genti ca totus a Giuanni ddu teniant po èssiri unu profeta diaderus. 33 E insaras iant arrespustu a Gesùs: «No ddu scieus».  E Gesùs ddis iat narau: «Mancu deu bosi naru cun cali autoridadi fatzu totu custu».</w:t>
       </w:r>
     </w:p>
     <w:p>
@@ -2442,7 +2442,7 @@
           <w:szCs w:val="24"/>
           <w:lang w:eastAsia="it-IT"/>
         </w:rPr>
-        <w:t xml:space="preserve">Insaras si fiant acostiaus unus cantu sadducesus, is chi narant ca arresurretzioni no nci nd’at, e ddu preguntànt narendi: 19 «Su Maistu, Mosè nosi at lassau scritu ca: si su fradi de unu si morit e lassat sa mulleri chene fillus, su fradi ndi pigat sa mulleri po chi su fradi mortu tengat un’erèntzia. 20 Ddoi fiant seti fradis; su primu si fiat cojau e si fiat mortu chene lassai eredeu; 21 insaras cussa fèmina si dd’iat pigada su de duus, ma si fiat mortu chene lassai erèntzia; e su de tres aici etotu, 22 e mancunu de is fradis iat lassau erèntzia. A s’acabbu, a pustis de totus, si fiat morta sa fèmina puru. 23 In s’arresurretzioni, candu ant a arresuscitai, de chini at a èssiri sa fèmina?   Ca funt in seti chi dd’ant tenta po mulleri». 24 E Gesùs ddis iat arrespustu: «No seis fortzis in faddina giai ca no connosceis ni is Scrituras ni su poderi de Deus? 25 Candu ant a arresuscitai de is mortus, difatis, no nci at àiri ni pobiddu ni mulleri, ma ant a èssiri che àngiulus in is celus. 26 Torrendi a su contu de is mortus chi depint arresuscitai, no eis lìgiu su libru de Mosè, candu ananti de su arruaxu a fogu fitianu Deus dd’iat narau: Deu seu su Deus de Abramu, su Deus de Isacu e de Giacobbu? 27 Issu no est su Deus de is mortus, est su Deus de is bius! Voi siete in grande errore».</w:t>
+        <w:t xml:space="preserve">Insaras si fiant acostiaus unus cantu sadduceus, is chi narant ca arresurretzioni no nci nd’at, e ddu preguntànt narendi: 19 «Su Maistu, Mosè nosi at lassau scritu ca: si su fradi de unu si morit e lassat sa mulleri chene fillus, su fradi ndi pigat sa mulleri po chi su fradi mortu tengat un’erèntzia. 20 Ddoi fiant seti fradis; su primu si fiat cojau e si fiat mortu chene lassai eredeu; 21 insaras cussa fèmina si dd’iat pigada su de duus, ma si fiat mortu chene lassai erèntzia; e su de tres aici etotu, 22 e mancunu de is fradis iat lassau erèntzia. A s’acabbu, a pustis de totus, si fiat morta sa fèmina puru. 23 In s’arresurretzioni, candu ant a arresuscitai, de chini at a èssiri sa fèmina?   Ca funt in seti chi dd’ant tenta po mulleri». 24 E Gesùs ddis iat arrespustu: «No seis fortzis in faddina giai ca no connosceis ni is Scrituras ni su poderi de Deus? 25 Candu ant a arresuscitai de is mortus, difatis, no nci at àiri ni pobiddu ni mulleri, ma ant a èssiri che àngiulus in is celus. 26 Torrendi a su contu de is mortus chi depint arresuscitai, no eis lìgiu su libru de Mosè, candu ananti de su arruaxu a fogu fitianu Deus dd’iat narau: Deu seu su Deus de Abramu, su Deus de Isacu e de Giacobbu? 27 Issu no est su Deus de is mortus, est su Deus de is bius! Voi siete in grande errore».</w:t>
       </w:r>
       <w:r>
         <w:rPr>
@@ -2463,7 +2463,7 @@
           <w:lang w:eastAsia="it-IT"/>
         </w:rPr>
         <w:t xml:space="preserve">Bosàterus seis in faddina manna».
- 28 Insaras si fiat acostiau unu de is scribas chi ddus iat intèndius arrexonendi e chi, biendi comenti ddis iat arrespustu, dd’iat preguntau: «E cal’est su primu de totu is cumandamentus? 29 E Gesùs iat arrespustu: «Su primu est: Ascurta o Israeli.  Su Sennori Deus nostu est s’ùnicu Sennori; 30 e dd’as a stimai cun totu su coru, cun totu su sentidu e cun totu sa fortza tua. 31 E su segundu est custu: as a stimai is àterus comenti a tui etotu.  Àteru cumandamentu prus de importu de custu no nci nd’at». 32 Insaras su scriba dd’iat narau: «Totu beni  su chi as narau, su Maistu, ca in beridadi: Issu est ùnicu e foras de issu no ndi ddoi at àterus; 33 a ddu stimai cun totu su coru, su sentidu e sa fortza nosta e a stimai is àterus che a nosu etotu, tenit prus valori meda de totu is olocàustus e is sacrifìcius». 34 Gesùs, biendi ca iat arrespustu cun sabiduria, dd’iat narau: «No ses atesu/aillargu de su Rennu de Deus». E nemus teniat prus ànimu de ddu preguntai.
+ 28 Insaras si fiat acostiau unu de is scribas chi ddus iat intèndius arrexonendi e chi, biendi cumenti ddis iat arrespustu, dd’iat preguntau: «E cal’est su primu de totu is cumandamentus? 29 E Gesùs iat arrespustu: «Su primu est: Ascurta o Israeli.  Su Sennori Deus nostu est s’ùnicu Sennori; 30 e dd’as a stimai cun totu su coru, cun totu su sentidu e cun totu sa fortza tua. 31 E su segundu est custu: as a stimai is àterus cumenti a tui etotu.  Àteru cumandamentu prus de importu de custu no nci nd’at». 32 Insaras su scriba dd’iat narau: «Totu beni  su chi as narau, su Maistu, ca in beridadi: Issu est ùnicu e foras de issu no ndi ddoi at àterus; 33 a ddu stimai cun totu su coru, su sentidu e sa fortza nosta e a stimai is àterus che a nosu etotu, tenit prus valori meda de totu is olocàustus e is sacrifìcius». 34 Gesùs, biendi ca iat arrespustu cun sabiduria, dd’iat narau: «No ses atesu/aillargu de su Rennu de Deus». E nemus teniat prus ànimu de ddu preguntai.
 </w:t>
       </w:r>
       <w:r>
@@ -2561,7 +2561,7 @@
           <w:szCs w:val="24"/>
           <w:lang w:eastAsia="it-IT"/>
         </w:rPr>
-        <w:t xml:space="preserve">Dàvidi etotu ddi naràt Sennori: comenti podit èssiri duncas Fillu suu E genti meda dd’ascurtàt cun praxeri.
+        <w:t xml:space="preserve">Dàvidi etotu ddi naràt Sennori: cumenti podit èssiri duncas Fillu suu E genti meda dd’ascurtàt cun praxeri.
 </w:t>
       </w:r>
       <w:r>
@@ -2582,7 +2582,7 @@
           <w:szCs w:val="24"/>
           <w:lang w:eastAsia="it-IT"/>
         </w:rPr>
-        <w:t xml:space="preserve">Ddis naràt in s’interis chi donat imparu: «Castia·sì de is scribas, ca ddis praxit a passillai a bistiri longu, a si fàiri saludai me is pratzas, 39 a si sètziri in is primus postus in is sinagogas e in is cumbidus. 40 Chi nci ingùrtint is benis de is fiudas, e po si fàiri biri si stentant in pregadorias longas; a issus ddis at a tocai una cundenna prus manna».
+        <w:t xml:space="preserve">Ddis naràt in s’interis chi donat imparu: «Castia·sì de is scribas, ca ddis praxit a passillai a bestiri longu, a si fàiri saludai me is pratzas, 39 a si sètziri in is primus postus in is sinagogas e in is cumbidus. 40 Chi nci ingùrtint is benis de is fiudas, e po si fàiri biri si stentant in pregadorias longas; a issus ddis at a tocai una cundenna prus manna».
 </w:t>
       </w:r>
       <w:r>
@@ -2603,7 +2603,7 @@
           <w:szCs w:val="24"/>
           <w:lang w:eastAsia="it-IT"/>
         </w:rPr>
-        <w:t xml:space="preserve">E sètziu faci a su tesoru, castiàt comenti sa genti nci ghetàt  aintru dinai pitiu. E medas de is arricus ndi ddoi ghetànt meda. 42 Fiat arribada perou una fiuda pòbura chi ddoi iat ghetau duus soddus. 43 Insaras Gesùs, iat tzèrriau is discìpulus acanta suu e ddis iat narau: «In beridadi bosi naru: custa fiuda nci at ghetau prus de totu is àterus. 44 Ca totus ant donau de su chi teniant in prus, intamis chi issa, in sa poburesa sua, at donau su chi teniat, totu su chi ddi serbiat po bìviri».</w:t>
+        <w:t xml:space="preserve">E sètziu faci a su tesoru, castiàt cumenti sa genti nci ghetàt  aintru dinai pitiu. E medas de is arricus ndi ddoi ghetànt meda. 42 Fiat arribada perou una fiuda pòbura chi ddoi iat ghetau duus soddus. 43 Insaras Gesùs, iat tzèrriau is discìpulus acanta suu e ddis iat narau: «In beridadi bosi naru: custa fiuda nci at ghetau prus de totu is àterus. 44 Ca totus ant donau de su chi teniant in prus, intamis chi issa, in sa poburesa sua, at donau su chi teniat, totu su chi ddi serbiat po bìviri».</w:t>
       </w:r>
     </w:p>
     <w:p>
@@ -2665,27 +2665,27 @@
           <w:szCs w:val="24"/>
           <w:lang w:eastAsia="it-IT"/>
         </w:rPr>
-        <w:t xml:space="preserve"> 9 Ma castia·sì a bosàterus etotu!  Bosi ant a intregai a is sinèdrius, s’ant a aciotai in is sinagogas, eis a cumpàrriri ananti a guvernadoris e reis po mori miu, po torrai testimonia ananti de issus. 10 Innantis, perou, tocat chi s’evangèliu siat annuntziau a totu is pòpulus. 11 E candu si nd’ant a leai po bosi intregai, no si pongais pensamentu po su chi eis a narai, ma narai su chi in s’ora s’at a èssiri donau, cussu eis a narai: ca no seis bosàterus a fueddai, ma su Spìridu Santu. 12  Su fradi at a intregai a su fradi po ddu fàiri bociri e su babbu a su fillu. E e is fillus s’ant a pesai contras a su babbu e sa mama e ddus ant a fàiri bociri. 13 A bosàterus s’ant a tènniri in tìrria totus po mori de su nòmini miu, chini, perou, at a aguantai fintzas a s’acabbu s’at a sarvai. </w:t>
-      </w:r>
-      <w:r>
-        <w:rPr>
-          <w:rFonts w:ascii="Times New Roman" w:eastAsia="Times New Roman" w:hAnsi="Times New Roman" w:cs="Times New Roman"/>
-          <w:sz w:val="24"/>
-          <w:szCs w:val="24"/>
-          <w:lang w:eastAsia="it-IT"/>
-        </w:rPr>
-        <w:br/>
-      </w:r>
-      <w:r>
-        <w:rPr>
-          <w:rFonts w:ascii="Times New Roman" w:eastAsia="Times New Roman" w:hAnsi="Times New Roman" w:cs="Times New Roman"/>
-          <w:b/>
-          <w:bCs/>
-          <w:sz w:val="24"/>
-          <w:szCs w:val="24"/>
-          <w:lang w:eastAsia="it-IT"/>
-        </w:rPr>
-        <w:t xml:space="preserve">14 Candu eis a biri su spreu de su sciàsciu innui no iat a dèpiri èssiri (A chini ligit cumprendat), insaras is chi funt in Giudea chi si fuant a is montis; 15 chini est in sutea no abascit po intrai a ndi pigai cosa de domu sua; 16 chini est in su sartu no torrit agoa a ndi ingòlliri su manteddu. 17 Arguai a is fèminas prìngias e a is chi funt allatendi in cussas diis! 18 Pregai chi totu custu no incapitit in ierru; 19 ca cussas diis ant a èssiri diis de tribbulia comenti mai nd’eus tentu, e mai prus nd’eus a tènniri, de candu Deus at fatu su mundu fintzas a immoi. 20 Si su Sennori no iat incurtzau cussas diis, nemus s’iat a sarvai. Perou po amori de is eletus at incurtzau cussas diis. 21 Tandus, si calincunu bosi at a narai: “Mirai, su Cristu est innoi, mirai su Cristu est innia, no nci cretais; 22 ca si nd’ant a pesai messias e profetas frassus e ant a donai sinnus e spantus po trampai, si at a fàiri, fintzas a is eletus. 23 Bosàterus, duncas, aturai atentus! Deu bosi apu narau totu innantis.</w:t>
+        <w:t xml:space="preserve"> 9 Ma castia·sì a bosàterus etotu!  Bosi ant a intregai a is sinèdrius, s’ant a aciotai in is sinagogas, eis a cumpàrriri ananti a guvernadoris e reis po mori miu, po torrai testimonia ananti de issus. 10 Innantis, perou, tocat chi s’evangèliu siat annuntziau a totu is pòpulus. 11 E candu si nd’ant a leai po bosi intregai, no si pongais pentzamentu po su chi eis a narai, ma narai su chi in s’ora s’at a èssiri donau, cussu eis a narai: ca no seis bosàterus a fueddai, ma su Spìridu Santu. 12  Su fradi at a intregai a su fradi po ddu fàiri bociri e su babbu a su fillu. E e is fillus s’ant a pesai contras a su babbu e sa mama e ddus ant a fàiri bociri. 13 A bosàterus s’ant a tènniri in tìrria totus po mori de su nòmini miu, chini, perou, at a aguantai fintzas a s’acabbu s’at a sarvai. </w:t>
+      </w:r>
+      <w:r>
+        <w:rPr>
+          <w:rFonts w:ascii="Times New Roman" w:eastAsia="Times New Roman" w:hAnsi="Times New Roman" w:cs="Times New Roman"/>
+          <w:sz w:val="24"/>
+          <w:szCs w:val="24"/>
+          <w:lang w:eastAsia="it-IT"/>
+        </w:rPr>
+        <w:br/>
+      </w:r>
+      <w:r>
+        <w:rPr>
+          <w:rFonts w:ascii="Times New Roman" w:eastAsia="Times New Roman" w:hAnsi="Times New Roman" w:cs="Times New Roman"/>
+          <w:b/>
+          <w:bCs/>
+          <w:sz w:val="24"/>
+          <w:szCs w:val="24"/>
+          <w:lang w:eastAsia="it-IT"/>
+        </w:rPr>
+        <w:t xml:space="preserve">14 Candu eis a biri su spreu de su sciàsciu innui no iat a dèpiri èssiri (A chini ligit cumprendat), insaras is chi funt in Giudea chi si fuant a is montis; 15 chini est in sutea no abascit po intrai a ndi pigai cosa de domu sua; 16 chini est in su sartu no torrit agoa a ndi ingòlliri su manteddu. 17 Arguai a is fèminas prìngias e a is chi funt allatendi in cussas diis! 18 Pregai chi totu custu no incapitit in ierru; 19 ca cussas diis ant a èssiri diis de tribbulia cumenti mai nd’eus tentu, e mai prus nd’eus a tènniri, de candu Deus at fatu su mundu fintzas a immoi. 20 Si su Sennori no iat incurtzau cussas diis, nemus s’iat a sarvai. Perou po amori de is eletus at incurtzau cussas diis. 21 Tandus, si calincunu bosi at a narai: «Mirai, su Cristu est innoi, mirai su Cristu est innia, no nci cretais; 22 ca si nd’ant a pesai messias e profetas frassus e ant a donai sinnus e spantus po trampai, si at a fàiri, fintzas a is eletus. 23 Bosàterus, duncas, aturai atentus! Deu bosi apu narau totu innantis.</w:t>
       </w:r>
       <w:r>
         <w:rPr>
@@ -2820,7 +2820,7 @@
           <w:szCs w:val="24"/>
           <w:lang w:eastAsia="it-IT"/>
         </w:rPr>
-        <w:t xml:space="preserve">28 De sa mata de sa figu imparai custa paràbbula: candu su cambu si fait moddi e bogat folla, si ndi sapeis ca s’istadi est acanta; 29 aici etotu bosàterus, candu eis a biri incapitendi custas cosas, sapei·si·ndi ca issu  est acanta, pròpiu in sa genna. 30 In beridadi bosi naru: no at a passai custa generatzioni innantis chi totu custas cosas acuntessant. 31 Su celu e sa terra ant a passai, ma is fueddus mius no ant a passai mai. 32 De cussa dii o de cuss’ora, nemus ndi sciit, ni is àngiulus in is celus e nimancu su Fillu, ma su Babbu sceti.</w:t>
+        <w:t xml:space="preserve">28 De sa mata de sa figu imparai custa paràbula: candu su cambu si fait moddi e bogat folla, si ndi sapeis ca s’istadi est acanta; 29 aici etotu bosàterus, candu eis a biri incapitendi custas cosas, sapei·si·ndi ca issu  est acanta, pròpiu in sa genna. 30 In beridadi bosi naru: no at a passai custa generatzioni innantis chi totu custas cosas acuntessant. 31 Su celu e sa terra ant a passai, ma is fueddus mius no ant a passai mai. 32 De cussa dii o de cuss’ora, nemus ndi sciit, ni is àngiulus in is celus e nimancu su Fillu, ma su Babbu sceti.</w:t>
       </w:r>
       <w:r>
         <w:rPr>
@@ -2903,7 +2903,7 @@
           <w:szCs w:val="24"/>
           <w:lang w:eastAsia="it-IT"/>
         </w:rPr>
-        <w:t xml:space="preserve"> 6  Gesùs, insaras, iat narau: «Lassai·dda stai; poit’est chi dda trumentais?  Est un’òpera bona chi m’at fatu; 7 ca is pòburus ddus portais sempri in fatu e ddis podeis fàiri su beni candu boleis, ma a mei no sempri m’eis a tènniri. 8 Issa at fatu su chi podiat, s’est acudia innantis a m’ùngiri su corpus po s’interru. 9 In beridadi bosi naru ca in ònnia logu innui s’annuntzit s’evangèliu ant a contai fintzas, in memòria sua, su chi issa at fatu».</w:t>
+        <w:t xml:space="preserve"> 6  Gesùs, insaras, iat narau: «Lassai·dda stai; poit’est chi dda trumentais?  Est un’òpera bona chi m’at fatu; 7 ca is pòburus ddus portais sempri in fatu e ddis podeis fàiri su beni candu boleis, ma a mei no sempri m’eis a tènniri. 8 Issa at fatu su chi podiat, s’est acudia innantis a mi ùngiri su corpus po s’interru. 9 In beridadi bosi naru ca in ònnia logu innui s’annuntzit s’evangèliu ant a contai fintzas, in memòria sua, su chi issa at fatu».</w:t>
       </w:r>
       <w:r>
         <w:rPr>
@@ -2943,27 +2943,27 @@
           <w:szCs w:val="24"/>
           <w:lang w:eastAsia="it-IT"/>
         </w:rPr>
-        <w:t xml:space="preserve">12  Sa primu dii de is panis Àzimus, candu si sacrificàt sa Pasca, is discìpulus suus dd’iant narau: «A innui bolis chi andeus a aprontai po chi tui papist sa cena de Pasca?». 13 Insaras iat mandau a duus de is discìpulus e ddis iat narau: «Baxei a sa citadi e bosi at atobiai un’òmini cun una màriga de àcua, sighei·ddu 14 e innui at a intrai narai a su meri de domu: Su Maistu narat: Innui est s’aposentu miu po ddoi pòdiri papai sa cena de Pasca cun is discìpulus mius? 15 Issu s’at a ammostai una sala manna a tapetus, in su pranu de susu, giai pronta e innia aprontais po nosu». 16 Is discìpulus fiant andaus, e intraus a sa citadi, iant agatau totu comenti ddis iat narau e aprontau iant po sa Pasca.</w:t>
-      </w:r>
-      <w:r>
-        <w:rPr>
-          <w:rFonts w:ascii="Times New Roman" w:eastAsia="Times New Roman" w:hAnsi="Times New Roman" w:cs="Times New Roman"/>
-          <w:sz w:val="24"/>
-          <w:szCs w:val="24"/>
-          <w:lang w:eastAsia="it-IT"/>
-        </w:rPr>
-        <w:br/>
-      </w:r>
-      <w:r>
-        <w:rPr>
-          <w:rFonts w:ascii="Times New Roman" w:eastAsia="Times New Roman" w:hAnsi="Times New Roman" w:cs="Times New Roman"/>
-          <w:b/>
-          <w:bCs/>
-          <w:sz w:val="24"/>
-          <w:szCs w:val="24"/>
-          <w:lang w:eastAsia="it-IT"/>
-        </w:rPr>
-        <w:t xml:space="preserve"> 17 Furriendi su merii, Gesùs fiat arribbau impari a is Doxi. 18 E candu fiant in sa mesa, papendi, Gesùs iat narau: «In beridadi bosi naru, unu de bosàterus, unu chi est papendi cun mei, m’at a traìxiri». 19 E totus fiant calaus in tristura e unu in fatu de s’àteru iant atacau a ddi preguntai: «No apu a èssiri deu?». 20 E issu ddis iat narau: «Unu de is Doxi, unu chi est papendi cun mei de sa matessi discua. 21 Su Fillu de s’òmini gei si ndi andat, comenti est scritu de issu, arguai/sciadau de issu perou a chini at a traìxiri su Fillu de s’òmini. Iat  a èssiri mellus po issu chi no fessit mai nàsciu!»</w:t>
+        <w:t xml:space="preserve">12  Sa primu dii de is panis Àzimus, candu si sacrificàt sa Pasca, is discìpulus suus dd’iant narau: «A innui bolis chi andeus a aprontai po chi tui papist sa cena de Pasca?». 13 Insaras iat mandau a duus de is discìpulus e ddis iat narau: «Baxei a sa citadi e bosi at atobiai un’òmini cun una màriga de àcua, sigheide·ddu 14 e innui at a intrai narai a su meri de domu: Su Maistu narat: Innui est s’aposentu miu po ddoi pòdiri papai sa cena de Pasca cun is discìpulus mius? 15 Issu s’at a ammostai una sala manna a tapetus, in su pranu de susu, giai pronta e innia aprontais po nosu». 16 Is discìpulus fiant andaus, e intraus a sa citadi, iant agatau totu cumenti ddis iat narau e aprontau iant po sa Pasca.</w:t>
+      </w:r>
+      <w:r>
+        <w:rPr>
+          <w:rFonts w:ascii="Times New Roman" w:eastAsia="Times New Roman" w:hAnsi="Times New Roman" w:cs="Times New Roman"/>
+          <w:sz w:val="24"/>
+          <w:szCs w:val="24"/>
+          <w:lang w:eastAsia="it-IT"/>
+        </w:rPr>
+        <w:br/>
+      </w:r>
+      <w:r>
+        <w:rPr>
+          <w:rFonts w:ascii="Times New Roman" w:eastAsia="Times New Roman" w:hAnsi="Times New Roman" w:cs="Times New Roman"/>
+          <w:b/>
+          <w:bCs/>
+          <w:sz w:val="24"/>
+          <w:szCs w:val="24"/>
+          <w:lang w:eastAsia="it-IT"/>
+        </w:rPr>
+        <w:t xml:space="preserve"> 17 Furriendi su merii, Gesùs fiat arribbau impari a is Doxi. 18 E candu fiant in sa mesa, papendi, Gesùs iat narau: «In beridadi bosi naru, unu de bosàterus, unu chi est papendi cun mei, m’at a traìxiri». 19 E totus fiant calaus in tristura e unu in fatu de s’àteru iant atacau a ddi preguntai: «No apu a èssiri deu?». 20 E issu ddis iat narau: «Unu de is Doxi, unu chi est papendi cun mei de sa matessi discua. 21 Su Fillu de s’òmini gei si ndi andat, cumenti est scritu de issu, arguai/sciadau de issu perou a chini at a traìxiri su Fillu de s’òmini. Iat  a èssiri mellus po issu chi no fessit mai nàsciu!»</w:t>
       </w:r>
       <w:r>
         <w:rPr>
@@ -3065,27 +3065,27 @@
           <w:szCs w:val="24"/>
           <w:lang w:eastAsia="it-IT"/>
         </w:rPr>
-        <w:t xml:space="preserve">32 Fiant lòmpius potantis a unu possessu narau Getsemani e issu iat narau a is discìpulus suus: «Setzei innoi in s’ora chi seu preghendi». 33 Si nd’iat leau cun segus a Pedru, Giacu e Giuannu e iat cumentzau a ddi pigai timoria e angùstia. 34 Gesùs ddis narat: «S’ànima mia est trista a ndi mòrriri.  Abarrai innoi e billai».35  A pustis, si fiat transiu unu pagu, si nci fiat ghetau a terra preghendi chi cuss’ora mala, si fiat possìbbili, si nci fessit stesiada de issu. 36 E naràt: «Abbà, Babbu!  Tui chi totu podis, stesia·nci de mei custu càlixi!  Perou chi siat comenti bolis tui no comenti bollu deu». 37 E torrau, ddus iat agataus dromius e iat narau a Pedru: «Simoni, dromiu ses? Mancu un’ora ses stètiu bonu/arrennèsciu a billai? 38 Billai e pregai po no arrùiri in tentatzioni ca su spìridu est prontu ma sa carri est dèbbili». 39 E torrendi·si·nci a stesiai, pregàt narendi is pròpius fueddus. 40 Torrau agoa un’àtera borta ddus iat agataus dromius, ca is ogus insoru si fiant fatus grais, e no sciant e ita dd’arrespùndiri.</w:t>
-      </w:r>
-      <w:r>
-        <w:rPr>
-          <w:rFonts w:ascii="Times New Roman" w:eastAsia="Times New Roman" w:hAnsi="Times New Roman" w:cs="Times New Roman"/>
-          <w:sz w:val="24"/>
-          <w:szCs w:val="24"/>
-          <w:lang w:eastAsia="it-IT"/>
-        </w:rPr>
-        <w:br/>
-      </w:r>
-      <w:r>
-        <w:rPr>
-          <w:rFonts w:ascii="Times New Roman" w:eastAsia="Times New Roman" w:hAnsi="Times New Roman" w:cs="Times New Roman"/>
-          <w:b/>
-          <w:bCs/>
-          <w:sz w:val="24"/>
-          <w:szCs w:val="24"/>
-          <w:lang w:eastAsia="it-IT"/>
-        </w:rPr>
-        <w:t xml:space="preserve"> 41 E benit sa de tres bortas e ddis narat: «Dromei e pasiai! Bastat, ca s’ora est arribada: ecu, su Fillu de s’òmini funt intreghendi·ddu in manus a·is pecadoris. 42 Pesai e andeus! 
+        <w:t xml:space="preserve">32 Fiant lòmpius potantis a unu possessu narau Getsemani e issu iat narau a is discìpulus suus: «Setzei innoi in s’ora chi seu preghendi». 33 Si nd’iat leau cun segus a Pedru, Giacu e Giuannu e iat cumentzau a ddi pigai timoria e angùstia. 34 Gesùs ddis narat: «S’ànima mia est trista a ndi mòrriri.  Abarrai innoi e billai».35  A pustis, si fiat transiu unu pagu, si nci fiat ghetau a terra preghendi chi cuss’ora mala, si fiat possìbbili, si nci fessit stesiada de issu. 36 E naràt: «Abbà, Babbu!  Tui chi totu podis, stesia·nci de mei custu càlixi!  Perou chi siat cumenti bolis tui no cumenti bollu deu». 37 E torrau, ddus iat agataus dromius e iat narau a Pedru: «Simoni, dromiu ses? Mancu un’ora ses stètiu bonu/arrennèsciu a billai? 38 Billai e pregai po no arrùiri in tentatzioni ca su spìridu est prontu ma sa carri est dèbbili». 39 E torrendi·si·nci a stesiai, pregàt narendi is pròpius fueddus. 40 Torrau agoa un’àtera borta ddus iat agataus dromius, ca is ogus insoru si fiant fatus grais, e no sciant e ita dd’arrespùndiri.</w:t>
+      </w:r>
+      <w:r>
+        <w:rPr>
+          <w:rFonts w:ascii="Times New Roman" w:eastAsia="Times New Roman" w:hAnsi="Times New Roman" w:cs="Times New Roman"/>
+          <w:sz w:val="24"/>
+          <w:szCs w:val="24"/>
+          <w:lang w:eastAsia="it-IT"/>
+        </w:rPr>
+        <w:br/>
+      </w:r>
+      <w:r>
+        <w:rPr>
+          <w:rFonts w:ascii="Times New Roman" w:eastAsia="Times New Roman" w:hAnsi="Times New Roman" w:cs="Times New Roman"/>
+          <w:b/>
+          <w:bCs/>
+          <w:sz w:val="24"/>
+          <w:szCs w:val="24"/>
+          <w:lang w:eastAsia="it-IT"/>
+        </w:rPr>
+        <w:t xml:space="preserve"> 41 E benit sa de tres bortas e ddis narat: «Dromei e pasiai! Bastat, ca s’ora est arribada: ecu, su Fillu de s’òmini funt intreghendide·ddu in manus a·is pecadoris. 42 Pesai e andeus! 
  Mi’, su traitori est acanta». </w:t>
       </w:r>
       <w:r>
@@ -3107,7 +3107,7 @@
           <w:lang w:eastAsia="it-IT"/>
         </w:rPr>
         <w:t xml:space="preserve">43 E luegus, in s’interis chi fiat chistionendi, fiat arribbau Giudas, unu de is Doxi, e cun issu una truma de genti, a spadas e a matzocas, mandada de is Sacerdotus majoris, de is scribas e de is mannus. 44 Su traitori ddis iat donau custu sinnu: «Su chi apu a basai est issu, dd’arrestais e ndi ddu pigais beni tentu». 45 Insaras si fiat acostiau a Gesùs narendi: «Rabbì» e dd’iat basau. 46 E issus dd’iant aferrau e tentu. 47 Unu de is chi ddoi fiant, nd’iat bogau sa spada e cun unu corpu  ndi iat segau s’origa a su serbidori de su Sacerdotu majori. 
-48 E Gesùs ddis iat narau: «Seis bènnius a mi ndi pigai a spadas e a matzucus comenti chi/mancu fessi unu bandidu. 49 Ònnia dii fia in mesu de bosàterus donendi imparu in su tèmpiu e no m’eis tentu.  Chi si cumprant duncas is Scrituras!».
+48 E Gesùs ddis iat narau: «Seis bènnius a mi ndi pigai a spadas e a matzucus cumenti chi/mancu fessi unu bandidu. 49 Ònnia dii fia in mesu de bosàterus donendi imparu in su tèmpiu e no m’eis tentu.  Chi si cumprant duncas is Scrituras!».
 </w:t>
       </w:r>
       <w:r>
@@ -3203,7 +3203,7 @@
           <w:szCs w:val="24"/>
           <w:lang w:eastAsia="it-IT"/>
         </w:rPr>
-        <w:t xml:space="preserve">63 Insaras su sacerdotu majori, scorriendi·sì su bistiri iat narau: « E ita bisòngiu teneus de àterus testimòngius? 64 Intèndiu dd’eis su frastimu e ita si ndi parit?».  Totus iant sententziau ca minesciat a ddu cundennai a morti.
+        <w:t xml:space="preserve">63 Insaras su sacerdotu majori, scorriendi·sì su bestiri iat narau: « E ita bisòngiu teneus de àterus testimòngius? 64 Intèndiu dd’eis su frastimu e ita si ndi parit?».  Totus iant sententziau ca minesciat a ddu cundennai a morti.
 </w:t>
       </w:r>
       <w:r>
@@ -3224,27 +3224,27 @@
           <w:szCs w:val="24"/>
           <w:lang w:eastAsia="it-IT"/>
         </w:rPr>
-        <w:t xml:space="preserve"> 65 Insaras unus cantu si fiant postus a ddu spudai, a ddi cuai sa cara/faci, a ddu pigai a ddu scùdiri e a ddi narai: «Profetiza immoi!». Is serbidoris/guàrdias potantis megànt de ddu pigai a bussinadas.</w:t>
-      </w:r>
-      <w:r>
-        <w:rPr>
-          <w:rFonts w:ascii="Times New Roman" w:eastAsia="Times New Roman" w:hAnsi="Times New Roman" w:cs="Times New Roman"/>
-          <w:sz w:val="24"/>
-          <w:szCs w:val="24"/>
-          <w:lang w:eastAsia="it-IT"/>
-        </w:rPr>
-        <w:br/>
-      </w:r>
-      <w:r>
-        <w:rPr>
-          <w:rFonts w:ascii="Times New Roman" w:eastAsia="Times New Roman" w:hAnsi="Times New Roman" w:cs="Times New Roman"/>
-          <w:b/>
-          <w:bCs/>
-          <w:sz w:val="24"/>
-          <w:szCs w:val="24"/>
-          <w:lang w:eastAsia="it-IT"/>
-        </w:rPr>
-        <w:t xml:space="preserve"> 66 E sendi Pedru in giossu, in sa corti, fiat bènnia una serbidora de su sacerdotu majori 67 e, biendi a Pedru, chi fiat acanta de su fogu, dd’iat castiau firma e dd’iat narau: «Tui puru fias cun su Nazarenu, cun Gesùs». 68 Ma issu si fiat negau: «No ddu sciu e no cumprendu su chi ses narendi».  Nci fiat essiu, duncas, a foras de sa corti e unu caboni iat cantau. 69 E sa serbidora chi dd’iat bistu, iat torrau a narai a is chi ddoi fiant: «Custu est unu de cuddus». 70 Ma issu si fiat torrau a negai. Pagu a pustis is chi ddoi fiant iant torrau a narai a Pedru: «Tui ses diaderus unu de cuddus poita ca ses galileu». 71 Ma Issu iat cumentzau a maleixiri e a giurai: «No ddu connòsciu a s’òmini chi seis narendi». 72 E in deretura su caboni iat cantau sa de duas bortas. E Pedru si ndi fiat arregordau de su fueddu comenti dd’iat narau: «Antis de cantai duas bortas su caboni, tres bortas tui m’as disconnòsciri». 
+        <w:t xml:space="preserve"> 65 Insaras unus cantu si fiant postus a ddu spudai, a ddi cuai sa cara/faci, a ddu pigai, a ddu scùdiri e a ddi narai: «Profetiza immoi!». Is serbidoris/guàrdias potantis megànt de ddu pigai a bussinadas.</w:t>
+      </w:r>
+      <w:r>
+        <w:rPr>
+          <w:rFonts w:ascii="Times New Roman" w:eastAsia="Times New Roman" w:hAnsi="Times New Roman" w:cs="Times New Roman"/>
+          <w:sz w:val="24"/>
+          <w:szCs w:val="24"/>
+          <w:lang w:eastAsia="it-IT"/>
+        </w:rPr>
+        <w:br/>
+      </w:r>
+      <w:r>
+        <w:rPr>
+          <w:rFonts w:ascii="Times New Roman" w:eastAsia="Times New Roman" w:hAnsi="Times New Roman" w:cs="Times New Roman"/>
+          <w:b/>
+          <w:bCs/>
+          <w:sz w:val="24"/>
+          <w:szCs w:val="24"/>
+          <w:lang w:eastAsia="it-IT"/>
+        </w:rPr>
+        <w:t xml:space="preserve"> 66 E sendi Pedru in giossu, in sa corti, fiat bènnia una serbidora de su sacerdotu majori 67 e, biendi a Pedru, chi fiat acanta de su fogu, dd’iat castiau firma e dd’iat narau: «Tui puru fias cun su Nazarenu, cun Gesùs». 68 Ma issu si fiat negau: «No ddu sciu e no cumprendu su chi ses narendi».  Nci fiat essiu, duncas, a foras de sa corti e unu caboni iat cantau. 69 E sa serbidora chi dd’iat bistu, iat torrau a narai a is chi ddoi fiant: «Custu est unu de cuddus». 70 Ma issu si fiat torrau a negai. Pagu a pustis is chi ddoi fiant iant torrau a narai a Pedru: «Tui ses diaderus unu de cuddus poita ca ses galileu». 71 Ma Issu iat cumentzau a maleixiri e a giurai: «No ddu connòsciu a s’òmini chi seis narendi». 72 E in deretura su caboni iat cantau sa de duas bortas. E Pedru si ndi fiat arregordau de su fueddu cumenti dd’iat narau: «Antis de cantai duas bortas su caboni, tres bortas tui m’as disconnòsciri». 
  E iat atacau a pràngiri. </w:t>
       </w:r>
     </w:p>
@@ -3377,7 +3377,7 @@
           <w:szCs w:val="24"/>
           <w:lang w:eastAsia="it-IT"/>
         </w:rPr>
-        <w:t xml:space="preserve">24 A pustis dd’iant incravau a sa gruxi e s’iant pratziu is bistiris suus, tirendi a sorti su chi tocàt a dònniunu. 25 Fiant is noi oras de a mengianu candu nci dd’iant incravau a sa gruxi. 26 E in s’arrexoni de sa cundenna ddoi fiat scritu: Su rei de is Giudeus. 27 Impari a issu iant incravau fintzas a duus furonis, unu a manu dereta e unu a manu manca.
+        <w:t xml:space="preserve">24 A pustis dd’iant incravau a sa gruxi e s’iant pratziu is bestiris suus, tirendi a sorti su chi tocàt a dònniunu. 25 Fiant is noi oras de a mengianu candu nci dd’iant incravau a sa gruxi. 26 E in s’arrexoni de sa cundenna ddoi fiat scritu: Su rei de is Giudeus. 27 Impari a issu iant incravau fintzas a duus furonis, unu a manu dereta e unu a manu manca.
  28  29 E is chi passànt acanta ddu ingiuriànt e acinnendi cun sa conca narànt: «Oh, tui chi anca ndi sciuscias su tèmpiu e ndi ddu torras a pesai in tres diis,  30 sarva a tui etotu calendi-ndi de sa gruxi!». 31 Aici etotu is sacerdotus majoris e is scribas, si ndi befànt de issu narendi: «Anca at sarvau a àtiri e no podit sarvai a issu etotu! 32 Su Cristu, su rei de Israeli, chi nd’abascit immoi de sa gruxi, aici eus a biri e eus a crèiri». E fintzas is chi iant incravau impari a issu ddu ingiuriànt.</w:t>
       </w:r>
       <w:r>
@@ -3439,7 +3439,7 @@
           <w:szCs w:val="24"/>
           <w:lang w:eastAsia="it-IT"/>
         </w:rPr>
-        <w:t xml:space="preserve">39 Tandus su centurioni chi fiat ananti de issu, biendi comenti si fiat mortu, iat narau: « Fillu de Deus diaderus fiat cust’òmini!».</w:t>
+        <w:t xml:space="preserve">39 Tandus su centurioni chi fiat ananti de issu, biendi cumenti si fiat mortu, iat narau: « Fillu de Deus diaderus fiat cust’òmini!».</w:t>
       </w:r>
       <w:r>
         <w:rPr>
@@ -3503,7 +3503,7 @@
           <w:szCs w:val="24"/>
           <w:lang w:eastAsia="it-IT"/>
         </w:rPr>
-        <w:t xml:space="preserve">Passau su sàbudu, Maria de Màgdala, Maria de Giacu e Salomè iant comporau ollu nuscosu/aromàticu po andai a ùngiri su corpus de Gesùs. 2  E a chitzi, sa primu/a primu dii de sa cida, comenti fiat obrescendi fiant andadas a sa tumba. 3 E si narànt s’una cun s’àtera: «Chini si nd’at a transiri sa perda de ananti de s’intrada a sa tumba?». 4 Ma, castiendi, iant bistu ca sa perda nci dd’iant giai transia, mancai fessat manna meda. 5 E intrendi a sa tumba, iant bistu unu piciocu, sètziu a manu dereta, cun unu bistiri biancu, e si fiant spramadas. 6 Ma issu ddis iat narau: «No timais! Seis circhendi a Gesùs su Nazarenu, su chi fiat in sa gruxi.   Est arresuscitau, no est innoi.  Alloddu su logu innui dd’iant postu.7 Immoi baxei, narai a is discìpulus suus e a Pedru ca issu andat a innanti de bosàterus a Galilea. Innia dd’eis a biri, comenti at narau». 8 E issas, essias si fiant fuias de sa tumba, ca fiant spantadas e atzicadas  E no iant narau nudda a nemus ca fiant timendi.
+        <w:t xml:space="preserve">Passau su sàbudu, Maria de Màgdala, Maria de Giacu e Salomè iant comporau ollu nuscosu/aromàticu po andai a ùngiri su corpus de Gesùs. 2  E a chitzi, sa primu/a primu dii de sa cida, cumenti fiat obrescendi fiant andadas a sa tumba. 3 E si narànt s’una cun s’àtera: «Chini si nd’at a transiri sa perda de ananti de s’intrada a sa tumba?». 4 Ma, castiendi, iant bistu ca sa perda nci dd’iant giai transia, mancai fessat manna meda. 5 E intrendi a sa tumba, iant bistu unu piciocu, sètziu a manu dereta, cun unu bestiri biancu, e si fiant spramadas. 6 Ma issu ddis iat narau: «No timais! Seis circhendi a Gesùs su Nazarenu, su chi fiat in sa gruxi.   Est arresuscitau, no est innoi.  Alloddu su logu innui dd’iant postu.7 Immoi baxei, narai a is discìpulus suus e a Pedru ca issu andat a innanti de bosàterus a Galilea. Innia dd’eis a biri, cumenti at narau». 8 E issas, essias si fiant fuias de sa tumba, ca fiant spantadas e atzicadas  E no iant narau nudda a nemus ca fiant timendi.
 </w:t>
       </w:r>
       <w:r>
@@ -3584,7 +3584,7 @@
           <w:szCs w:val="24"/>
           <w:lang w:eastAsia="it-IT"/>
         </w:rPr>
-        <w:t xml:space="preserve"> Gesùs ddis iat narau: «Baxei peri totu su mundu e predicai s’evangèliu a ònnia criadura. 16 Chini at a crèiri e s’at a fàiri batiai at a èssiri sarvu, ma chini no at a crèiri at a èssiri cundennau. 17 E ant a èssiri custus is sinnus chi ant a acumpangiai a is chi ant a crèiri: in nòmini miu nci ant a bogai is dimònius, ant a fueddai lìnguas noas/chi no connoscint, 18 ant a aciapai colorus cun is manus e  mancai bufint ferenu, no ddis at a fàiri perunu dannu, ant a pònniri is manus insoru asuba de is malàdius e ddus ant a sanai».</w:t>
+        <w:t xml:space="preserve"> Gesùs ddis iat narau: «Baxei peri totu su mundu e predicai s’evangèliu a ònnia criadura. 16 Chini at a crèiri e s’at a fàiri batiai at a èssiri sarvu, ma chini no at a crèiri at a èssiri cundennau. 17 E ant a èssiri custus is sinnus chi ant a acumpangiai a is chi ant a crèiri: in nòmini miu nci ant a bogai is dimònius, ant a fueddai lìnguas noas, 18 ant a aciapai colorus cun is manus e  mancai bufint ferenu, no ddis at a fàiri perunu dannu, ant a pònniri is manus insoru asuba de is malàdius e ddus ant a sanai».</w:t>
       </w:r>
       <w:r>
         <w:rPr>
